--- a/docs/V-Model process - Android.docx
+++ b/docs/V-Model process - Android.docx
@@ -19,12 +19,6 @@
         <w:pStyle w:val="Heading1"/>
         <w:jc w:val="center"/>
       </w:pPr>
-    </w:p>
-    <w:p>
-      <w:pPr>
-        <w:pStyle w:val="Heading1"/>
-        <w:jc w:val="center"/>
-      </w:pPr>
       <w:r>
         <w:t>Design and Implementation of a Secure Phone-as-Car-Key Platform for Car Rental Services</w:t>
       </w:r>
@@ -32,21 +26,1086 @@
     <w:p>
       <w:pPr>
         <w:pStyle w:val="Heading2"/>
-        <w:jc w:val="center"/>
       </w:pPr>
+      <w:bookmarkStart w:id="0" w:name="_Toc225163844"/>
       <w:r>
         <w:t>V-Model Design and Implementation Process - Android</w:t>
       </w:r>
+      <w:bookmarkEnd w:id="0"/>
     </w:p>
     <w:p>
       <w:pPr>
         <w:pStyle w:val="Heading3"/>
-        <w:jc w:val="center"/>
       </w:pPr>
+      <w:bookmarkStart w:id="1" w:name="_Toc225163845"/>
       <w:r>
         <w:t>Shane Power – 20102592</w:t>
       </w:r>
+      <w:bookmarkEnd w:id="1"/>
     </w:p>
+    <w:p>
+      <w:r>
+        <w:br w:type="page"/>
+      </w:r>
+    </w:p>
+    <w:sdt>
+      <w:sdtPr>
+        <w:id w:val="331888114"/>
+        <w:docPartObj>
+          <w:docPartGallery w:val="Table of Contents"/>
+          <w:docPartUnique/>
+        </w:docPartObj>
+      </w:sdtPr>
+      <w:sdtEndPr>
+        <w:rPr>
+          <w:rFonts w:asciiTheme="minorHAnsi" w:eastAsiaTheme="minorEastAsia" w:hAnsiTheme="minorHAnsi" w:cstheme="minorBidi"/>
+          <w:b/>
+          <w:bCs/>
+          <w:noProof/>
+          <w:color w:val="auto"/>
+          <w:sz w:val="20"/>
+          <w:szCs w:val="20"/>
+        </w:rPr>
+      </w:sdtEndPr>
+      <w:sdtContent>
+        <w:p>
+          <w:pPr>
+            <w:pStyle w:val="TOCHeading"/>
+          </w:pPr>
+          <w:r>
+            <w:t>Contents</w:t>
+          </w:r>
+        </w:p>
+        <w:p>
+          <w:pPr>
+            <w:pStyle w:val="TOC1"/>
+            <w:tabs>
+              <w:tab w:val="right" w:leader="dot" w:pos="9016"/>
+            </w:tabs>
+            <w:rPr>
+              <w:noProof/>
+              <w:kern w:val="2"/>
+              <w:sz w:val="24"/>
+              <w:szCs w:val="24"/>
+              <w:lang w:eastAsia="en-IE"/>
+              <w14:ligatures w14:val="standardContextual"/>
+            </w:rPr>
+          </w:pPr>
+          <w:r>
+            <w:fldChar w:fldCharType="begin"/>
+          </w:r>
+          <w:r>
+            <w:instrText xml:space="preserve"> TOC \o "1-3" \h \z \u </w:instrText>
+          </w:r>
+          <w:r>
+            <w:fldChar w:fldCharType="separate"/>
+          </w:r>
+          <w:hyperlink w:anchor="_Toc225163843" w:history="1">
+            <w:r>
+              <w:rPr>
+                <w:rStyle w:val="Hyperlink"/>
+                <w:noProof/>
+              </w:rPr>
+              <w:t>Design and Implementation of a Secure Phone-as-Car-Key Platform for Car Rental Services</w:t>
+            </w:r>
+            <w:r>
+              <w:rPr>
+                <w:noProof/>
+                <w:webHidden/>
+              </w:rPr>
+              <w:tab/>
+            </w:r>
+            <w:r>
+              <w:rPr>
+                <w:noProof/>
+                <w:webHidden/>
+              </w:rPr>
+              <w:fldChar w:fldCharType="begin"/>
+            </w:r>
+            <w:r>
+              <w:rPr>
+                <w:noProof/>
+                <w:webHidden/>
+              </w:rPr>
+              <w:instrText xml:space="preserve"> PAGEREF _Toc225163843 \h </w:instrText>
+            </w:r>
+            <w:r>
+              <w:rPr>
+                <w:noProof/>
+                <w:webHidden/>
+              </w:rPr>
+            </w:r>
+            <w:r>
+              <w:rPr>
+                <w:noProof/>
+                <w:webHidden/>
+              </w:rPr>
+              <w:fldChar w:fldCharType="separate"/>
+            </w:r>
+            <w:r>
+              <w:rPr>
+                <w:noProof/>
+                <w:webHidden/>
+              </w:rPr>
+              <w:t>1</w:t>
+            </w:r>
+            <w:r>
+              <w:rPr>
+                <w:noProof/>
+                <w:webHidden/>
+              </w:rPr>
+              <w:fldChar w:fldCharType="end"/>
+            </w:r>
+          </w:hyperlink>
+        </w:p>
+        <w:p>
+          <w:pPr>
+            <w:pStyle w:val="TOC2"/>
+            <w:tabs>
+              <w:tab w:val="right" w:leader="dot" w:pos="9016"/>
+            </w:tabs>
+            <w:rPr>
+              <w:noProof/>
+              <w:kern w:val="2"/>
+              <w:sz w:val="24"/>
+              <w:szCs w:val="24"/>
+              <w:lang w:eastAsia="en-IE"/>
+              <w14:ligatures w14:val="standardContextual"/>
+            </w:rPr>
+          </w:pPr>
+          <w:hyperlink w:anchor="_Toc225163844" w:history="1">
+            <w:r>
+              <w:rPr>
+                <w:rStyle w:val="Hyperlink"/>
+                <w:noProof/>
+              </w:rPr>
+              <w:t>V-Model Design and Implementation Process - Android</w:t>
+            </w:r>
+            <w:r>
+              <w:rPr>
+                <w:noProof/>
+                <w:webHidden/>
+              </w:rPr>
+              <w:tab/>
+            </w:r>
+            <w:r>
+              <w:rPr>
+                <w:noProof/>
+                <w:webHidden/>
+              </w:rPr>
+              <w:fldChar w:fldCharType="begin"/>
+            </w:r>
+            <w:r>
+              <w:rPr>
+                <w:noProof/>
+                <w:webHidden/>
+              </w:rPr>
+              <w:instrText xml:space="preserve"> PAGEREF _Toc225163844 \h </w:instrText>
+            </w:r>
+            <w:r>
+              <w:rPr>
+                <w:noProof/>
+                <w:webHidden/>
+              </w:rPr>
+            </w:r>
+            <w:r>
+              <w:rPr>
+                <w:noProof/>
+                <w:webHidden/>
+              </w:rPr>
+              <w:fldChar w:fldCharType="separate"/>
+            </w:r>
+            <w:r>
+              <w:rPr>
+                <w:noProof/>
+                <w:webHidden/>
+              </w:rPr>
+              <w:t>1</w:t>
+            </w:r>
+            <w:r>
+              <w:rPr>
+                <w:noProof/>
+                <w:webHidden/>
+              </w:rPr>
+              <w:fldChar w:fldCharType="end"/>
+            </w:r>
+          </w:hyperlink>
+        </w:p>
+        <w:p>
+          <w:pPr>
+            <w:pStyle w:val="TOC3"/>
+            <w:tabs>
+              <w:tab w:val="right" w:leader="dot" w:pos="9016"/>
+            </w:tabs>
+            <w:rPr>
+              <w:noProof/>
+              <w:kern w:val="2"/>
+              <w:sz w:val="24"/>
+              <w:szCs w:val="24"/>
+              <w:lang w:eastAsia="en-IE"/>
+              <w14:ligatures w14:val="standardContextual"/>
+            </w:rPr>
+          </w:pPr>
+          <w:hyperlink w:anchor="_Toc225163845" w:history="1">
+            <w:r>
+              <w:rPr>
+                <w:rStyle w:val="Hyperlink"/>
+                <w:noProof/>
+              </w:rPr>
+              <w:t>Shane Power – 20102592</w:t>
+            </w:r>
+            <w:r>
+              <w:rPr>
+                <w:noProof/>
+                <w:webHidden/>
+              </w:rPr>
+              <w:tab/>
+            </w:r>
+            <w:r>
+              <w:rPr>
+                <w:noProof/>
+                <w:webHidden/>
+              </w:rPr>
+              <w:fldChar w:fldCharType="begin"/>
+            </w:r>
+            <w:r>
+              <w:rPr>
+                <w:noProof/>
+                <w:webHidden/>
+              </w:rPr>
+              <w:instrText xml:space="preserve"> PAGEREF _Toc225163845 \h </w:instrText>
+            </w:r>
+            <w:r>
+              <w:rPr>
+                <w:noProof/>
+                <w:webHidden/>
+              </w:rPr>
+            </w:r>
+            <w:r>
+              <w:rPr>
+                <w:noProof/>
+                <w:webHidden/>
+              </w:rPr>
+              <w:fldChar w:fldCharType="separate"/>
+            </w:r>
+            <w:r>
+              <w:rPr>
+                <w:noProof/>
+                <w:webHidden/>
+              </w:rPr>
+              <w:t>1</w:t>
+            </w:r>
+            <w:r>
+              <w:rPr>
+                <w:noProof/>
+                <w:webHidden/>
+              </w:rPr>
+              <w:fldChar w:fldCharType="end"/>
+            </w:r>
+          </w:hyperlink>
+        </w:p>
+        <w:p>
+          <w:pPr>
+            <w:pStyle w:val="TOC2"/>
+            <w:tabs>
+              <w:tab w:val="right" w:leader="dot" w:pos="9016"/>
+            </w:tabs>
+            <w:rPr>
+              <w:noProof/>
+              <w:kern w:val="2"/>
+              <w:sz w:val="24"/>
+              <w:szCs w:val="24"/>
+              <w:lang w:eastAsia="en-IE"/>
+              <w14:ligatures w14:val="standardContextual"/>
+            </w:rPr>
+          </w:pPr>
+          <w:hyperlink w:anchor="_Toc225163846" w:history="1">
+            <w:r>
+              <w:rPr>
+                <w:rStyle w:val="Hyperlink"/>
+                <w:noProof/>
+              </w:rPr>
+              <w:t>Introduction</w:t>
+            </w:r>
+            <w:r>
+              <w:rPr>
+                <w:noProof/>
+                <w:webHidden/>
+              </w:rPr>
+              <w:tab/>
+            </w:r>
+            <w:r>
+              <w:rPr>
+                <w:noProof/>
+                <w:webHidden/>
+              </w:rPr>
+              <w:fldChar w:fldCharType="begin"/>
+            </w:r>
+            <w:r>
+              <w:rPr>
+                <w:noProof/>
+                <w:webHidden/>
+              </w:rPr>
+              <w:instrText xml:space="preserve"> PAGEREF _Toc225163846 \h </w:instrText>
+            </w:r>
+            <w:r>
+              <w:rPr>
+                <w:noProof/>
+                <w:webHidden/>
+              </w:rPr>
+            </w:r>
+            <w:r>
+              <w:rPr>
+                <w:noProof/>
+                <w:webHidden/>
+              </w:rPr>
+              <w:fldChar w:fldCharType="separate"/>
+            </w:r>
+            <w:r>
+              <w:rPr>
+                <w:noProof/>
+                <w:webHidden/>
+              </w:rPr>
+              <w:t>3</w:t>
+            </w:r>
+            <w:r>
+              <w:rPr>
+                <w:noProof/>
+                <w:webHidden/>
+              </w:rPr>
+              <w:fldChar w:fldCharType="end"/>
+            </w:r>
+          </w:hyperlink>
+        </w:p>
+        <w:p>
+          <w:pPr>
+            <w:pStyle w:val="TOC2"/>
+            <w:tabs>
+              <w:tab w:val="right" w:leader="dot" w:pos="9016"/>
+            </w:tabs>
+            <w:rPr>
+              <w:noProof/>
+              <w:kern w:val="2"/>
+              <w:sz w:val="24"/>
+              <w:szCs w:val="24"/>
+              <w:lang w:eastAsia="en-IE"/>
+              <w14:ligatures w14:val="standardContextual"/>
+            </w:rPr>
+          </w:pPr>
+          <w:hyperlink w:anchor="_Toc225163847" w:history="1">
+            <w:r>
+              <w:rPr>
+                <w:rStyle w:val="Hyperlink"/>
+                <w:noProof/>
+              </w:rPr>
+              <w:t>V-Model overview</w:t>
+            </w:r>
+            <w:r>
+              <w:rPr>
+                <w:noProof/>
+                <w:webHidden/>
+              </w:rPr>
+              <w:tab/>
+            </w:r>
+            <w:r>
+              <w:rPr>
+                <w:noProof/>
+                <w:webHidden/>
+              </w:rPr>
+              <w:fldChar w:fldCharType="begin"/>
+            </w:r>
+            <w:r>
+              <w:rPr>
+                <w:noProof/>
+                <w:webHidden/>
+              </w:rPr>
+              <w:instrText xml:space="preserve"> PAGEREF _Toc225163847 \h </w:instrText>
+            </w:r>
+            <w:r>
+              <w:rPr>
+                <w:noProof/>
+                <w:webHidden/>
+              </w:rPr>
+            </w:r>
+            <w:r>
+              <w:rPr>
+                <w:noProof/>
+                <w:webHidden/>
+              </w:rPr>
+              <w:fldChar w:fldCharType="separate"/>
+            </w:r>
+            <w:r>
+              <w:rPr>
+                <w:noProof/>
+                <w:webHidden/>
+              </w:rPr>
+              <w:t>3</w:t>
+            </w:r>
+            <w:r>
+              <w:rPr>
+                <w:noProof/>
+                <w:webHidden/>
+              </w:rPr>
+              <w:fldChar w:fldCharType="end"/>
+            </w:r>
+          </w:hyperlink>
+        </w:p>
+        <w:p>
+          <w:pPr>
+            <w:pStyle w:val="TOC2"/>
+            <w:tabs>
+              <w:tab w:val="left" w:pos="720"/>
+              <w:tab w:val="right" w:leader="dot" w:pos="9016"/>
+            </w:tabs>
+            <w:rPr>
+              <w:noProof/>
+              <w:kern w:val="2"/>
+              <w:sz w:val="24"/>
+              <w:szCs w:val="24"/>
+              <w:lang w:eastAsia="en-IE"/>
+              <w14:ligatures w14:val="standardContextual"/>
+            </w:rPr>
+          </w:pPr>
+          <w:hyperlink w:anchor="_Toc225163848" w:history="1">
+            <w:r>
+              <w:rPr>
+                <w:rStyle w:val="Hyperlink"/>
+                <w:noProof/>
+              </w:rPr>
+              <w:t>1.</w:t>
+            </w:r>
+            <w:r>
+              <w:rPr>
+                <w:noProof/>
+                <w:kern w:val="2"/>
+                <w:sz w:val="24"/>
+                <w:szCs w:val="24"/>
+                <w:lang w:eastAsia="en-IE"/>
+                <w14:ligatures w14:val="standardContextual"/>
+              </w:rPr>
+              <w:tab/>
+            </w:r>
+            <w:r>
+              <w:rPr>
+                <w:rStyle w:val="Hyperlink"/>
+                <w:noProof/>
+              </w:rPr>
+              <w:t>Phase 1: Requirements Analysis</w:t>
+            </w:r>
+            <w:r>
+              <w:rPr>
+                <w:noProof/>
+                <w:webHidden/>
+              </w:rPr>
+              <w:tab/>
+            </w:r>
+            <w:r>
+              <w:rPr>
+                <w:noProof/>
+                <w:webHidden/>
+              </w:rPr>
+              <w:fldChar w:fldCharType="begin"/>
+            </w:r>
+            <w:r>
+              <w:rPr>
+                <w:noProof/>
+                <w:webHidden/>
+              </w:rPr>
+              <w:instrText xml:space="preserve"> PAGEREF _Toc225163848 \h </w:instrText>
+            </w:r>
+            <w:r>
+              <w:rPr>
+                <w:noProof/>
+                <w:webHidden/>
+              </w:rPr>
+            </w:r>
+            <w:r>
+              <w:rPr>
+                <w:noProof/>
+                <w:webHidden/>
+              </w:rPr>
+              <w:fldChar w:fldCharType="separate"/>
+            </w:r>
+            <w:r>
+              <w:rPr>
+                <w:noProof/>
+                <w:webHidden/>
+              </w:rPr>
+              <w:t>4</w:t>
+            </w:r>
+            <w:r>
+              <w:rPr>
+                <w:noProof/>
+                <w:webHidden/>
+              </w:rPr>
+              <w:fldChar w:fldCharType="end"/>
+            </w:r>
+          </w:hyperlink>
+        </w:p>
+        <w:p>
+          <w:pPr>
+            <w:pStyle w:val="TOC3"/>
+            <w:tabs>
+              <w:tab w:val="left" w:pos="1200"/>
+              <w:tab w:val="right" w:leader="dot" w:pos="9016"/>
+            </w:tabs>
+            <w:rPr>
+              <w:noProof/>
+              <w:kern w:val="2"/>
+              <w:sz w:val="24"/>
+              <w:szCs w:val="24"/>
+              <w:lang w:eastAsia="en-IE"/>
+              <w14:ligatures w14:val="standardContextual"/>
+            </w:rPr>
+          </w:pPr>
+          <w:hyperlink w:anchor="_Toc225163849" w:history="1">
+            <w:r>
+              <w:rPr>
+                <w:rStyle w:val="Hyperlink"/>
+                <w:noProof/>
+              </w:rPr>
+              <w:t>1.1</w:t>
+            </w:r>
+            <w:r>
+              <w:rPr>
+                <w:noProof/>
+                <w:kern w:val="2"/>
+                <w:sz w:val="24"/>
+                <w:szCs w:val="24"/>
+                <w:lang w:eastAsia="en-IE"/>
+                <w14:ligatures w14:val="standardContextual"/>
+              </w:rPr>
+              <w:tab/>
+            </w:r>
+            <w:r>
+              <w:rPr>
+                <w:rStyle w:val="Hyperlink"/>
+                <w:noProof/>
+              </w:rPr>
+              <w:t>Functional Requirements</w:t>
+            </w:r>
+            <w:r>
+              <w:rPr>
+                <w:noProof/>
+                <w:webHidden/>
+              </w:rPr>
+              <w:tab/>
+            </w:r>
+            <w:r>
+              <w:rPr>
+                <w:noProof/>
+                <w:webHidden/>
+              </w:rPr>
+              <w:fldChar w:fldCharType="begin"/>
+            </w:r>
+            <w:r>
+              <w:rPr>
+                <w:noProof/>
+                <w:webHidden/>
+              </w:rPr>
+              <w:instrText xml:space="preserve"> PAGEREF _Toc225163849 \h </w:instrText>
+            </w:r>
+            <w:r>
+              <w:rPr>
+                <w:noProof/>
+                <w:webHidden/>
+              </w:rPr>
+            </w:r>
+            <w:r>
+              <w:rPr>
+                <w:noProof/>
+                <w:webHidden/>
+              </w:rPr>
+              <w:fldChar w:fldCharType="separate"/>
+            </w:r>
+            <w:r>
+              <w:rPr>
+                <w:noProof/>
+                <w:webHidden/>
+              </w:rPr>
+              <w:t>4</w:t>
+            </w:r>
+            <w:r>
+              <w:rPr>
+                <w:noProof/>
+                <w:webHidden/>
+              </w:rPr>
+              <w:fldChar w:fldCharType="end"/>
+            </w:r>
+          </w:hyperlink>
+        </w:p>
+        <w:p>
+          <w:pPr>
+            <w:pStyle w:val="TOC3"/>
+            <w:tabs>
+              <w:tab w:val="left" w:pos="1200"/>
+              <w:tab w:val="right" w:leader="dot" w:pos="9016"/>
+            </w:tabs>
+            <w:rPr>
+              <w:noProof/>
+              <w:kern w:val="2"/>
+              <w:sz w:val="24"/>
+              <w:szCs w:val="24"/>
+              <w:lang w:eastAsia="en-IE"/>
+              <w14:ligatures w14:val="standardContextual"/>
+            </w:rPr>
+          </w:pPr>
+          <w:hyperlink w:anchor="_Toc225163850" w:history="1">
+            <w:r>
+              <w:rPr>
+                <w:rStyle w:val="Hyperlink"/>
+                <w:noProof/>
+              </w:rPr>
+              <w:t>1.2</w:t>
+            </w:r>
+            <w:r>
+              <w:rPr>
+                <w:noProof/>
+                <w:kern w:val="2"/>
+                <w:sz w:val="24"/>
+                <w:szCs w:val="24"/>
+                <w:lang w:eastAsia="en-IE"/>
+                <w14:ligatures w14:val="standardContextual"/>
+              </w:rPr>
+              <w:tab/>
+            </w:r>
+            <w:r>
+              <w:rPr>
+                <w:rStyle w:val="Hyperlink"/>
+                <w:noProof/>
+              </w:rPr>
+              <w:t>Non-Functional Requirements</w:t>
+            </w:r>
+            <w:r>
+              <w:rPr>
+                <w:noProof/>
+                <w:webHidden/>
+              </w:rPr>
+              <w:tab/>
+            </w:r>
+            <w:r>
+              <w:rPr>
+                <w:noProof/>
+                <w:webHidden/>
+              </w:rPr>
+              <w:fldChar w:fldCharType="begin"/>
+            </w:r>
+            <w:r>
+              <w:rPr>
+                <w:noProof/>
+                <w:webHidden/>
+              </w:rPr>
+              <w:instrText xml:space="preserve"> PAGEREF _Toc225163850 \h </w:instrText>
+            </w:r>
+            <w:r>
+              <w:rPr>
+                <w:noProof/>
+                <w:webHidden/>
+              </w:rPr>
+            </w:r>
+            <w:r>
+              <w:rPr>
+                <w:noProof/>
+                <w:webHidden/>
+              </w:rPr>
+              <w:fldChar w:fldCharType="separate"/>
+            </w:r>
+            <w:r>
+              <w:rPr>
+                <w:noProof/>
+                <w:webHidden/>
+              </w:rPr>
+              <w:t>4</w:t>
+            </w:r>
+            <w:r>
+              <w:rPr>
+                <w:noProof/>
+                <w:webHidden/>
+              </w:rPr>
+              <w:fldChar w:fldCharType="end"/>
+            </w:r>
+          </w:hyperlink>
+        </w:p>
+        <w:p>
+          <w:pPr>
+            <w:pStyle w:val="TOC3"/>
+            <w:tabs>
+              <w:tab w:val="left" w:pos="1200"/>
+              <w:tab w:val="right" w:leader="dot" w:pos="9016"/>
+            </w:tabs>
+            <w:rPr>
+              <w:noProof/>
+              <w:kern w:val="2"/>
+              <w:sz w:val="24"/>
+              <w:szCs w:val="24"/>
+              <w:lang w:eastAsia="en-IE"/>
+              <w14:ligatures w14:val="standardContextual"/>
+            </w:rPr>
+          </w:pPr>
+          <w:hyperlink w:anchor="_Toc225163851" w:history="1">
+            <w:r>
+              <w:rPr>
+                <w:rStyle w:val="Hyperlink"/>
+                <w:noProof/>
+              </w:rPr>
+              <w:t>1.3</w:t>
+            </w:r>
+            <w:r>
+              <w:rPr>
+                <w:noProof/>
+                <w:kern w:val="2"/>
+                <w:sz w:val="24"/>
+                <w:szCs w:val="24"/>
+                <w:lang w:eastAsia="en-IE"/>
+                <w14:ligatures w14:val="standardContextual"/>
+              </w:rPr>
+              <w:tab/>
+            </w:r>
+            <w:r>
+              <w:rPr>
+                <w:rStyle w:val="Hyperlink"/>
+                <w:noProof/>
+              </w:rPr>
+              <w:t>Data Requirements and Data Models</w:t>
+            </w:r>
+            <w:r>
+              <w:rPr>
+                <w:noProof/>
+                <w:webHidden/>
+              </w:rPr>
+              <w:tab/>
+            </w:r>
+            <w:r>
+              <w:rPr>
+                <w:noProof/>
+                <w:webHidden/>
+              </w:rPr>
+              <w:fldChar w:fldCharType="begin"/>
+            </w:r>
+            <w:r>
+              <w:rPr>
+                <w:noProof/>
+                <w:webHidden/>
+              </w:rPr>
+              <w:instrText xml:space="preserve"> PAGEREF _Toc225163851 \h </w:instrText>
+            </w:r>
+            <w:r>
+              <w:rPr>
+                <w:noProof/>
+                <w:webHidden/>
+              </w:rPr>
+            </w:r>
+            <w:r>
+              <w:rPr>
+                <w:noProof/>
+                <w:webHidden/>
+              </w:rPr>
+              <w:fldChar w:fldCharType="separate"/>
+            </w:r>
+            <w:r>
+              <w:rPr>
+                <w:noProof/>
+                <w:webHidden/>
+              </w:rPr>
+              <w:t>4</w:t>
+            </w:r>
+            <w:r>
+              <w:rPr>
+                <w:noProof/>
+                <w:webHidden/>
+              </w:rPr>
+              <w:fldChar w:fldCharType="end"/>
+            </w:r>
+          </w:hyperlink>
+        </w:p>
+        <w:p>
+          <w:pPr>
+            <w:pStyle w:val="TOC2"/>
+            <w:tabs>
+              <w:tab w:val="left" w:pos="720"/>
+              <w:tab w:val="right" w:leader="dot" w:pos="9016"/>
+            </w:tabs>
+            <w:rPr>
+              <w:noProof/>
+              <w:kern w:val="2"/>
+              <w:sz w:val="24"/>
+              <w:szCs w:val="24"/>
+              <w:lang w:eastAsia="en-IE"/>
+              <w14:ligatures w14:val="standardContextual"/>
+            </w:rPr>
+          </w:pPr>
+          <w:hyperlink w:anchor="_Toc225163852" w:history="1">
+            <w:r>
+              <w:rPr>
+                <w:rStyle w:val="Hyperlink"/>
+                <w:noProof/>
+              </w:rPr>
+              <w:t>2.</w:t>
+            </w:r>
+            <w:r>
+              <w:rPr>
+                <w:noProof/>
+                <w:kern w:val="2"/>
+                <w:sz w:val="24"/>
+                <w:szCs w:val="24"/>
+                <w:lang w:eastAsia="en-IE"/>
+                <w14:ligatures w14:val="standardContextual"/>
+              </w:rPr>
+              <w:tab/>
+            </w:r>
+            <w:r>
+              <w:rPr>
+                <w:rStyle w:val="Hyperlink"/>
+                <w:noProof/>
+              </w:rPr>
+              <w:t>Phase 2: System Design</w:t>
+            </w:r>
+            <w:r>
+              <w:rPr>
+                <w:noProof/>
+                <w:webHidden/>
+              </w:rPr>
+              <w:tab/>
+            </w:r>
+            <w:r>
+              <w:rPr>
+                <w:noProof/>
+                <w:webHidden/>
+              </w:rPr>
+              <w:fldChar w:fldCharType="begin"/>
+            </w:r>
+            <w:r>
+              <w:rPr>
+                <w:noProof/>
+                <w:webHidden/>
+              </w:rPr>
+              <w:instrText xml:space="preserve"> PAGEREF _Toc225163852 \h </w:instrText>
+            </w:r>
+            <w:r>
+              <w:rPr>
+                <w:noProof/>
+                <w:webHidden/>
+              </w:rPr>
+            </w:r>
+            <w:r>
+              <w:rPr>
+                <w:noProof/>
+                <w:webHidden/>
+              </w:rPr>
+              <w:fldChar w:fldCharType="separate"/>
+            </w:r>
+            <w:r>
+              <w:rPr>
+                <w:noProof/>
+                <w:webHidden/>
+              </w:rPr>
+              <w:t>5</w:t>
+            </w:r>
+            <w:r>
+              <w:rPr>
+                <w:noProof/>
+                <w:webHidden/>
+              </w:rPr>
+              <w:fldChar w:fldCharType="end"/>
+            </w:r>
+          </w:hyperlink>
+        </w:p>
+        <w:p>
+          <w:pPr>
+            <w:pStyle w:val="TOC3"/>
+            <w:tabs>
+              <w:tab w:val="left" w:pos="1200"/>
+              <w:tab w:val="right" w:leader="dot" w:pos="9016"/>
+            </w:tabs>
+            <w:rPr>
+              <w:noProof/>
+              <w:kern w:val="2"/>
+              <w:sz w:val="24"/>
+              <w:szCs w:val="24"/>
+              <w:lang w:eastAsia="en-IE"/>
+              <w14:ligatures w14:val="standardContextual"/>
+            </w:rPr>
+          </w:pPr>
+          <w:hyperlink w:anchor="_Toc225163853" w:history="1">
+            <w:r>
+              <w:rPr>
+                <w:rStyle w:val="Hyperlink"/>
+                <w:noProof/>
+              </w:rPr>
+              <w:t>2.1</w:t>
+            </w:r>
+            <w:r>
+              <w:rPr>
+                <w:noProof/>
+                <w:kern w:val="2"/>
+                <w:sz w:val="24"/>
+                <w:szCs w:val="24"/>
+                <w:lang w:eastAsia="en-IE"/>
+                <w14:ligatures w14:val="standardContextual"/>
+              </w:rPr>
+              <w:tab/>
+            </w:r>
+            <w:r>
+              <w:rPr>
+                <w:rStyle w:val="Hyperlink"/>
+                <w:noProof/>
+              </w:rPr>
+              <w:t>Architecture Decision</w:t>
+            </w:r>
+            <w:r>
+              <w:rPr>
+                <w:noProof/>
+                <w:webHidden/>
+              </w:rPr>
+              <w:tab/>
+            </w:r>
+            <w:r>
+              <w:rPr>
+                <w:noProof/>
+                <w:webHidden/>
+              </w:rPr>
+              <w:fldChar w:fldCharType="begin"/>
+            </w:r>
+            <w:r>
+              <w:rPr>
+                <w:noProof/>
+                <w:webHidden/>
+              </w:rPr>
+              <w:instrText xml:space="preserve"> PAGEREF _Toc225163853 \h </w:instrText>
+            </w:r>
+            <w:r>
+              <w:rPr>
+                <w:noProof/>
+                <w:webHidden/>
+              </w:rPr>
+            </w:r>
+            <w:r>
+              <w:rPr>
+                <w:noProof/>
+                <w:webHidden/>
+              </w:rPr>
+              <w:fldChar w:fldCharType="separate"/>
+            </w:r>
+            <w:r>
+              <w:rPr>
+                <w:noProof/>
+                <w:webHidden/>
+              </w:rPr>
+              <w:t>6</w:t>
+            </w:r>
+            <w:r>
+              <w:rPr>
+                <w:noProof/>
+                <w:webHidden/>
+              </w:rPr>
+              <w:fldChar w:fldCharType="end"/>
+            </w:r>
+          </w:hyperlink>
+        </w:p>
+        <w:p>
+          <w:pPr>
+            <w:pStyle w:val="TOC3"/>
+            <w:tabs>
+              <w:tab w:val="left" w:pos="1200"/>
+              <w:tab w:val="right" w:leader="dot" w:pos="9016"/>
+            </w:tabs>
+            <w:rPr>
+              <w:noProof/>
+              <w:kern w:val="2"/>
+              <w:sz w:val="24"/>
+              <w:szCs w:val="24"/>
+              <w:lang w:eastAsia="en-IE"/>
+              <w14:ligatures w14:val="standardContextual"/>
+            </w:rPr>
+          </w:pPr>
+          <w:hyperlink w:anchor="_Toc225163854" w:history="1">
+            <w:r>
+              <w:rPr>
+                <w:rStyle w:val="Hyperlink"/>
+                <w:noProof/>
+              </w:rPr>
+              <w:t>2.2</w:t>
+            </w:r>
+            <w:r>
+              <w:rPr>
+                <w:noProof/>
+                <w:kern w:val="2"/>
+                <w:sz w:val="24"/>
+                <w:szCs w:val="24"/>
+                <w:lang w:eastAsia="en-IE"/>
+                <w14:ligatures w14:val="standardContextual"/>
+              </w:rPr>
+              <w:tab/>
+            </w:r>
+            <w:r>
+              <w:rPr>
+                <w:rStyle w:val="Hyperlink"/>
+                <w:noProof/>
+              </w:rPr>
+              <w:t>Navigation Flow</w:t>
+            </w:r>
+            <w:r>
+              <w:rPr>
+                <w:noProof/>
+                <w:webHidden/>
+              </w:rPr>
+              <w:tab/>
+            </w:r>
+            <w:r>
+              <w:rPr>
+                <w:noProof/>
+                <w:webHidden/>
+              </w:rPr>
+              <w:fldChar w:fldCharType="begin"/>
+            </w:r>
+            <w:r>
+              <w:rPr>
+                <w:noProof/>
+                <w:webHidden/>
+              </w:rPr>
+              <w:instrText xml:space="preserve"> PAGEREF _Toc225163854 \h </w:instrText>
+            </w:r>
+            <w:r>
+              <w:rPr>
+                <w:noProof/>
+                <w:webHidden/>
+              </w:rPr>
+            </w:r>
+            <w:r>
+              <w:rPr>
+                <w:noProof/>
+                <w:webHidden/>
+              </w:rPr>
+              <w:fldChar w:fldCharType="separate"/>
+            </w:r>
+            <w:r>
+              <w:rPr>
+                <w:noProof/>
+                <w:webHidden/>
+              </w:rPr>
+              <w:t>6</w:t>
+            </w:r>
+            <w:r>
+              <w:rPr>
+                <w:noProof/>
+                <w:webHidden/>
+              </w:rPr>
+              <w:fldChar w:fldCharType="end"/>
+            </w:r>
+          </w:hyperlink>
+        </w:p>
+        <w:p>
+          <w:r>
+            <w:rPr>
+              <w:b/>
+              <w:bCs/>
+              <w:noProof/>
+            </w:rPr>
+            <w:fldChar w:fldCharType="end"/>
+          </w:r>
+        </w:p>
+      </w:sdtContent>
+    </w:sdt>
     <w:p>
       <w:r>
         <w:br w:type="page"/>
@@ -55,15 +1114,13 @@
     <w:p>
       <w:pPr>
         <w:pStyle w:val="Heading2"/>
-        <w:numPr>
-          <w:ilvl w:val="0"/>
-          <w:numId w:val="1"/>
-        </w:numPr>
       </w:pPr>
+      <w:bookmarkStart w:id="2" w:name="_Toc225163846"/>
       <w:r>
         <w:lastRenderedPageBreak/>
         <w:t>Introduction</w:t>
       </w:r>
+      <w:bookmarkEnd w:id="2"/>
     </w:p>
     <w:p>
       <w:r>
@@ -78,29 +1135,19 @@
     </w:p>
     <w:p>
       <w:r>
-        <w:t xml:space="preserve">The Android application is one component of a larger system that includes a Python-based Vehicle Access Control Unit (VACU), Vector </w:t>
-      </w:r>
-      <w:proofErr w:type="spellStart"/>
-      <w:r>
-        <w:t>CANoe</w:t>
-      </w:r>
-      <w:proofErr w:type="spellEnd"/>
-      <w:r>
-        <w:t>, and a cloud backend (Firebase). This document focuses specifically on the Android Car Key App.</w:t>
+        <w:t>The Android application is one component of a larger system that includes a Python-based Vehicle Access Control Unit (VACU), Vector CANoe, and a cloud backend (Firebase). This document focuses specifically on the Android Car Key App.</w:t>
       </w:r>
     </w:p>
     <w:p/>
     <w:p>
       <w:pPr>
         <w:pStyle w:val="Heading2"/>
-        <w:numPr>
-          <w:ilvl w:val="0"/>
-          <w:numId w:val="1"/>
-        </w:numPr>
       </w:pPr>
+      <w:bookmarkStart w:id="3" w:name="_Toc225163847"/>
       <w:r>
         <w:t>V-Model overview</w:t>
       </w:r>
+      <w:bookmarkEnd w:id="3"/>
     </w:p>
     <w:p>
       <w:r>
@@ -113,10 +1160,10 @@
           <w:noProof/>
         </w:rPr>
         <w:drawing>
-          <wp:inline distT="0" distB="0" distL="0" distR="0" wp14:anchorId="4DE36697" wp14:editId="713642E3">
-            <wp:extent cx="5731510" cy="3223895"/>
-            <wp:effectExtent l="0" t="0" r="2540" b="0"/>
-            <wp:docPr id="412299598" name="Picture 1" descr="Difference between V-model and W-model in software testing. | by SHIFT ASIA  | QA moments | Medium"/>
+          <wp:inline distT="0" distB="0" distL="0" distR="0" wp14:anchorId="4E55D6EC" wp14:editId="75110E21">
+            <wp:extent cx="5892800" cy="3314700"/>
+            <wp:effectExtent l="0" t="0" r="0" b="0"/>
+            <wp:docPr id="1365067177" name="Picture 1"/>
             <wp:cNvGraphicFramePr>
               <a:graphicFrameLocks xmlns:a="http://schemas.openxmlformats.org/drawingml/2006/main" noChangeAspect="1"/>
             </wp:cNvGraphicFramePr>
@@ -124,13 +1171,13 @@
               <a:graphicData uri="http://schemas.openxmlformats.org/drawingml/2006/picture">
                 <pic:pic xmlns:pic="http://schemas.openxmlformats.org/drawingml/2006/picture">
                   <pic:nvPicPr>
-                    <pic:cNvPr id="0" name="Picture 1" descr="Difference between V-model and W-model in software testing. | by SHIFT ASIA  | QA moments | Medium"/>
+                    <pic:cNvPr id="0" name="Picture 1"/>
                     <pic:cNvPicPr>
                       <a:picLocks noChangeAspect="1" noChangeArrowheads="1"/>
                     </pic:cNvPicPr>
                   </pic:nvPicPr>
                   <pic:blipFill>
-                    <a:blip r:embed="rId5">
+                    <a:blip r:embed="rId5" cstate="print">
                       <a:extLst>
                         <a:ext uri="{28A0092B-C50C-407E-A947-70E740481C1C}">
                           <a14:useLocalDpi xmlns:a14="http://schemas.microsoft.com/office/drawing/2010/main" val="0"/>
@@ -145,7 +1192,7 @@
                   <pic:spPr bwMode="auto">
                     <a:xfrm>
                       <a:off x="0" y="0"/>
-                      <a:ext cx="5731510" cy="3223895"/>
+                      <a:ext cx="5895772" cy="3316372"/>
                     </a:xfrm>
                     <a:prstGeom prst="rect">
                       <a:avLst/>
@@ -164,138 +1211,6 @@
     </w:p>
     <w:p>
       <w:r>
-        <w:rPr>
-          <w:noProof/>
-        </w:rPr>
-        <w:lastRenderedPageBreak/>
-        <w:drawing>
-          <wp:inline distT="0" distB="0" distL="0" distR="0" wp14:anchorId="27E434A0" wp14:editId="52610D1C">
-            <wp:extent cx="5731510" cy="3216910"/>
-            <wp:effectExtent l="0" t="0" r="2540" b="2540"/>
-            <wp:docPr id="880466780" name="Picture 2" descr="How agile is the V model?"/>
-            <wp:cNvGraphicFramePr>
-              <a:graphicFrameLocks xmlns:a="http://schemas.openxmlformats.org/drawingml/2006/main" noChangeAspect="1"/>
-            </wp:cNvGraphicFramePr>
-            <a:graphic xmlns:a="http://schemas.openxmlformats.org/drawingml/2006/main">
-              <a:graphicData uri="http://schemas.openxmlformats.org/drawingml/2006/picture">
-                <pic:pic xmlns:pic="http://schemas.openxmlformats.org/drawingml/2006/picture">
-                  <pic:nvPicPr>
-                    <pic:cNvPr id="0" name="Picture 3" descr="How agile is the V model?"/>
-                    <pic:cNvPicPr>
-                      <a:picLocks noChangeAspect="1" noChangeArrowheads="1"/>
-                    </pic:cNvPicPr>
-                  </pic:nvPicPr>
-                  <pic:blipFill>
-                    <a:blip r:embed="rId6">
-                      <a:extLst>
-                        <a:ext uri="{28A0092B-C50C-407E-A947-70E740481C1C}">
-                          <a14:useLocalDpi xmlns:a14="http://schemas.microsoft.com/office/drawing/2010/main" val="0"/>
-                        </a:ext>
-                      </a:extLst>
-                    </a:blip>
-                    <a:srcRect/>
-                    <a:stretch>
-                      <a:fillRect/>
-                    </a:stretch>
-                  </pic:blipFill>
-                  <pic:spPr bwMode="auto">
-                    <a:xfrm>
-                      <a:off x="0" y="0"/>
-                      <a:ext cx="5731510" cy="3216910"/>
-                    </a:xfrm>
-                    <a:prstGeom prst="rect">
-                      <a:avLst/>
-                    </a:prstGeom>
-                    <a:noFill/>
-                    <a:ln>
-                      <a:noFill/>
-                    </a:ln>
-                  </pic:spPr>
-                </pic:pic>
-              </a:graphicData>
-            </a:graphic>
-          </wp:inline>
-        </w:drawing>
-      </w:r>
-    </w:p>
-    <w:p>
-      <w:r>
-        <w:t>Requirements Analysis</w:t>
-      </w:r>
-      <w:r>
-        <w:tab/>
-        <w:t>Validation</w:t>
-      </w:r>
-      <w:r>
-        <w:tab/>
-      </w:r>
-      <w:r>
-        <w:tab/>
-      </w:r>
-      <w:r>
-        <w:tab/>
-      </w:r>
-      <w:r>
-        <w:tab/>
-        <w:t>Acceptance</w:t>
-      </w:r>
-    </w:p>
-    <w:p>
-      <w:r>
-        <w:t>System Design</w:t>
-      </w:r>
-      <w:r>
-        <w:tab/>
-      </w:r>
-      <w:r>
-        <w:tab/>
-        <w:t>Verification</w:t>
-      </w:r>
-      <w:r>
-        <w:tab/>
-      </w:r>
-      <w:r>
-        <w:tab/>
-      </w:r>
-      <w:r>
-        <w:tab/>
-        <w:t>Integration</w:t>
-      </w:r>
-    </w:p>
-    <w:p>
-      <w:r>
-        <w:t>Module Design</w:t>
-      </w:r>
-      <w:r>
-        <w:tab/>
-      </w:r>
-      <w:r>
-        <w:tab/>
-        <w:t>Verification</w:t>
-      </w:r>
-      <w:r>
-        <w:tab/>
-      </w:r>
-      <w:r>
-        <w:tab/>
-        <w:t>Unit Test</w:t>
-      </w:r>
-    </w:p>
-    <w:p>
-      <w:r>
-        <w:tab/>
-      </w:r>
-      <w:r>
-        <w:tab/>
-      </w:r>
-      <w:r>
-        <w:tab/>
-        <w:t>Development</w:t>
-      </w:r>
-    </w:p>
-    <w:p/>
-    <w:p>
-      <w:r>
         <w:t>Each section below corresponds to one phase of the V-Model, beginning at the top-left with Requirements Analysis.</w:t>
       </w:r>
     </w:p>
@@ -313,9 +1228,11 @@
           <w:numId w:val="1"/>
         </w:numPr>
       </w:pPr>
+      <w:bookmarkStart w:id="4" w:name="_Toc225163848"/>
       <w:r>
         <w:t>Phase 1: Requirements Analysis</w:t>
       </w:r>
+      <w:bookmarkEnd w:id="4"/>
     </w:p>
     <w:p>
       <w:r>
@@ -333,9 +1250,11 @@
           <w:numId w:val="1"/>
         </w:numPr>
       </w:pPr>
+      <w:bookmarkStart w:id="5" w:name="_Toc225163849"/>
       <w:r>
         <w:t>Functional Requirements</w:t>
       </w:r>
+      <w:bookmarkEnd w:id="5"/>
     </w:p>
     <w:tbl>
       <w:tblPr>
@@ -433,15 +1352,7 @@
               <w:ind w:left="0"/>
             </w:pPr>
             <w:r>
-              <w:t xml:space="preserve">The app shall display the vehicle and digital key assigned to the logged-in user, retrieved from Cloud </w:t>
-            </w:r>
-            <w:proofErr w:type="spellStart"/>
-            <w:r>
-              <w:t>Firestore</w:t>
-            </w:r>
-            <w:proofErr w:type="spellEnd"/>
-            <w:r>
-              <w:t>.</w:t>
+              <w:t>The app shall display the vehicle and digital key assigned to the logged-in user, retrieved from Cloud Firestore.</w:t>
             </w:r>
           </w:p>
         </w:tc>
@@ -591,31 +1502,7 @@
               <w:ind w:left="0"/>
             </w:pPr>
             <w:r>
-              <w:t xml:space="preserve">The app shall log every lock/unlock event (timestamp, </w:t>
-            </w:r>
-            <w:proofErr w:type="spellStart"/>
-            <w:r>
-              <w:t>userId</w:t>
-            </w:r>
-            <w:proofErr w:type="spellEnd"/>
-            <w:r>
-              <w:t xml:space="preserve">, </w:t>
-            </w:r>
-            <w:proofErr w:type="spellStart"/>
-            <w:r>
-              <w:t>vehicleId</w:t>
-            </w:r>
-            <w:proofErr w:type="spellEnd"/>
-            <w:r>
-              <w:t xml:space="preserve">, action, result, nonce) to Cloud </w:t>
-            </w:r>
-            <w:proofErr w:type="spellStart"/>
-            <w:r>
-              <w:t>Firestore</w:t>
-            </w:r>
-            <w:proofErr w:type="spellEnd"/>
-            <w:r>
-              <w:t>.</w:t>
+              <w:t>The app shall log every lock/unlock event (timestamp, userId, vehicleId, action, result, nonce) to Cloud Firestore.</w:t>
             </w:r>
           </w:p>
         </w:tc>
@@ -725,9 +1612,11 @@
           <w:numId w:val="1"/>
         </w:numPr>
       </w:pPr>
+      <w:bookmarkStart w:id="6" w:name="_Toc225163850"/>
       <w:r>
         <w:t>Non-Functional Requirements</w:t>
       </w:r>
+      <w:bookmarkEnd w:id="6"/>
     </w:p>
     <w:tbl>
       <w:tblPr>
@@ -781,10 +1670,7 @@
               <w:ind w:left="0"/>
             </w:pPr>
             <w:r>
-              <w:t>N</w:t>
-            </w:r>
-            <w:r>
-              <w:t>FR-01</w:t>
+              <w:t>NFR-01</w:t>
             </w:r>
           </w:p>
         </w:tc>
@@ -814,10 +1700,7 @@
               <w:ind w:left="0"/>
             </w:pPr>
             <w:r>
-              <w:t>N</w:t>
-            </w:r>
-            <w:r>
-              <w:t>FR-02</w:t>
+              <w:t>NFR-02</w:t>
             </w:r>
           </w:p>
         </w:tc>
@@ -831,15 +1714,7 @@
               <w:ind w:left="0"/>
             </w:pPr>
             <w:r>
-              <w:t xml:space="preserve">The app shall display the vehicle and digital key assigned to the logged-in user, retrieved from Cloud </w:t>
-            </w:r>
-            <w:proofErr w:type="spellStart"/>
-            <w:r>
-              <w:t>Firestore</w:t>
-            </w:r>
-            <w:proofErr w:type="spellEnd"/>
-            <w:r>
-              <w:t>.</w:t>
+              <w:t>The app shall display the vehicle and digital key assigned to the logged-in user, retrieved from Cloud Firestore.</w:t>
             </w:r>
           </w:p>
         </w:tc>
@@ -888,10 +1763,7 @@
               <w:ind w:left="0"/>
             </w:pPr>
             <w:r>
-              <w:t>N</w:t>
-            </w:r>
-            <w:r>
-              <w:t>FR-04</w:t>
+              <w:t>NFR-04</w:t>
             </w:r>
           </w:p>
         </w:tc>
@@ -921,10 +1793,7 @@
               <w:ind w:left="0"/>
             </w:pPr>
             <w:r>
-              <w:t>N</w:t>
-            </w:r>
-            <w:r>
-              <w:t>FR-05</w:t>
+              <w:t>NFR-05</w:t>
             </w:r>
           </w:p>
         </w:tc>
@@ -954,10 +1823,7 @@
               <w:ind w:left="0"/>
             </w:pPr>
             <w:r>
-              <w:t>N</w:t>
-            </w:r>
-            <w:r>
-              <w:t>FR-06</w:t>
+              <w:t>NFR-06</w:t>
             </w:r>
           </w:p>
         </w:tc>
@@ -987,10 +1853,7 @@
               <w:ind w:left="0"/>
             </w:pPr>
             <w:r>
-              <w:t>N</w:t>
-            </w:r>
-            <w:r>
-              <w:t>FR-07</w:t>
+              <w:t>NFR-07</w:t>
             </w:r>
           </w:p>
         </w:tc>
@@ -1004,31 +1867,7 @@
               <w:ind w:left="0"/>
             </w:pPr>
             <w:r>
-              <w:t xml:space="preserve">The app shall log every lock/unlock event (timestamp, </w:t>
-            </w:r>
-            <w:proofErr w:type="spellStart"/>
-            <w:r>
-              <w:t>userId</w:t>
-            </w:r>
-            <w:proofErr w:type="spellEnd"/>
-            <w:r>
-              <w:t xml:space="preserve">, </w:t>
-            </w:r>
-            <w:proofErr w:type="spellStart"/>
-            <w:r>
-              <w:t>vehicleId</w:t>
-            </w:r>
-            <w:proofErr w:type="spellEnd"/>
-            <w:r>
-              <w:t xml:space="preserve">, action, result, nonce) to Cloud </w:t>
-            </w:r>
-            <w:proofErr w:type="spellStart"/>
-            <w:r>
-              <w:t>Firestore</w:t>
-            </w:r>
-            <w:proofErr w:type="spellEnd"/>
-            <w:r>
-              <w:t>.</w:t>
+              <w:t>The app shall log every lock/unlock event (timestamp, userId, vehicleId, action, result, nonce) to Cloud Firestore.</w:t>
             </w:r>
           </w:p>
         </w:tc>
@@ -1044,10 +1883,7 @@
               <w:ind w:left="0"/>
             </w:pPr>
             <w:r>
-              <w:t>N</w:t>
-            </w:r>
-            <w:r>
-              <w:t>FR-08</w:t>
+              <w:t>NFR-08</w:t>
             </w:r>
           </w:p>
         </w:tc>
@@ -1075,10 +1911,11 @@
           <w:numId w:val="1"/>
         </w:numPr>
       </w:pPr>
-      <w:r>
-        <w:lastRenderedPageBreak/>
+      <w:bookmarkStart w:id="7" w:name="_Toc225163851"/>
+      <w:r>
         <w:t>Data Requirements and Data Models</w:t>
       </w:r>
+      <w:bookmarkEnd w:id="7"/>
     </w:p>
     <w:p>
       <w:pPr>
@@ -1086,15 +1923,7 @@
         <w:ind w:left="792"/>
       </w:pPr>
       <w:r>
-        <w:t xml:space="preserve">The following data models were defined based on the functional requirements. These are implemented as Kotlin data classes and correspond directly to </w:t>
-      </w:r>
-      <w:proofErr w:type="spellStart"/>
-      <w:r>
-        <w:t>Firestore</w:t>
-      </w:r>
-      <w:proofErr w:type="spellEnd"/>
-      <w:r>
-        <w:t xml:space="preserve"> collections.</w:t>
+        <w:t>The following data models were defined based on the functional requirements. These are implemented as Kotlin data classes and correspond directly to Firestore collections.</w:t>
       </w:r>
     </w:p>
     <w:p>
@@ -1117,7 +1946,14 @@
           <w:b/>
           <w:bCs/>
         </w:rPr>
-        <w:t>3.3.1 User</w:t>
+        <w:t>1</w:t>
+      </w:r>
+      <w:r>
+        <w:rPr>
+          <w:b/>
+          <w:bCs/>
+        </w:rPr>
+        <w:t>.3.1 User</w:t>
       </w:r>
     </w:p>
     <w:p>
@@ -1126,15 +1962,7 @@
         <w:ind w:left="792"/>
       </w:pPr>
       <w:r>
-        <w:t xml:space="preserve">Represents a registered user of the system. Stored in the users </w:t>
-      </w:r>
-      <w:proofErr w:type="spellStart"/>
-      <w:r>
-        <w:t>Firestore</w:t>
-      </w:r>
-      <w:proofErr w:type="spellEnd"/>
-      <w:r>
-        <w:t xml:space="preserve"> collection.</w:t>
+        <w:t>Represents a registered user of the system. Stored in the users Firestore collection.</w:t>
       </w:r>
     </w:p>
     <w:p>
@@ -1162,22 +1990,14 @@
         <w:rPr>
           <w:rFonts w:ascii="Courier New" w:eastAsia="Times New Roman" w:hAnsi="Courier New" w:cs="Courier New"/>
           <w:color w:val="BCBEC4"/>
-          <w:kern w:val="0"/>
-          <w:sz w:val="20"/>
-          <w:szCs w:val="20"/>
-          <w:lang w:eastAsia="en-IE"/>
-          <w14:ligatures w14:val="none"/>
+          <w:lang w:eastAsia="en-IE"/>
         </w:rPr>
       </w:pPr>
       <w:r>
         <w:rPr>
           <w:rFonts w:ascii="Courier New" w:eastAsia="Times New Roman" w:hAnsi="Courier New" w:cs="Courier New"/>
           <w:color w:val="CF8E6D"/>
-          <w:kern w:val="0"/>
-          <w:sz w:val="20"/>
-          <w:szCs w:val="20"/>
-          <w:lang w:eastAsia="en-IE"/>
-          <w14:ligatures w14:val="none"/>
+          <w:lang w:eastAsia="en-IE"/>
         </w:rPr>
         <w:t xml:space="preserve">data class </w:t>
       </w:r>
@@ -1185,11 +2005,7 @@
         <w:rPr>
           <w:rFonts w:ascii="Courier New" w:eastAsia="Times New Roman" w:hAnsi="Courier New" w:cs="Courier New"/>
           <w:color w:val="BCBEC4"/>
-          <w:kern w:val="0"/>
-          <w:sz w:val="20"/>
-          <w:szCs w:val="20"/>
-          <w:lang w:eastAsia="en-IE"/>
-          <w14:ligatures w14:val="none"/>
+          <w:lang w:eastAsia="en-IE"/>
         </w:rPr>
         <w:t>User(</w:t>
       </w:r>
@@ -1197,64 +2013,32 @@
         <w:rPr>
           <w:rFonts w:ascii="Courier New" w:eastAsia="Times New Roman" w:hAnsi="Courier New" w:cs="Courier New"/>
           <w:color w:val="BCBEC4"/>
-          <w:kern w:val="0"/>
-          <w:sz w:val="20"/>
-          <w:szCs w:val="20"/>
-          <w:lang w:eastAsia="en-IE"/>
-          <w14:ligatures w14:val="none"/>
+          <w:lang w:eastAsia="en-IE"/>
         </w:rPr>
         <w:br/>
         <w:t xml:space="preserve">    </w:t>
       </w:r>
-      <w:proofErr w:type="spellStart"/>
       <w:r>
         <w:rPr>
           <w:rFonts w:ascii="Courier New" w:eastAsia="Times New Roman" w:hAnsi="Courier New" w:cs="Courier New"/>
           <w:color w:val="CF8E6D"/>
-          <w:kern w:val="0"/>
-          <w:sz w:val="20"/>
-          <w:szCs w:val="20"/>
-          <w:lang w:eastAsia="en-IE"/>
-          <w14:ligatures w14:val="none"/>
-        </w:rPr>
-        <w:t>val</w:t>
-      </w:r>
-      <w:proofErr w:type="spellEnd"/>
-      <w:r>
-        <w:rPr>
-          <w:rFonts w:ascii="Courier New" w:eastAsia="Times New Roman" w:hAnsi="Courier New" w:cs="Courier New"/>
-          <w:color w:val="CF8E6D"/>
-          <w:kern w:val="0"/>
-          <w:sz w:val="20"/>
-          <w:szCs w:val="20"/>
-          <w:lang w:eastAsia="en-IE"/>
-          <w14:ligatures w14:val="none"/>
-        </w:rPr>
-        <w:t xml:space="preserve"> </w:t>
-      </w:r>
-      <w:proofErr w:type="spellStart"/>
+          <w:lang w:eastAsia="en-IE"/>
+        </w:rPr>
+        <w:t xml:space="preserve">val </w:t>
+      </w:r>
       <w:r>
         <w:rPr>
           <w:rFonts w:ascii="Courier New" w:eastAsia="Times New Roman" w:hAnsi="Courier New" w:cs="Courier New"/>
           <w:color w:val="C77DBB"/>
-          <w:kern w:val="0"/>
-          <w:sz w:val="20"/>
-          <w:szCs w:val="20"/>
-          <w:lang w:eastAsia="en-IE"/>
-          <w14:ligatures w14:val="none"/>
+          <w:lang w:eastAsia="en-IE"/>
         </w:rPr>
         <w:t>userId</w:t>
       </w:r>
-      <w:proofErr w:type="spellEnd"/>
-      <w:r>
-        <w:rPr>
-          <w:rFonts w:ascii="Courier New" w:eastAsia="Times New Roman" w:hAnsi="Courier New" w:cs="Courier New"/>
-          <w:color w:val="BCBEC4"/>
-          <w:kern w:val="0"/>
-          <w:sz w:val="20"/>
-          <w:szCs w:val="20"/>
-          <w:lang w:eastAsia="en-IE"/>
-          <w14:ligatures w14:val="none"/>
+      <w:r>
+        <w:rPr>
+          <w:rFonts w:ascii="Courier New" w:eastAsia="Times New Roman" w:hAnsi="Courier New" w:cs="Courier New"/>
+          <w:color w:val="BCBEC4"/>
+          <w:lang w:eastAsia="en-IE"/>
         </w:rPr>
         <w:t xml:space="preserve">: String = </w:t>
       </w:r>
@@ -1262,11 +2046,7 @@
         <w:rPr>
           <w:rFonts w:ascii="Courier New" w:eastAsia="Times New Roman" w:hAnsi="Courier New" w:cs="Courier New"/>
           <w:color w:val="6AAB73"/>
-          <w:kern w:val="0"/>
-          <w:sz w:val="20"/>
-          <w:szCs w:val="20"/>
-          <w:lang w:eastAsia="en-IE"/>
-          <w14:ligatures w14:val="none"/>
+          <w:lang w:eastAsia="en-IE"/>
         </w:rPr>
         <w:t>""</w:t>
       </w:r>
@@ -1274,11 +2054,7 @@
         <w:rPr>
           <w:rFonts w:ascii="Courier New" w:eastAsia="Times New Roman" w:hAnsi="Courier New" w:cs="Courier New"/>
           <w:color w:val="BCBEC4"/>
-          <w:kern w:val="0"/>
-          <w:sz w:val="20"/>
-          <w:szCs w:val="20"/>
-          <w:lang w:eastAsia="en-IE"/>
-          <w14:ligatures w14:val="none"/>
+          <w:lang w:eastAsia="en-IE"/>
         </w:rPr>
         <w:t>,</w:t>
       </w:r>
@@ -1286,50 +2062,24 @@
         <w:rPr>
           <w:rFonts w:ascii="Courier New" w:eastAsia="Times New Roman" w:hAnsi="Courier New" w:cs="Courier New"/>
           <w:color w:val="BCBEC4"/>
-          <w:kern w:val="0"/>
-          <w:sz w:val="20"/>
-          <w:szCs w:val="20"/>
-          <w:lang w:eastAsia="en-IE"/>
-          <w14:ligatures w14:val="none"/>
+          <w:lang w:eastAsia="en-IE"/>
         </w:rPr>
         <w:br/>
         <w:t xml:space="preserve">    </w:t>
       </w:r>
-      <w:proofErr w:type="spellStart"/>
       <w:r>
         <w:rPr>
           <w:rFonts w:ascii="Courier New" w:eastAsia="Times New Roman" w:hAnsi="Courier New" w:cs="Courier New"/>
           <w:color w:val="CF8E6D"/>
-          <w:kern w:val="0"/>
-          <w:sz w:val="20"/>
-          <w:szCs w:val="20"/>
-          <w:lang w:eastAsia="en-IE"/>
-          <w14:ligatures w14:val="none"/>
-        </w:rPr>
-        <w:t>val</w:t>
-      </w:r>
-      <w:proofErr w:type="spellEnd"/>
-      <w:r>
-        <w:rPr>
-          <w:rFonts w:ascii="Courier New" w:eastAsia="Times New Roman" w:hAnsi="Courier New" w:cs="Courier New"/>
-          <w:color w:val="CF8E6D"/>
-          <w:kern w:val="0"/>
-          <w:sz w:val="20"/>
-          <w:szCs w:val="20"/>
-          <w:lang w:eastAsia="en-IE"/>
-          <w14:ligatures w14:val="none"/>
-        </w:rPr>
-        <w:t xml:space="preserve"> </w:t>
+          <w:lang w:eastAsia="en-IE"/>
+        </w:rPr>
+        <w:t xml:space="preserve">val </w:t>
       </w:r>
       <w:r>
         <w:rPr>
           <w:rFonts w:ascii="Courier New" w:eastAsia="Times New Roman" w:hAnsi="Courier New" w:cs="Courier New"/>
           <w:color w:val="C77DBB"/>
-          <w:kern w:val="0"/>
-          <w:sz w:val="20"/>
-          <w:szCs w:val="20"/>
-          <w:lang w:eastAsia="en-IE"/>
-          <w14:ligatures w14:val="none"/>
+          <w:lang w:eastAsia="en-IE"/>
         </w:rPr>
         <w:t>name</w:t>
       </w:r>
@@ -1337,11 +2087,7 @@
         <w:rPr>
           <w:rFonts w:ascii="Courier New" w:eastAsia="Times New Roman" w:hAnsi="Courier New" w:cs="Courier New"/>
           <w:color w:val="BCBEC4"/>
-          <w:kern w:val="0"/>
-          <w:sz w:val="20"/>
-          <w:szCs w:val="20"/>
-          <w:lang w:eastAsia="en-IE"/>
-          <w14:ligatures w14:val="none"/>
+          <w:lang w:eastAsia="en-IE"/>
         </w:rPr>
         <w:t xml:space="preserve">: String = </w:t>
       </w:r>
@@ -1349,11 +2095,7 @@
         <w:rPr>
           <w:rFonts w:ascii="Courier New" w:eastAsia="Times New Roman" w:hAnsi="Courier New" w:cs="Courier New"/>
           <w:color w:val="6AAB73"/>
-          <w:kern w:val="0"/>
-          <w:sz w:val="20"/>
-          <w:szCs w:val="20"/>
-          <w:lang w:eastAsia="en-IE"/>
-          <w14:ligatures w14:val="none"/>
+          <w:lang w:eastAsia="en-IE"/>
         </w:rPr>
         <w:t>""</w:t>
       </w:r>
@@ -1361,11 +2103,7 @@
         <w:rPr>
           <w:rFonts w:ascii="Courier New" w:eastAsia="Times New Roman" w:hAnsi="Courier New" w:cs="Courier New"/>
           <w:color w:val="BCBEC4"/>
-          <w:kern w:val="0"/>
-          <w:sz w:val="20"/>
-          <w:szCs w:val="20"/>
-          <w:lang w:eastAsia="en-IE"/>
-          <w14:ligatures w14:val="none"/>
+          <w:lang w:eastAsia="en-IE"/>
         </w:rPr>
         <w:t>,</w:t>
       </w:r>
@@ -1373,50 +2111,24 @@
         <w:rPr>
           <w:rFonts w:ascii="Courier New" w:eastAsia="Times New Roman" w:hAnsi="Courier New" w:cs="Courier New"/>
           <w:color w:val="BCBEC4"/>
-          <w:kern w:val="0"/>
-          <w:sz w:val="20"/>
-          <w:szCs w:val="20"/>
-          <w:lang w:eastAsia="en-IE"/>
-          <w14:ligatures w14:val="none"/>
+          <w:lang w:eastAsia="en-IE"/>
         </w:rPr>
         <w:br/>
         <w:t xml:space="preserve">    </w:t>
       </w:r>
-      <w:proofErr w:type="spellStart"/>
       <w:r>
         <w:rPr>
           <w:rFonts w:ascii="Courier New" w:eastAsia="Times New Roman" w:hAnsi="Courier New" w:cs="Courier New"/>
           <w:color w:val="CF8E6D"/>
-          <w:kern w:val="0"/>
-          <w:sz w:val="20"/>
-          <w:szCs w:val="20"/>
-          <w:lang w:eastAsia="en-IE"/>
-          <w14:ligatures w14:val="none"/>
-        </w:rPr>
-        <w:t>val</w:t>
-      </w:r>
-      <w:proofErr w:type="spellEnd"/>
-      <w:r>
-        <w:rPr>
-          <w:rFonts w:ascii="Courier New" w:eastAsia="Times New Roman" w:hAnsi="Courier New" w:cs="Courier New"/>
-          <w:color w:val="CF8E6D"/>
-          <w:kern w:val="0"/>
-          <w:sz w:val="20"/>
-          <w:szCs w:val="20"/>
-          <w:lang w:eastAsia="en-IE"/>
-          <w14:ligatures w14:val="none"/>
-        </w:rPr>
-        <w:t xml:space="preserve"> </w:t>
+          <w:lang w:eastAsia="en-IE"/>
+        </w:rPr>
+        <w:t xml:space="preserve">val </w:t>
       </w:r>
       <w:r>
         <w:rPr>
           <w:rFonts w:ascii="Courier New" w:eastAsia="Times New Roman" w:hAnsi="Courier New" w:cs="Courier New"/>
           <w:color w:val="C77DBB"/>
-          <w:kern w:val="0"/>
-          <w:sz w:val="20"/>
-          <w:szCs w:val="20"/>
-          <w:lang w:eastAsia="en-IE"/>
-          <w14:ligatures w14:val="none"/>
+          <w:lang w:eastAsia="en-IE"/>
         </w:rPr>
         <w:t>email</w:t>
       </w:r>
@@ -1424,11 +2136,7 @@
         <w:rPr>
           <w:rFonts w:ascii="Courier New" w:eastAsia="Times New Roman" w:hAnsi="Courier New" w:cs="Courier New"/>
           <w:color w:val="BCBEC4"/>
-          <w:kern w:val="0"/>
-          <w:sz w:val="20"/>
-          <w:szCs w:val="20"/>
-          <w:lang w:eastAsia="en-IE"/>
-          <w14:ligatures w14:val="none"/>
+          <w:lang w:eastAsia="en-IE"/>
         </w:rPr>
         <w:t xml:space="preserve">: String = </w:t>
       </w:r>
@@ -1436,11 +2144,7 @@
         <w:rPr>
           <w:rFonts w:ascii="Courier New" w:eastAsia="Times New Roman" w:hAnsi="Courier New" w:cs="Courier New"/>
           <w:color w:val="6AAB73"/>
-          <w:kern w:val="0"/>
-          <w:sz w:val="20"/>
-          <w:szCs w:val="20"/>
-          <w:lang w:eastAsia="en-IE"/>
-          <w14:ligatures w14:val="none"/>
+          <w:lang w:eastAsia="en-IE"/>
         </w:rPr>
         <w:t>""</w:t>
       </w:r>
@@ -1448,11 +2152,7 @@
         <w:rPr>
           <w:rFonts w:ascii="Courier New" w:eastAsia="Times New Roman" w:hAnsi="Courier New" w:cs="Courier New"/>
           <w:color w:val="BCBEC4"/>
-          <w:kern w:val="0"/>
-          <w:sz w:val="20"/>
-          <w:szCs w:val="20"/>
-          <w:lang w:eastAsia="en-IE"/>
-          <w14:ligatures w14:val="none"/>
+          <w:lang w:eastAsia="en-IE"/>
         </w:rPr>
         <w:t>,</w:t>
       </w:r>
@@ -1460,50 +2160,24 @@
         <w:rPr>
           <w:rFonts w:ascii="Courier New" w:eastAsia="Times New Roman" w:hAnsi="Courier New" w:cs="Courier New"/>
           <w:color w:val="BCBEC4"/>
-          <w:kern w:val="0"/>
-          <w:sz w:val="20"/>
-          <w:szCs w:val="20"/>
-          <w:lang w:eastAsia="en-IE"/>
-          <w14:ligatures w14:val="none"/>
+          <w:lang w:eastAsia="en-IE"/>
         </w:rPr>
         <w:br/>
         <w:t xml:space="preserve">    </w:t>
       </w:r>
-      <w:proofErr w:type="spellStart"/>
       <w:r>
         <w:rPr>
           <w:rFonts w:ascii="Courier New" w:eastAsia="Times New Roman" w:hAnsi="Courier New" w:cs="Courier New"/>
           <w:color w:val="CF8E6D"/>
-          <w:kern w:val="0"/>
-          <w:sz w:val="20"/>
-          <w:szCs w:val="20"/>
-          <w:lang w:eastAsia="en-IE"/>
-          <w14:ligatures w14:val="none"/>
-        </w:rPr>
-        <w:t>val</w:t>
-      </w:r>
-      <w:proofErr w:type="spellEnd"/>
-      <w:r>
-        <w:rPr>
-          <w:rFonts w:ascii="Courier New" w:eastAsia="Times New Roman" w:hAnsi="Courier New" w:cs="Courier New"/>
-          <w:color w:val="CF8E6D"/>
-          <w:kern w:val="0"/>
-          <w:sz w:val="20"/>
-          <w:szCs w:val="20"/>
-          <w:lang w:eastAsia="en-IE"/>
-          <w14:ligatures w14:val="none"/>
-        </w:rPr>
-        <w:t xml:space="preserve"> </w:t>
+          <w:lang w:eastAsia="en-IE"/>
+        </w:rPr>
+        <w:t xml:space="preserve">val </w:t>
       </w:r>
       <w:r>
         <w:rPr>
           <w:rFonts w:ascii="Courier New" w:eastAsia="Times New Roman" w:hAnsi="Courier New" w:cs="Courier New"/>
           <w:color w:val="C77DBB"/>
-          <w:kern w:val="0"/>
-          <w:sz w:val="20"/>
-          <w:szCs w:val="20"/>
-          <w:lang w:eastAsia="en-IE"/>
-          <w14:ligatures w14:val="none"/>
+          <w:lang w:eastAsia="en-IE"/>
         </w:rPr>
         <w:t>role</w:t>
       </w:r>
@@ -1511,52 +2185,9 @@
         <w:rPr>
           <w:rFonts w:ascii="Courier New" w:eastAsia="Times New Roman" w:hAnsi="Courier New" w:cs="Courier New"/>
           <w:color w:val="BCBEC4"/>
-          <w:kern w:val="0"/>
-          <w:sz w:val="20"/>
-          <w:szCs w:val="20"/>
-          <w:lang w:eastAsia="en-IE"/>
-          <w14:ligatures w14:val="none"/>
-        </w:rPr>
-        <w:t xml:space="preserve">: </w:t>
-      </w:r>
-      <w:proofErr w:type="spellStart"/>
-      <w:r>
-        <w:rPr>
-          <w:rFonts w:ascii="Courier New" w:eastAsia="Times New Roman" w:hAnsi="Courier New" w:cs="Courier New"/>
-          <w:color w:val="BCBEC4"/>
-          <w:kern w:val="0"/>
-          <w:sz w:val="20"/>
-          <w:szCs w:val="20"/>
-          <w:lang w:eastAsia="en-IE"/>
-          <w14:ligatures w14:val="none"/>
-        </w:rPr>
-        <w:t>UserRole</w:t>
-      </w:r>
-      <w:proofErr w:type="spellEnd"/>
-      <w:r>
-        <w:rPr>
-          <w:rFonts w:ascii="Courier New" w:eastAsia="Times New Roman" w:hAnsi="Courier New" w:cs="Courier New"/>
-          <w:color w:val="BCBEC4"/>
-          <w:kern w:val="0"/>
-          <w:sz w:val="20"/>
-          <w:szCs w:val="20"/>
-          <w:lang w:eastAsia="en-IE"/>
-          <w14:ligatures w14:val="none"/>
-        </w:rPr>
-        <w:t xml:space="preserve"> = </w:t>
-      </w:r>
-      <w:proofErr w:type="spellStart"/>
-      <w:r>
-        <w:rPr>
-          <w:rFonts w:ascii="Courier New" w:eastAsia="Times New Roman" w:hAnsi="Courier New" w:cs="Courier New"/>
-          <w:color w:val="BCBEC4"/>
-          <w:kern w:val="0"/>
-          <w:sz w:val="20"/>
-          <w:szCs w:val="20"/>
-          <w:lang w:eastAsia="en-IE"/>
-          <w14:ligatures w14:val="none"/>
-        </w:rPr>
-        <w:t>UserRole.</w:t>
+          <w:lang w:eastAsia="en-IE"/>
+        </w:rPr>
+        <w:t>: UserRole = UserRole.</w:t>
       </w:r>
       <w:r>
         <w:rPr>
@@ -1564,26 +2195,17 @@
           <w:i/>
           <w:iCs/>
           <w:color w:val="C77DBB"/>
-          <w:kern w:val="0"/>
-          <w:sz w:val="20"/>
-          <w:szCs w:val="20"/>
-          <w:lang w:eastAsia="en-IE"/>
-          <w14:ligatures w14:val="none"/>
+          <w:lang w:eastAsia="en-IE"/>
         </w:rPr>
         <w:t>DRIVER</w:t>
       </w:r>
-      <w:proofErr w:type="spellEnd"/>
       <w:r>
         <w:rPr>
           <w:rFonts w:ascii="Courier New" w:eastAsia="Times New Roman" w:hAnsi="Courier New" w:cs="Courier New"/>
           <w:i/>
           <w:iCs/>
           <w:color w:val="C77DBB"/>
-          <w:kern w:val="0"/>
-          <w:sz w:val="20"/>
-          <w:szCs w:val="20"/>
-          <w:lang w:eastAsia="en-IE"/>
-          <w14:ligatures w14:val="none"/>
+          <w:lang w:eastAsia="en-IE"/>
         </w:rPr>
         <w:br/>
       </w:r>
@@ -1591,23 +2213,16 @@
         <w:rPr>
           <w:rFonts w:ascii="Courier New" w:eastAsia="Times New Roman" w:hAnsi="Courier New" w:cs="Courier New"/>
           <w:color w:val="BCBEC4"/>
-          <w:kern w:val="0"/>
-          <w:sz w:val="20"/>
-          <w:szCs w:val="20"/>
-          <w:lang w:eastAsia="en-IE"/>
-          <w14:ligatures w14:val="none"/>
-        </w:rPr>
+          <w:lang w:eastAsia="en-IE"/>
+        </w:rPr>
+        <w:lastRenderedPageBreak/>
         <w:t>)</w:t>
       </w:r>
       <w:r>
         <w:rPr>
           <w:rFonts w:ascii="Courier New" w:eastAsia="Times New Roman" w:hAnsi="Courier New" w:cs="Courier New"/>
           <w:color w:val="BCBEC4"/>
-          <w:kern w:val="0"/>
-          <w:sz w:val="20"/>
-          <w:szCs w:val="20"/>
-          <w:lang w:eastAsia="en-IE"/>
-          <w14:ligatures w14:val="none"/>
+          <w:lang w:eastAsia="en-IE"/>
         </w:rPr>
         <w:br/>
       </w:r>
@@ -1615,75 +2230,31 @@
         <w:rPr>
           <w:rFonts w:ascii="Courier New" w:eastAsia="Times New Roman" w:hAnsi="Courier New" w:cs="Courier New"/>
           <w:color w:val="BCBEC4"/>
-          <w:kern w:val="0"/>
-          <w:sz w:val="20"/>
-          <w:szCs w:val="20"/>
-          <w:lang w:eastAsia="en-IE"/>
-          <w14:ligatures w14:val="none"/>
+          <w:lang w:eastAsia="en-IE"/>
         </w:rPr>
         <w:br/>
       </w:r>
-      <w:proofErr w:type="spellStart"/>
       <w:r>
         <w:rPr>
           <w:rFonts w:ascii="Courier New" w:eastAsia="Times New Roman" w:hAnsi="Courier New" w:cs="Courier New"/>
           <w:color w:val="CF8E6D"/>
-          <w:kern w:val="0"/>
-          <w:sz w:val="20"/>
-          <w:szCs w:val="20"/>
-          <w:lang w:eastAsia="en-IE"/>
-          <w14:ligatures w14:val="none"/>
-        </w:rPr>
-        <w:t>enum</w:t>
-      </w:r>
-      <w:proofErr w:type="spellEnd"/>
-      <w:r>
-        <w:rPr>
-          <w:rFonts w:ascii="Courier New" w:eastAsia="Times New Roman" w:hAnsi="Courier New" w:cs="Courier New"/>
-          <w:color w:val="CF8E6D"/>
-          <w:kern w:val="0"/>
-          <w:sz w:val="20"/>
-          <w:szCs w:val="20"/>
-          <w:lang w:eastAsia="en-IE"/>
-          <w14:ligatures w14:val="none"/>
-        </w:rPr>
-        <w:t xml:space="preserve"> class </w:t>
-      </w:r>
-      <w:proofErr w:type="spellStart"/>
-      <w:r>
-        <w:rPr>
-          <w:rFonts w:ascii="Courier New" w:eastAsia="Times New Roman" w:hAnsi="Courier New" w:cs="Courier New"/>
-          <w:color w:val="BCBEC4"/>
-          <w:kern w:val="0"/>
-          <w:sz w:val="20"/>
-          <w:szCs w:val="20"/>
-          <w:lang w:eastAsia="en-IE"/>
-          <w14:ligatures w14:val="none"/>
-        </w:rPr>
-        <w:t>UserRole</w:t>
-      </w:r>
-      <w:proofErr w:type="spellEnd"/>
-      <w:r>
-        <w:rPr>
-          <w:rFonts w:ascii="Courier New" w:eastAsia="Times New Roman" w:hAnsi="Courier New" w:cs="Courier New"/>
-          <w:color w:val="BCBEC4"/>
-          <w:kern w:val="0"/>
-          <w:sz w:val="20"/>
-          <w:szCs w:val="20"/>
-          <w:lang w:eastAsia="en-IE"/>
-          <w14:ligatures w14:val="none"/>
-        </w:rPr>
-        <w:t xml:space="preserve"> {</w:t>
-      </w:r>
-      <w:r>
-        <w:rPr>
-          <w:rFonts w:ascii="Courier New" w:eastAsia="Times New Roman" w:hAnsi="Courier New" w:cs="Courier New"/>
-          <w:color w:val="BCBEC4"/>
-          <w:kern w:val="0"/>
-          <w:sz w:val="20"/>
-          <w:szCs w:val="20"/>
-          <w:lang w:eastAsia="en-IE"/>
-          <w14:ligatures w14:val="none"/>
+          <w:lang w:eastAsia="en-IE"/>
+        </w:rPr>
+        <w:t xml:space="preserve">enum class </w:t>
+      </w:r>
+      <w:r>
+        <w:rPr>
+          <w:rFonts w:ascii="Courier New" w:eastAsia="Times New Roman" w:hAnsi="Courier New" w:cs="Courier New"/>
+          <w:color w:val="BCBEC4"/>
+          <w:lang w:eastAsia="en-IE"/>
+        </w:rPr>
+        <w:t>UserRole {</w:t>
+      </w:r>
+      <w:r>
+        <w:rPr>
+          <w:rFonts w:ascii="Courier New" w:eastAsia="Times New Roman" w:hAnsi="Courier New" w:cs="Courier New"/>
+          <w:color w:val="BCBEC4"/>
+          <w:lang w:eastAsia="en-IE"/>
         </w:rPr>
         <w:br/>
         <w:t xml:space="preserve">    </w:t>
@@ -1694,11 +2265,7 @@
           <w:i/>
           <w:iCs/>
           <w:color w:val="C77DBB"/>
-          <w:kern w:val="0"/>
-          <w:sz w:val="20"/>
-          <w:szCs w:val="20"/>
-          <w:lang w:eastAsia="en-IE"/>
-          <w14:ligatures w14:val="none"/>
+          <w:lang w:eastAsia="en-IE"/>
         </w:rPr>
         <w:t>DRIVER</w:t>
       </w:r>
@@ -1706,11 +2273,7 @@
         <w:rPr>
           <w:rFonts w:ascii="Courier New" w:eastAsia="Times New Roman" w:hAnsi="Courier New" w:cs="Courier New"/>
           <w:color w:val="BCBEC4"/>
-          <w:kern w:val="0"/>
-          <w:sz w:val="20"/>
-          <w:szCs w:val="20"/>
-          <w:lang w:eastAsia="en-IE"/>
-          <w14:ligatures w14:val="none"/>
+          <w:lang w:eastAsia="en-IE"/>
         </w:rPr>
         <w:t xml:space="preserve">,    </w:t>
       </w:r>
@@ -1718,11 +2281,7 @@
         <w:rPr>
           <w:rFonts w:ascii="Courier New" w:eastAsia="Times New Roman" w:hAnsi="Courier New" w:cs="Courier New"/>
           <w:color w:val="7A7E85"/>
-          <w:kern w:val="0"/>
-          <w:sz w:val="20"/>
-          <w:szCs w:val="20"/>
-          <w:lang w:eastAsia="en-IE"/>
-          <w14:ligatures w14:val="none"/>
+          <w:lang w:eastAsia="en-IE"/>
         </w:rPr>
         <w:t>// Can only lock/unlock their assigned vehicle</w:t>
       </w:r>
@@ -1730,11 +2289,7 @@
         <w:rPr>
           <w:rFonts w:ascii="Courier New" w:eastAsia="Times New Roman" w:hAnsi="Courier New" w:cs="Courier New"/>
           <w:color w:val="7A7E85"/>
-          <w:kern w:val="0"/>
-          <w:sz w:val="20"/>
-          <w:szCs w:val="20"/>
-          <w:lang w:eastAsia="en-IE"/>
-          <w14:ligatures w14:val="none"/>
+          <w:lang w:eastAsia="en-IE"/>
         </w:rPr>
         <w:br/>
         <w:t xml:space="preserve">    </w:t>
@@ -1745,11 +2300,7 @@
           <w:i/>
           <w:iCs/>
           <w:color w:val="C77DBB"/>
-          <w:kern w:val="0"/>
-          <w:sz w:val="20"/>
-          <w:szCs w:val="20"/>
-          <w:lang w:eastAsia="en-IE"/>
-          <w14:ligatures w14:val="none"/>
+          <w:lang w:eastAsia="en-IE"/>
         </w:rPr>
         <w:t xml:space="preserve">MANAGER    </w:t>
       </w:r>
@@ -1757,11 +2308,7 @@
         <w:rPr>
           <w:rFonts w:ascii="Courier New" w:eastAsia="Times New Roman" w:hAnsi="Courier New" w:cs="Courier New"/>
           <w:color w:val="7A7E85"/>
-          <w:kern w:val="0"/>
-          <w:sz w:val="20"/>
-          <w:szCs w:val="20"/>
-          <w:lang w:eastAsia="en-IE"/>
-          <w14:ligatures w14:val="none"/>
+          <w:lang w:eastAsia="en-IE"/>
         </w:rPr>
         <w:t>// Can provision, assign and revoke keys</w:t>
       </w:r>
@@ -1769,11 +2316,7 @@
         <w:rPr>
           <w:rFonts w:ascii="Courier New" w:eastAsia="Times New Roman" w:hAnsi="Courier New" w:cs="Courier New"/>
           <w:color w:val="7A7E85"/>
-          <w:kern w:val="0"/>
-          <w:sz w:val="20"/>
-          <w:szCs w:val="20"/>
-          <w:lang w:eastAsia="en-IE"/>
-          <w14:ligatures w14:val="none"/>
+          <w:lang w:eastAsia="en-IE"/>
         </w:rPr>
         <w:br/>
       </w:r>
@@ -1781,11 +2324,7 @@
         <w:rPr>
           <w:rFonts w:ascii="Courier New" w:eastAsia="Times New Roman" w:hAnsi="Courier New" w:cs="Courier New"/>
           <w:color w:val="BCBEC4"/>
-          <w:kern w:val="0"/>
-          <w:sz w:val="20"/>
-          <w:szCs w:val="20"/>
-          <w:lang w:eastAsia="en-IE"/>
-          <w14:ligatures w14:val="none"/>
+          <w:lang w:eastAsia="en-IE"/>
         </w:rPr>
         <w:t>}</w:t>
       </w:r>
@@ -1810,7 +2349,14 @@
           <w:b/>
           <w:bCs/>
         </w:rPr>
-        <w:t xml:space="preserve">3.3.2 </w:t>
+        <w:t>1</w:t>
+      </w:r>
+      <w:r>
+        <w:rPr>
+          <w:b/>
+          <w:bCs/>
+        </w:rPr>
+        <w:t xml:space="preserve">.3.2 </w:t>
       </w:r>
       <w:proofErr w:type="spellStart"/>
       <w:r>
@@ -1828,23 +2374,7 @@
         <w:ind w:left="792"/>
       </w:pPr>
       <w:r>
-        <w:t xml:space="preserve">Represents a provisioned digital key linking a user to a vehicle. Stored in the </w:t>
-      </w:r>
-      <w:proofErr w:type="spellStart"/>
-      <w:r>
-        <w:t>digitalKeys</w:t>
-      </w:r>
-      <w:proofErr w:type="spellEnd"/>
-      <w:r>
-        <w:t xml:space="preserve"> </w:t>
-      </w:r>
-      <w:proofErr w:type="spellStart"/>
-      <w:r>
-        <w:t>Firestore</w:t>
-      </w:r>
-      <w:proofErr w:type="spellEnd"/>
-      <w:r>
-        <w:t xml:space="preserve"> collection.</w:t>
+        <w:t>Represents a provisioned digital key linking a user to a vehicle. Stored in the digitalKeys Firestore collection.</w:t>
       </w:r>
     </w:p>
     <w:p>
@@ -1872,113 +2402,55 @@
         <w:rPr>
           <w:rFonts w:ascii="Courier New" w:eastAsia="Times New Roman" w:hAnsi="Courier New" w:cs="Courier New"/>
           <w:color w:val="BCBEC4"/>
-          <w:kern w:val="0"/>
-          <w:sz w:val="20"/>
-          <w:szCs w:val="20"/>
-          <w:lang w:eastAsia="en-IE"/>
-          <w14:ligatures w14:val="none"/>
+          <w:lang w:eastAsia="en-IE"/>
         </w:rPr>
       </w:pPr>
       <w:r>
         <w:rPr>
           <w:rFonts w:ascii="Courier New" w:eastAsia="Times New Roman" w:hAnsi="Courier New" w:cs="Courier New"/>
           <w:color w:val="CF8E6D"/>
-          <w:kern w:val="0"/>
-          <w:sz w:val="20"/>
-          <w:szCs w:val="20"/>
-          <w:lang w:eastAsia="en-IE"/>
-          <w14:ligatures w14:val="none"/>
+          <w:lang w:eastAsia="en-IE"/>
         </w:rPr>
         <w:t xml:space="preserve">data class </w:t>
       </w:r>
-      <w:proofErr w:type="spellStart"/>
-      <w:r>
-        <w:rPr>
-          <w:rFonts w:ascii="Courier New" w:eastAsia="Times New Roman" w:hAnsi="Courier New" w:cs="Courier New"/>
-          <w:color w:val="BCBEC4"/>
-          <w:kern w:val="0"/>
-          <w:sz w:val="20"/>
-          <w:szCs w:val="20"/>
-          <w:lang w:eastAsia="en-IE"/>
-          <w14:ligatures w14:val="none"/>
-        </w:rPr>
-        <w:t>DigitalKey</w:t>
-      </w:r>
-      <w:proofErr w:type="spellEnd"/>
-      <w:r>
-        <w:rPr>
-          <w:rFonts w:ascii="Courier New" w:eastAsia="Times New Roman" w:hAnsi="Courier New" w:cs="Courier New"/>
-          <w:color w:val="BCBEC4"/>
-          <w:kern w:val="0"/>
-          <w:sz w:val="20"/>
-          <w:szCs w:val="20"/>
-          <w:lang w:eastAsia="en-IE"/>
-          <w14:ligatures w14:val="none"/>
-        </w:rPr>
-        <w:t>(</w:t>
-      </w:r>
-      <w:r>
-        <w:rPr>
-          <w:rFonts w:ascii="Courier New" w:eastAsia="Times New Roman" w:hAnsi="Courier New" w:cs="Courier New"/>
-          <w:color w:val="BCBEC4"/>
-          <w:kern w:val="0"/>
-          <w:sz w:val="20"/>
-          <w:szCs w:val="20"/>
-          <w:lang w:eastAsia="en-IE"/>
-          <w14:ligatures w14:val="none"/>
+      <w:r>
+        <w:rPr>
+          <w:rFonts w:ascii="Courier New" w:eastAsia="Times New Roman" w:hAnsi="Courier New" w:cs="Courier New"/>
+          <w:color w:val="BCBEC4"/>
+          <w:lang w:eastAsia="en-IE"/>
+        </w:rPr>
+        <w:t>DigitalKey(</w:t>
+      </w:r>
+      <w:r>
+        <w:rPr>
+          <w:rFonts w:ascii="Courier New" w:eastAsia="Times New Roman" w:hAnsi="Courier New" w:cs="Courier New"/>
+          <w:color w:val="BCBEC4"/>
+          <w:lang w:eastAsia="en-IE"/>
         </w:rPr>
         <w:br/>
         <w:t xml:space="preserve">    </w:t>
       </w:r>
-      <w:proofErr w:type="spellStart"/>
       <w:r>
         <w:rPr>
           <w:rFonts w:ascii="Courier New" w:eastAsia="Times New Roman" w:hAnsi="Courier New" w:cs="Courier New"/>
           <w:color w:val="CF8E6D"/>
-          <w:kern w:val="0"/>
-          <w:sz w:val="20"/>
-          <w:szCs w:val="20"/>
-          <w:lang w:eastAsia="en-IE"/>
-          <w14:ligatures w14:val="none"/>
-        </w:rPr>
-        <w:t>val</w:t>
-      </w:r>
-      <w:proofErr w:type="spellEnd"/>
-      <w:r>
-        <w:rPr>
-          <w:rFonts w:ascii="Courier New" w:eastAsia="Times New Roman" w:hAnsi="Courier New" w:cs="Courier New"/>
-          <w:color w:val="CF8E6D"/>
-          <w:kern w:val="0"/>
-          <w:sz w:val="20"/>
-          <w:szCs w:val="20"/>
-          <w:lang w:eastAsia="en-IE"/>
-          <w14:ligatures w14:val="none"/>
-        </w:rPr>
-        <w:t xml:space="preserve"> </w:t>
-      </w:r>
-      <w:proofErr w:type="spellStart"/>
+          <w:lang w:eastAsia="en-IE"/>
+        </w:rPr>
+        <w:t xml:space="preserve">val </w:t>
+      </w:r>
       <w:r>
         <w:rPr>
           <w:rFonts w:ascii="Courier New" w:eastAsia="Times New Roman" w:hAnsi="Courier New" w:cs="Courier New"/>
           <w:color w:val="C77DBB"/>
-          <w:kern w:val="0"/>
-          <w:sz w:val="20"/>
-          <w:szCs w:val="20"/>
-          <w:lang w:eastAsia="en-IE"/>
-          <w14:ligatures w14:val="none"/>
+          <w:lang w:eastAsia="en-IE"/>
         </w:rPr>
         <w:t>keyId</w:t>
       </w:r>
-      <w:proofErr w:type="spellEnd"/>
-      <w:r>
-        <w:rPr>
-          <w:rFonts w:ascii="Courier New" w:eastAsia="Times New Roman" w:hAnsi="Courier New" w:cs="Courier New"/>
-          <w:color w:val="BCBEC4"/>
-          <w:kern w:val="0"/>
-          <w:sz w:val="20"/>
-          <w:szCs w:val="20"/>
-          <w:lang w:eastAsia="en-IE"/>
-          <w14:ligatures w14:val="none"/>
+      <w:r>
+        <w:rPr>
+          <w:rFonts w:ascii="Courier New" w:eastAsia="Times New Roman" w:hAnsi="Courier New" w:cs="Courier New"/>
+          <w:color w:val="BCBEC4"/>
+          <w:lang w:eastAsia="en-IE"/>
         </w:rPr>
         <w:t xml:space="preserve">: String = </w:t>
       </w:r>
@@ -1986,11 +2458,7 @@
         <w:rPr>
           <w:rFonts w:ascii="Courier New" w:eastAsia="Times New Roman" w:hAnsi="Courier New" w:cs="Courier New"/>
           <w:color w:val="6AAB73"/>
-          <w:kern w:val="0"/>
-          <w:sz w:val="20"/>
-          <w:szCs w:val="20"/>
-          <w:lang w:eastAsia="en-IE"/>
-          <w14:ligatures w14:val="none"/>
+          <w:lang w:eastAsia="en-IE"/>
         </w:rPr>
         <w:t>""</w:t>
       </w:r>
@@ -1998,11 +2466,7 @@
         <w:rPr>
           <w:rFonts w:ascii="Courier New" w:eastAsia="Times New Roman" w:hAnsi="Courier New" w:cs="Courier New"/>
           <w:color w:val="BCBEC4"/>
-          <w:kern w:val="0"/>
-          <w:sz w:val="20"/>
-          <w:szCs w:val="20"/>
-          <w:lang w:eastAsia="en-IE"/>
-          <w14:ligatures w14:val="none"/>
+          <w:lang w:eastAsia="en-IE"/>
         </w:rPr>
         <w:t>,</w:t>
       </w:r>
@@ -2010,64 +2474,32 @@
         <w:rPr>
           <w:rFonts w:ascii="Courier New" w:eastAsia="Times New Roman" w:hAnsi="Courier New" w:cs="Courier New"/>
           <w:color w:val="BCBEC4"/>
-          <w:kern w:val="0"/>
-          <w:sz w:val="20"/>
-          <w:szCs w:val="20"/>
-          <w:lang w:eastAsia="en-IE"/>
-          <w14:ligatures w14:val="none"/>
+          <w:lang w:eastAsia="en-IE"/>
         </w:rPr>
         <w:br/>
         <w:t xml:space="preserve">    </w:t>
       </w:r>
-      <w:proofErr w:type="spellStart"/>
       <w:r>
         <w:rPr>
           <w:rFonts w:ascii="Courier New" w:eastAsia="Times New Roman" w:hAnsi="Courier New" w:cs="Courier New"/>
           <w:color w:val="CF8E6D"/>
-          <w:kern w:val="0"/>
-          <w:sz w:val="20"/>
-          <w:szCs w:val="20"/>
-          <w:lang w:eastAsia="en-IE"/>
-          <w14:ligatures w14:val="none"/>
-        </w:rPr>
-        <w:t>val</w:t>
-      </w:r>
-      <w:proofErr w:type="spellEnd"/>
-      <w:r>
-        <w:rPr>
-          <w:rFonts w:ascii="Courier New" w:eastAsia="Times New Roman" w:hAnsi="Courier New" w:cs="Courier New"/>
-          <w:color w:val="CF8E6D"/>
-          <w:kern w:val="0"/>
-          <w:sz w:val="20"/>
-          <w:szCs w:val="20"/>
-          <w:lang w:eastAsia="en-IE"/>
-          <w14:ligatures w14:val="none"/>
-        </w:rPr>
-        <w:t xml:space="preserve"> </w:t>
-      </w:r>
-      <w:proofErr w:type="spellStart"/>
+          <w:lang w:eastAsia="en-IE"/>
+        </w:rPr>
+        <w:t xml:space="preserve">val </w:t>
+      </w:r>
       <w:r>
         <w:rPr>
           <w:rFonts w:ascii="Courier New" w:eastAsia="Times New Roman" w:hAnsi="Courier New" w:cs="Courier New"/>
           <w:color w:val="C77DBB"/>
-          <w:kern w:val="0"/>
-          <w:sz w:val="20"/>
-          <w:szCs w:val="20"/>
-          <w:lang w:eastAsia="en-IE"/>
-          <w14:ligatures w14:val="none"/>
+          <w:lang w:eastAsia="en-IE"/>
         </w:rPr>
         <w:t>vehicleId</w:t>
       </w:r>
-      <w:proofErr w:type="spellEnd"/>
-      <w:r>
-        <w:rPr>
-          <w:rFonts w:ascii="Courier New" w:eastAsia="Times New Roman" w:hAnsi="Courier New" w:cs="Courier New"/>
-          <w:color w:val="BCBEC4"/>
-          <w:kern w:val="0"/>
-          <w:sz w:val="20"/>
-          <w:szCs w:val="20"/>
-          <w:lang w:eastAsia="en-IE"/>
-          <w14:ligatures w14:val="none"/>
+      <w:r>
+        <w:rPr>
+          <w:rFonts w:ascii="Courier New" w:eastAsia="Times New Roman" w:hAnsi="Courier New" w:cs="Courier New"/>
+          <w:color w:val="BCBEC4"/>
+          <w:lang w:eastAsia="en-IE"/>
         </w:rPr>
         <w:t xml:space="preserve">: String = </w:t>
       </w:r>
@@ -2075,11 +2507,7 @@
         <w:rPr>
           <w:rFonts w:ascii="Courier New" w:eastAsia="Times New Roman" w:hAnsi="Courier New" w:cs="Courier New"/>
           <w:color w:val="6AAB73"/>
-          <w:kern w:val="0"/>
-          <w:sz w:val="20"/>
-          <w:szCs w:val="20"/>
-          <w:lang w:eastAsia="en-IE"/>
-          <w14:ligatures w14:val="none"/>
+          <w:lang w:eastAsia="en-IE"/>
         </w:rPr>
         <w:t>""</w:t>
       </w:r>
@@ -2087,11 +2515,7 @@
         <w:rPr>
           <w:rFonts w:ascii="Courier New" w:eastAsia="Times New Roman" w:hAnsi="Courier New" w:cs="Courier New"/>
           <w:color w:val="BCBEC4"/>
-          <w:kern w:val="0"/>
-          <w:sz w:val="20"/>
-          <w:szCs w:val="20"/>
-          <w:lang w:eastAsia="en-IE"/>
-          <w14:ligatures w14:val="none"/>
+          <w:lang w:eastAsia="en-IE"/>
         </w:rPr>
         <w:t>,</w:t>
       </w:r>
@@ -2099,64 +2523,32 @@
         <w:rPr>
           <w:rFonts w:ascii="Courier New" w:eastAsia="Times New Roman" w:hAnsi="Courier New" w:cs="Courier New"/>
           <w:color w:val="BCBEC4"/>
-          <w:kern w:val="0"/>
-          <w:sz w:val="20"/>
-          <w:szCs w:val="20"/>
-          <w:lang w:eastAsia="en-IE"/>
-          <w14:ligatures w14:val="none"/>
+          <w:lang w:eastAsia="en-IE"/>
         </w:rPr>
         <w:br/>
         <w:t xml:space="preserve">    </w:t>
       </w:r>
-      <w:proofErr w:type="spellStart"/>
       <w:r>
         <w:rPr>
           <w:rFonts w:ascii="Courier New" w:eastAsia="Times New Roman" w:hAnsi="Courier New" w:cs="Courier New"/>
           <w:color w:val="CF8E6D"/>
-          <w:kern w:val="0"/>
-          <w:sz w:val="20"/>
-          <w:szCs w:val="20"/>
-          <w:lang w:eastAsia="en-IE"/>
-          <w14:ligatures w14:val="none"/>
-        </w:rPr>
-        <w:t>val</w:t>
-      </w:r>
-      <w:proofErr w:type="spellEnd"/>
-      <w:r>
-        <w:rPr>
-          <w:rFonts w:ascii="Courier New" w:eastAsia="Times New Roman" w:hAnsi="Courier New" w:cs="Courier New"/>
-          <w:color w:val="CF8E6D"/>
-          <w:kern w:val="0"/>
-          <w:sz w:val="20"/>
-          <w:szCs w:val="20"/>
-          <w:lang w:eastAsia="en-IE"/>
-          <w14:ligatures w14:val="none"/>
-        </w:rPr>
-        <w:t xml:space="preserve"> </w:t>
-      </w:r>
-      <w:proofErr w:type="spellStart"/>
+          <w:lang w:eastAsia="en-IE"/>
+        </w:rPr>
+        <w:t xml:space="preserve">val </w:t>
+      </w:r>
       <w:r>
         <w:rPr>
           <w:rFonts w:ascii="Courier New" w:eastAsia="Times New Roman" w:hAnsi="Courier New" w:cs="Courier New"/>
           <w:color w:val="C77DBB"/>
-          <w:kern w:val="0"/>
-          <w:sz w:val="20"/>
-          <w:szCs w:val="20"/>
-          <w:lang w:eastAsia="en-IE"/>
-          <w14:ligatures w14:val="none"/>
+          <w:lang w:eastAsia="en-IE"/>
         </w:rPr>
         <w:t>userId</w:t>
       </w:r>
-      <w:proofErr w:type="spellEnd"/>
-      <w:r>
-        <w:rPr>
-          <w:rFonts w:ascii="Courier New" w:eastAsia="Times New Roman" w:hAnsi="Courier New" w:cs="Courier New"/>
-          <w:color w:val="BCBEC4"/>
-          <w:kern w:val="0"/>
-          <w:sz w:val="20"/>
-          <w:szCs w:val="20"/>
-          <w:lang w:eastAsia="en-IE"/>
-          <w14:ligatures w14:val="none"/>
+      <w:r>
+        <w:rPr>
+          <w:rFonts w:ascii="Courier New" w:eastAsia="Times New Roman" w:hAnsi="Courier New" w:cs="Courier New"/>
+          <w:color w:val="BCBEC4"/>
+          <w:lang w:eastAsia="en-IE"/>
         </w:rPr>
         <w:t xml:space="preserve">: String = </w:t>
       </w:r>
@@ -2164,11 +2556,7 @@
         <w:rPr>
           <w:rFonts w:ascii="Courier New" w:eastAsia="Times New Roman" w:hAnsi="Courier New" w:cs="Courier New"/>
           <w:color w:val="6AAB73"/>
-          <w:kern w:val="0"/>
-          <w:sz w:val="20"/>
-          <w:szCs w:val="20"/>
-          <w:lang w:eastAsia="en-IE"/>
-          <w14:ligatures w14:val="none"/>
+          <w:lang w:eastAsia="en-IE"/>
         </w:rPr>
         <w:t>""</w:t>
       </w:r>
@@ -2176,11 +2564,7 @@
         <w:rPr>
           <w:rFonts w:ascii="Courier New" w:eastAsia="Times New Roman" w:hAnsi="Courier New" w:cs="Courier New"/>
           <w:color w:val="BCBEC4"/>
-          <w:kern w:val="0"/>
-          <w:sz w:val="20"/>
-          <w:szCs w:val="20"/>
-          <w:lang w:eastAsia="en-IE"/>
-          <w14:ligatures w14:val="none"/>
+          <w:lang w:eastAsia="en-IE"/>
         </w:rPr>
         <w:t>,</w:t>
       </w:r>
@@ -2188,50 +2572,24 @@
         <w:rPr>
           <w:rFonts w:ascii="Courier New" w:eastAsia="Times New Roman" w:hAnsi="Courier New" w:cs="Courier New"/>
           <w:color w:val="BCBEC4"/>
-          <w:kern w:val="0"/>
-          <w:sz w:val="20"/>
-          <w:szCs w:val="20"/>
-          <w:lang w:eastAsia="en-IE"/>
-          <w14:ligatures w14:val="none"/>
+          <w:lang w:eastAsia="en-IE"/>
         </w:rPr>
         <w:br/>
         <w:t xml:space="preserve">    </w:t>
       </w:r>
-      <w:proofErr w:type="spellStart"/>
       <w:r>
         <w:rPr>
           <w:rFonts w:ascii="Courier New" w:eastAsia="Times New Roman" w:hAnsi="Courier New" w:cs="Courier New"/>
           <w:color w:val="CF8E6D"/>
-          <w:kern w:val="0"/>
-          <w:sz w:val="20"/>
-          <w:szCs w:val="20"/>
-          <w:lang w:eastAsia="en-IE"/>
-          <w14:ligatures w14:val="none"/>
-        </w:rPr>
-        <w:t>val</w:t>
-      </w:r>
-      <w:proofErr w:type="spellEnd"/>
-      <w:r>
-        <w:rPr>
-          <w:rFonts w:ascii="Courier New" w:eastAsia="Times New Roman" w:hAnsi="Courier New" w:cs="Courier New"/>
-          <w:color w:val="CF8E6D"/>
-          <w:kern w:val="0"/>
-          <w:sz w:val="20"/>
-          <w:szCs w:val="20"/>
-          <w:lang w:eastAsia="en-IE"/>
-          <w14:ligatures w14:val="none"/>
-        </w:rPr>
-        <w:t xml:space="preserve"> </w:t>
+          <w:lang w:eastAsia="en-IE"/>
+        </w:rPr>
+        <w:t xml:space="preserve">val </w:t>
       </w:r>
       <w:r>
         <w:rPr>
           <w:rFonts w:ascii="Courier New" w:eastAsia="Times New Roman" w:hAnsi="Courier New" w:cs="Courier New"/>
           <w:color w:val="C77DBB"/>
-          <w:kern w:val="0"/>
-          <w:sz w:val="20"/>
-          <w:szCs w:val="20"/>
-          <w:lang w:eastAsia="en-IE"/>
-          <w14:ligatures w14:val="none"/>
+          <w:lang w:eastAsia="en-IE"/>
         </w:rPr>
         <w:t>status</w:t>
       </w:r>
@@ -2239,52 +2597,9 @@
         <w:rPr>
           <w:rFonts w:ascii="Courier New" w:eastAsia="Times New Roman" w:hAnsi="Courier New" w:cs="Courier New"/>
           <w:color w:val="BCBEC4"/>
-          <w:kern w:val="0"/>
-          <w:sz w:val="20"/>
-          <w:szCs w:val="20"/>
-          <w:lang w:eastAsia="en-IE"/>
-          <w14:ligatures w14:val="none"/>
-        </w:rPr>
-        <w:t xml:space="preserve">: </w:t>
-      </w:r>
-      <w:proofErr w:type="spellStart"/>
-      <w:r>
-        <w:rPr>
-          <w:rFonts w:ascii="Courier New" w:eastAsia="Times New Roman" w:hAnsi="Courier New" w:cs="Courier New"/>
-          <w:color w:val="BCBEC4"/>
-          <w:kern w:val="0"/>
-          <w:sz w:val="20"/>
-          <w:szCs w:val="20"/>
-          <w:lang w:eastAsia="en-IE"/>
-          <w14:ligatures w14:val="none"/>
-        </w:rPr>
-        <w:t>KeyStatus</w:t>
-      </w:r>
-      <w:proofErr w:type="spellEnd"/>
-      <w:r>
-        <w:rPr>
-          <w:rFonts w:ascii="Courier New" w:eastAsia="Times New Roman" w:hAnsi="Courier New" w:cs="Courier New"/>
-          <w:color w:val="BCBEC4"/>
-          <w:kern w:val="0"/>
-          <w:sz w:val="20"/>
-          <w:szCs w:val="20"/>
-          <w:lang w:eastAsia="en-IE"/>
-          <w14:ligatures w14:val="none"/>
-        </w:rPr>
-        <w:t xml:space="preserve"> = </w:t>
-      </w:r>
-      <w:proofErr w:type="spellStart"/>
-      <w:r>
-        <w:rPr>
-          <w:rFonts w:ascii="Courier New" w:eastAsia="Times New Roman" w:hAnsi="Courier New" w:cs="Courier New"/>
-          <w:color w:val="BCBEC4"/>
-          <w:kern w:val="0"/>
-          <w:sz w:val="20"/>
-          <w:szCs w:val="20"/>
-          <w:lang w:eastAsia="en-IE"/>
-          <w14:ligatures w14:val="none"/>
-        </w:rPr>
-        <w:t>KeyStatus.</w:t>
+          <w:lang w:eastAsia="en-IE"/>
+        </w:rPr>
+        <w:t>: KeyStatus = KeyStatus.</w:t>
       </w:r>
       <w:r>
         <w:rPr>
@@ -2292,24 +2607,15 @@
           <w:i/>
           <w:iCs/>
           <w:color w:val="C77DBB"/>
-          <w:kern w:val="0"/>
-          <w:sz w:val="20"/>
-          <w:szCs w:val="20"/>
-          <w:lang w:eastAsia="en-IE"/>
-          <w14:ligatures w14:val="none"/>
+          <w:lang w:eastAsia="en-IE"/>
         </w:rPr>
         <w:t>ACTIVE</w:t>
       </w:r>
-      <w:proofErr w:type="spellEnd"/>
-      <w:r>
-        <w:rPr>
-          <w:rFonts w:ascii="Courier New" w:eastAsia="Times New Roman" w:hAnsi="Courier New" w:cs="Courier New"/>
-          <w:color w:val="BCBEC4"/>
-          <w:kern w:val="0"/>
-          <w:sz w:val="20"/>
-          <w:szCs w:val="20"/>
-          <w:lang w:eastAsia="en-IE"/>
-          <w14:ligatures w14:val="none"/>
+      <w:r>
+        <w:rPr>
+          <w:rFonts w:ascii="Courier New" w:eastAsia="Times New Roman" w:hAnsi="Courier New" w:cs="Courier New"/>
+          <w:color w:val="BCBEC4"/>
+          <w:lang w:eastAsia="en-IE"/>
         </w:rPr>
         <w:t>,</w:t>
       </w:r>
@@ -2317,102 +2623,40 @@
         <w:rPr>
           <w:rFonts w:ascii="Courier New" w:eastAsia="Times New Roman" w:hAnsi="Courier New" w:cs="Courier New"/>
           <w:color w:val="BCBEC4"/>
-          <w:kern w:val="0"/>
-          <w:sz w:val="20"/>
-          <w:szCs w:val="20"/>
-          <w:lang w:eastAsia="en-IE"/>
-          <w14:ligatures w14:val="none"/>
+          <w:lang w:eastAsia="en-IE"/>
         </w:rPr>
         <w:br/>
         <w:t xml:space="preserve">    </w:t>
       </w:r>
-      <w:proofErr w:type="spellStart"/>
       <w:r>
         <w:rPr>
           <w:rFonts w:ascii="Courier New" w:eastAsia="Times New Roman" w:hAnsi="Courier New" w:cs="Courier New"/>
           <w:color w:val="CF8E6D"/>
-          <w:kern w:val="0"/>
-          <w:sz w:val="20"/>
-          <w:szCs w:val="20"/>
-          <w:lang w:eastAsia="en-IE"/>
-          <w14:ligatures w14:val="none"/>
-        </w:rPr>
-        <w:t>val</w:t>
-      </w:r>
-      <w:proofErr w:type="spellEnd"/>
+          <w:lang w:eastAsia="en-IE"/>
+        </w:rPr>
+        <w:t xml:space="preserve">val </w:t>
+      </w:r>
+      <w:r>
+        <w:rPr>
+          <w:rFonts w:ascii="Courier New" w:eastAsia="Times New Roman" w:hAnsi="Courier New" w:cs="Courier New"/>
+          <w:color w:val="C77DBB"/>
+          <w:lang w:eastAsia="en-IE"/>
+        </w:rPr>
+        <w:t>expiryDate</w:t>
+      </w:r>
+      <w:r>
+        <w:rPr>
+          <w:rFonts w:ascii="Courier New" w:eastAsia="Times New Roman" w:hAnsi="Courier New" w:cs="Courier New"/>
+          <w:color w:val="BCBEC4"/>
+          <w:lang w:eastAsia="en-IE"/>
+        </w:rPr>
+        <w:t xml:space="preserve">: com.google.firebase.Timestamp? = </w:t>
+      </w:r>
       <w:r>
         <w:rPr>
           <w:rFonts w:ascii="Courier New" w:eastAsia="Times New Roman" w:hAnsi="Courier New" w:cs="Courier New"/>
           <w:color w:val="CF8E6D"/>
-          <w:kern w:val="0"/>
-          <w:sz w:val="20"/>
-          <w:szCs w:val="20"/>
-          <w:lang w:eastAsia="en-IE"/>
-          <w14:ligatures w14:val="none"/>
-        </w:rPr>
-        <w:t xml:space="preserve"> </w:t>
-      </w:r>
-      <w:proofErr w:type="spellStart"/>
-      <w:r>
-        <w:rPr>
-          <w:rFonts w:ascii="Courier New" w:eastAsia="Times New Roman" w:hAnsi="Courier New" w:cs="Courier New"/>
-          <w:color w:val="C77DBB"/>
-          <w:kern w:val="0"/>
-          <w:sz w:val="20"/>
-          <w:szCs w:val="20"/>
-          <w:lang w:eastAsia="en-IE"/>
-          <w14:ligatures w14:val="none"/>
-        </w:rPr>
-        <w:t>expiryDate</w:t>
-      </w:r>
-      <w:proofErr w:type="spellEnd"/>
-      <w:r>
-        <w:rPr>
-          <w:rFonts w:ascii="Courier New" w:eastAsia="Times New Roman" w:hAnsi="Courier New" w:cs="Courier New"/>
-          <w:color w:val="BCBEC4"/>
-          <w:kern w:val="0"/>
-          <w:sz w:val="20"/>
-          <w:szCs w:val="20"/>
-          <w:lang w:eastAsia="en-IE"/>
-          <w14:ligatures w14:val="none"/>
-        </w:rPr>
-        <w:t xml:space="preserve">: </w:t>
-      </w:r>
-      <w:proofErr w:type="spellStart"/>
-      <w:r>
-        <w:rPr>
-          <w:rFonts w:ascii="Courier New" w:eastAsia="Times New Roman" w:hAnsi="Courier New" w:cs="Courier New"/>
-          <w:color w:val="BCBEC4"/>
-          <w:kern w:val="0"/>
-          <w:sz w:val="20"/>
-          <w:szCs w:val="20"/>
-          <w:lang w:eastAsia="en-IE"/>
-          <w14:ligatures w14:val="none"/>
-        </w:rPr>
-        <w:t>com.google.firebase.Timestamp</w:t>
-      </w:r>
-      <w:proofErr w:type="spellEnd"/>
-      <w:r>
-        <w:rPr>
-          <w:rFonts w:ascii="Courier New" w:eastAsia="Times New Roman" w:hAnsi="Courier New" w:cs="Courier New"/>
-          <w:color w:val="BCBEC4"/>
-          <w:kern w:val="0"/>
-          <w:sz w:val="20"/>
-          <w:szCs w:val="20"/>
-          <w:lang w:eastAsia="en-IE"/>
-          <w14:ligatures w14:val="none"/>
-        </w:rPr>
-        <w:t xml:space="preserve">? = </w:t>
-      </w:r>
-      <w:r>
-        <w:rPr>
-          <w:rFonts w:ascii="Courier New" w:eastAsia="Times New Roman" w:hAnsi="Courier New" w:cs="Courier New"/>
-          <w:color w:val="CF8E6D"/>
-          <w:kern w:val="0"/>
-          <w:sz w:val="20"/>
-          <w:szCs w:val="20"/>
-          <w:lang w:eastAsia="en-IE"/>
-          <w14:ligatures w14:val="none"/>
+          <w:lang w:eastAsia="en-IE"/>
         </w:rPr>
         <w:t>null</w:t>
       </w:r>
@@ -2420,11 +2664,7 @@
         <w:rPr>
           <w:rFonts w:ascii="Courier New" w:eastAsia="Times New Roman" w:hAnsi="Courier New" w:cs="Courier New"/>
           <w:color w:val="BCBEC4"/>
-          <w:kern w:val="0"/>
-          <w:sz w:val="20"/>
-          <w:szCs w:val="20"/>
-          <w:lang w:eastAsia="en-IE"/>
-          <w14:ligatures w14:val="none"/>
+          <w:lang w:eastAsia="en-IE"/>
         </w:rPr>
         <w:t>,</w:t>
       </w:r>
@@ -2432,50 +2672,24 @@
         <w:rPr>
           <w:rFonts w:ascii="Courier New" w:eastAsia="Times New Roman" w:hAnsi="Courier New" w:cs="Courier New"/>
           <w:color w:val="BCBEC4"/>
-          <w:kern w:val="0"/>
-          <w:sz w:val="20"/>
-          <w:szCs w:val="20"/>
-          <w:lang w:eastAsia="en-IE"/>
-          <w14:ligatures w14:val="none"/>
+          <w:lang w:eastAsia="en-IE"/>
         </w:rPr>
         <w:br/>
         <w:t xml:space="preserve">    </w:t>
       </w:r>
-      <w:proofErr w:type="spellStart"/>
       <w:r>
         <w:rPr>
           <w:rFonts w:ascii="Courier New" w:eastAsia="Times New Roman" w:hAnsi="Courier New" w:cs="Courier New"/>
           <w:color w:val="CF8E6D"/>
-          <w:kern w:val="0"/>
-          <w:sz w:val="20"/>
-          <w:szCs w:val="20"/>
-          <w:lang w:eastAsia="en-IE"/>
-          <w14:ligatures w14:val="none"/>
-        </w:rPr>
-        <w:t>val</w:t>
-      </w:r>
-      <w:proofErr w:type="spellEnd"/>
-      <w:r>
-        <w:rPr>
-          <w:rFonts w:ascii="Courier New" w:eastAsia="Times New Roman" w:hAnsi="Courier New" w:cs="Courier New"/>
-          <w:color w:val="CF8E6D"/>
-          <w:kern w:val="0"/>
-          <w:sz w:val="20"/>
-          <w:szCs w:val="20"/>
-          <w:lang w:eastAsia="en-IE"/>
-          <w14:ligatures w14:val="none"/>
-        </w:rPr>
-        <w:t xml:space="preserve"> </w:t>
+          <w:lang w:eastAsia="en-IE"/>
+        </w:rPr>
+        <w:t xml:space="preserve">val </w:t>
       </w:r>
       <w:r>
         <w:rPr>
           <w:rFonts w:ascii="Courier New" w:eastAsia="Times New Roman" w:hAnsi="Courier New" w:cs="Courier New"/>
           <w:color w:val="C77DBB"/>
-          <w:kern w:val="0"/>
-          <w:sz w:val="20"/>
-          <w:szCs w:val="20"/>
-          <w:lang w:eastAsia="en-IE"/>
-          <w14:ligatures w14:val="none"/>
+          <w:lang w:eastAsia="en-IE"/>
         </w:rPr>
         <w:t>permissions</w:t>
       </w:r>
@@ -2483,39 +2697,25 @@
         <w:rPr>
           <w:rFonts w:ascii="Courier New" w:eastAsia="Times New Roman" w:hAnsi="Courier New" w:cs="Courier New"/>
           <w:color w:val="BCBEC4"/>
-          <w:kern w:val="0"/>
-          <w:sz w:val="20"/>
-          <w:szCs w:val="20"/>
-          <w:lang w:eastAsia="en-IE"/>
-          <w14:ligatures w14:val="none"/>
+          <w:lang w:eastAsia="en-IE"/>
         </w:rPr>
         <w:t xml:space="preserve">: List&lt;String&gt; = </w:t>
       </w:r>
-      <w:proofErr w:type="spellStart"/>
       <w:r>
         <w:rPr>
           <w:rFonts w:ascii="Courier New" w:eastAsia="Times New Roman" w:hAnsi="Courier New" w:cs="Courier New"/>
           <w:i/>
           <w:iCs/>
           <w:color w:val="BCBEC4"/>
-          <w:kern w:val="0"/>
-          <w:sz w:val="20"/>
-          <w:szCs w:val="20"/>
-          <w:lang w:eastAsia="en-IE"/>
-          <w14:ligatures w14:val="none"/>
+          <w:lang w:eastAsia="en-IE"/>
         </w:rPr>
         <w:t>emptyList</w:t>
       </w:r>
-      <w:proofErr w:type="spellEnd"/>
-      <w:r>
-        <w:rPr>
-          <w:rFonts w:ascii="Courier New" w:eastAsia="Times New Roman" w:hAnsi="Courier New" w:cs="Courier New"/>
-          <w:color w:val="BCBEC4"/>
-          <w:kern w:val="0"/>
-          <w:sz w:val="20"/>
-          <w:szCs w:val="20"/>
-          <w:lang w:eastAsia="en-IE"/>
-          <w14:ligatures w14:val="none"/>
+      <w:r>
+        <w:rPr>
+          <w:rFonts w:ascii="Courier New" w:eastAsia="Times New Roman" w:hAnsi="Courier New" w:cs="Courier New"/>
+          <w:color w:val="BCBEC4"/>
+          <w:lang w:eastAsia="en-IE"/>
         </w:rPr>
         <w:t>()</w:t>
       </w:r>
@@ -2523,11 +2723,7 @@
         <w:rPr>
           <w:rFonts w:ascii="Courier New" w:eastAsia="Times New Roman" w:hAnsi="Courier New" w:cs="Courier New"/>
           <w:color w:val="BCBEC4"/>
-          <w:kern w:val="0"/>
-          <w:sz w:val="20"/>
-          <w:szCs w:val="20"/>
-          <w:lang w:eastAsia="en-IE"/>
-          <w14:ligatures w14:val="none"/>
+          <w:lang w:eastAsia="en-IE"/>
         </w:rPr>
         <w:br/>
         <w:t>)</w:t>
@@ -2536,11 +2732,7 @@
         <w:rPr>
           <w:rFonts w:ascii="Courier New" w:eastAsia="Times New Roman" w:hAnsi="Courier New" w:cs="Courier New"/>
           <w:color w:val="BCBEC4"/>
-          <w:kern w:val="0"/>
-          <w:sz w:val="20"/>
-          <w:szCs w:val="20"/>
-          <w:lang w:eastAsia="en-IE"/>
-          <w14:ligatures w14:val="none"/>
+          <w:lang w:eastAsia="en-IE"/>
         </w:rPr>
         <w:br/>
       </w:r>
@@ -2548,75 +2740,31 @@
         <w:rPr>
           <w:rFonts w:ascii="Courier New" w:eastAsia="Times New Roman" w:hAnsi="Courier New" w:cs="Courier New"/>
           <w:color w:val="BCBEC4"/>
-          <w:kern w:val="0"/>
-          <w:sz w:val="20"/>
-          <w:szCs w:val="20"/>
-          <w:lang w:eastAsia="en-IE"/>
-          <w14:ligatures w14:val="none"/>
+          <w:lang w:eastAsia="en-IE"/>
         </w:rPr>
         <w:br/>
       </w:r>
-      <w:proofErr w:type="spellStart"/>
       <w:r>
         <w:rPr>
           <w:rFonts w:ascii="Courier New" w:eastAsia="Times New Roman" w:hAnsi="Courier New" w:cs="Courier New"/>
           <w:color w:val="CF8E6D"/>
-          <w:kern w:val="0"/>
-          <w:sz w:val="20"/>
-          <w:szCs w:val="20"/>
-          <w:lang w:eastAsia="en-IE"/>
-          <w14:ligatures w14:val="none"/>
-        </w:rPr>
-        <w:t>enum</w:t>
-      </w:r>
-      <w:proofErr w:type="spellEnd"/>
-      <w:r>
-        <w:rPr>
-          <w:rFonts w:ascii="Courier New" w:eastAsia="Times New Roman" w:hAnsi="Courier New" w:cs="Courier New"/>
-          <w:color w:val="CF8E6D"/>
-          <w:kern w:val="0"/>
-          <w:sz w:val="20"/>
-          <w:szCs w:val="20"/>
-          <w:lang w:eastAsia="en-IE"/>
-          <w14:ligatures w14:val="none"/>
-        </w:rPr>
-        <w:t xml:space="preserve"> class </w:t>
-      </w:r>
-      <w:proofErr w:type="spellStart"/>
-      <w:r>
-        <w:rPr>
-          <w:rFonts w:ascii="Courier New" w:eastAsia="Times New Roman" w:hAnsi="Courier New" w:cs="Courier New"/>
-          <w:color w:val="BCBEC4"/>
-          <w:kern w:val="0"/>
-          <w:sz w:val="20"/>
-          <w:szCs w:val="20"/>
-          <w:lang w:eastAsia="en-IE"/>
-          <w14:ligatures w14:val="none"/>
-        </w:rPr>
-        <w:t>KeyStatus</w:t>
-      </w:r>
-      <w:proofErr w:type="spellEnd"/>
-      <w:r>
-        <w:rPr>
-          <w:rFonts w:ascii="Courier New" w:eastAsia="Times New Roman" w:hAnsi="Courier New" w:cs="Courier New"/>
-          <w:color w:val="BCBEC4"/>
-          <w:kern w:val="0"/>
-          <w:sz w:val="20"/>
-          <w:szCs w:val="20"/>
-          <w:lang w:eastAsia="en-IE"/>
-          <w14:ligatures w14:val="none"/>
-        </w:rPr>
-        <w:t xml:space="preserve"> {</w:t>
-      </w:r>
-      <w:r>
-        <w:rPr>
-          <w:rFonts w:ascii="Courier New" w:eastAsia="Times New Roman" w:hAnsi="Courier New" w:cs="Courier New"/>
-          <w:color w:val="BCBEC4"/>
-          <w:kern w:val="0"/>
-          <w:sz w:val="20"/>
-          <w:szCs w:val="20"/>
-          <w:lang w:eastAsia="en-IE"/>
-          <w14:ligatures w14:val="none"/>
+          <w:lang w:eastAsia="en-IE"/>
+        </w:rPr>
+        <w:t xml:space="preserve">enum class </w:t>
+      </w:r>
+      <w:r>
+        <w:rPr>
+          <w:rFonts w:ascii="Courier New" w:eastAsia="Times New Roman" w:hAnsi="Courier New" w:cs="Courier New"/>
+          <w:color w:val="BCBEC4"/>
+          <w:lang w:eastAsia="en-IE"/>
+        </w:rPr>
+        <w:t>KeyStatus {</w:t>
+      </w:r>
+      <w:r>
+        <w:rPr>
+          <w:rFonts w:ascii="Courier New" w:eastAsia="Times New Roman" w:hAnsi="Courier New" w:cs="Courier New"/>
+          <w:color w:val="BCBEC4"/>
+          <w:lang w:eastAsia="en-IE"/>
         </w:rPr>
         <w:br/>
         <w:t xml:space="preserve">    </w:t>
@@ -2627,11 +2775,7 @@
           <w:i/>
           <w:iCs/>
           <w:color w:val="C77DBB"/>
-          <w:kern w:val="0"/>
-          <w:sz w:val="20"/>
-          <w:szCs w:val="20"/>
-          <w:lang w:eastAsia="en-IE"/>
-          <w14:ligatures w14:val="none"/>
+          <w:lang w:eastAsia="en-IE"/>
         </w:rPr>
         <w:t>ACTIVE</w:t>
       </w:r>
@@ -2639,11 +2783,7 @@
         <w:rPr>
           <w:rFonts w:ascii="Courier New" w:eastAsia="Times New Roman" w:hAnsi="Courier New" w:cs="Courier New"/>
           <w:color w:val="BCBEC4"/>
-          <w:kern w:val="0"/>
-          <w:sz w:val="20"/>
-          <w:szCs w:val="20"/>
-          <w:lang w:eastAsia="en-IE"/>
-          <w14:ligatures w14:val="none"/>
+          <w:lang w:eastAsia="en-IE"/>
         </w:rPr>
         <w:t xml:space="preserve">,    </w:t>
       </w:r>
@@ -2651,11 +2791,7 @@
         <w:rPr>
           <w:rFonts w:ascii="Courier New" w:eastAsia="Times New Roman" w:hAnsi="Courier New" w:cs="Courier New"/>
           <w:color w:val="7A7E85"/>
-          <w:kern w:val="0"/>
-          <w:sz w:val="20"/>
-          <w:szCs w:val="20"/>
-          <w:lang w:eastAsia="en-IE"/>
-          <w14:ligatures w14:val="none"/>
+          <w:lang w:eastAsia="en-IE"/>
         </w:rPr>
         <w:t>// Key is valid and can be used</w:t>
       </w:r>
@@ -2663,11 +2799,7 @@
         <w:rPr>
           <w:rFonts w:ascii="Courier New" w:eastAsia="Times New Roman" w:hAnsi="Courier New" w:cs="Courier New"/>
           <w:color w:val="7A7E85"/>
-          <w:kern w:val="0"/>
-          <w:sz w:val="20"/>
-          <w:szCs w:val="20"/>
-          <w:lang w:eastAsia="en-IE"/>
-          <w14:ligatures w14:val="none"/>
+          <w:lang w:eastAsia="en-IE"/>
         </w:rPr>
         <w:br/>
         <w:t xml:space="preserve">    </w:t>
@@ -2678,11 +2810,7 @@
           <w:i/>
           <w:iCs/>
           <w:color w:val="C77DBB"/>
-          <w:kern w:val="0"/>
-          <w:sz w:val="20"/>
-          <w:szCs w:val="20"/>
-          <w:lang w:eastAsia="en-IE"/>
-          <w14:ligatures w14:val="none"/>
+          <w:lang w:eastAsia="en-IE"/>
         </w:rPr>
         <w:t>REVOKED</w:t>
       </w:r>
@@ -2690,11 +2818,7 @@
         <w:rPr>
           <w:rFonts w:ascii="Courier New" w:eastAsia="Times New Roman" w:hAnsi="Courier New" w:cs="Courier New"/>
           <w:color w:val="BCBEC4"/>
-          <w:kern w:val="0"/>
-          <w:sz w:val="20"/>
-          <w:szCs w:val="20"/>
-          <w:lang w:eastAsia="en-IE"/>
-          <w14:ligatures w14:val="none"/>
+          <w:lang w:eastAsia="en-IE"/>
         </w:rPr>
         <w:t xml:space="preserve">,   </w:t>
       </w:r>
@@ -2702,11 +2826,7 @@
         <w:rPr>
           <w:rFonts w:ascii="Courier New" w:eastAsia="Times New Roman" w:hAnsi="Courier New" w:cs="Courier New"/>
           <w:color w:val="7A7E85"/>
-          <w:kern w:val="0"/>
-          <w:sz w:val="20"/>
-          <w:szCs w:val="20"/>
-          <w:lang w:eastAsia="en-IE"/>
-          <w14:ligatures w14:val="none"/>
+          <w:lang w:eastAsia="en-IE"/>
         </w:rPr>
         <w:t>// Key was explicitly revoked by a manager</w:t>
       </w:r>
@@ -2714,11 +2834,7 @@
         <w:rPr>
           <w:rFonts w:ascii="Courier New" w:eastAsia="Times New Roman" w:hAnsi="Courier New" w:cs="Courier New"/>
           <w:color w:val="7A7E85"/>
-          <w:kern w:val="0"/>
-          <w:sz w:val="20"/>
-          <w:szCs w:val="20"/>
-          <w:lang w:eastAsia="en-IE"/>
-          <w14:ligatures w14:val="none"/>
+          <w:lang w:eastAsia="en-IE"/>
         </w:rPr>
         <w:br/>
         <w:t xml:space="preserve">    </w:t>
@@ -2729,11 +2845,7 @@
           <w:i/>
           <w:iCs/>
           <w:color w:val="C77DBB"/>
-          <w:kern w:val="0"/>
-          <w:sz w:val="20"/>
-          <w:szCs w:val="20"/>
-          <w:lang w:eastAsia="en-IE"/>
-          <w14:ligatures w14:val="none"/>
+          <w:lang w:eastAsia="en-IE"/>
         </w:rPr>
         <w:t xml:space="preserve">EXPIRED    </w:t>
       </w:r>
@@ -2741,11 +2853,7 @@
         <w:rPr>
           <w:rFonts w:ascii="Courier New" w:eastAsia="Times New Roman" w:hAnsi="Courier New" w:cs="Courier New"/>
           <w:color w:val="7A7E85"/>
-          <w:kern w:val="0"/>
-          <w:sz w:val="20"/>
-          <w:szCs w:val="20"/>
-          <w:lang w:eastAsia="en-IE"/>
-          <w14:ligatures w14:val="none"/>
+          <w:lang w:eastAsia="en-IE"/>
         </w:rPr>
         <w:t>// Key passed its expiry date</w:t>
       </w:r>
@@ -2753,11 +2861,7 @@
         <w:rPr>
           <w:rFonts w:ascii="Courier New" w:eastAsia="Times New Roman" w:hAnsi="Courier New" w:cs="Courier New"/>
           <w:color w:val="7A7E85"/>
-          <w:kern w:val="0"/>
-          <w:sz w:val="20"/>
-          <w:szCs w:val="20"/>
-          <w:lang w:eastAsia="en-IE"/>
-          <w14:ligatures w14:val="none"/>
+          <w:lang w:eastAsia="en-IE"/>
         </w:rPr>
         <w:br/>
       </w:r>
@@ -2765,11 +2869,7 @@
         <w:rPr>
           <w:rFonts w:ascii="Courier New" w:eastAsia="Times New Roman" w:hAnsi="Courier New" w:cs="Courier New"/>
           <w:color w:val="BCBEC4"/>
-          <w:kern w:val="0"/>
-          <w:sz w:val="20"/>
-          <w:szCs w:val="20"/>
-          <w:lang w:eastAsia="en-IE"/>
-          <w14:ligatures w14:val="none"/>
+          <w:lang w:eastAsia="en-IE"/>
         </w:rPr>
         <w:t>}</w:t>
       </w:r>
@@ -2794,7 +2894,14 @@
           <w:b/>
           <w:bCs/>
         </w:rPr>
-        <w:t>3.3.3 Vehicle</w:t>
+        <w:t>1</w:t>
+      </w:r>
+      <w:r>
+        <w:rPr>
+          <w:b/>
+          <w:bCs/>
+        </w:rPr>
+        <w:t>.3.3 Vehicle</w:t>
       </w:r>
     </w:p>
     <w:p>
@@ -2803,15 +2910,7 @@
         <w:ind w:left="792"/>
       </w:pPr>
       <w:r>
-        <w:t xml:space="preserve">Represents a vehicle in the fleet. Stored in the vehicles </w:t>
-      </w:r>
-      <w:proofErr w:type="spellStart"/>
-      <w:r>
-        <w:t>Firestore</w:t>
-      </w:r>
-      <w:proofErr w:type="spellEnd"/>
-      <w:r>
-        <w:t xml:space="preserve"> collection.</w:t>
+        <w:t>Represents a vehicle in the fleet. Stored in the vehicles Firestore collection.</w:t>
       </w:r>
     </w:p>
     <w:p>
@@ -2822,9 +2921,7 @@
         <w:rPr>
           <w:rFonts w:ascii="Courier New" w:eastAsia="Times New Roman" w:hAnsi="Courier New" w:cs="Courier New"/>
           <w:color w:val="BCBEC4"/>
-          <w:kern w:val="0"/>
-          <w:lang w:eastAsia="en-IE"/>
-          <w14:ligatures w14:val="none"/>
+          <w:lang w:eastAsia="en-IE"/>
         </w:rPr>
       </w:pPr>
       <w:r>
@@ -2838,29 +2935,15 @@
         <w:rPr>
           <w:rFonts w:ascii="Courier New" w:eastAsia="Times New Roman" w:hAnsi="Courier New" w:cs="Courier New"/>
           <w:color w:val="CF8E6D"/>
-          <w:kern w:val="0"/>
-          <w:lang w:eastAsia="en-IE"/>
-          <w14:ligatures w14:val="none"/>
-        </w:rPr>
-        <w:t xml:space="preserve"> </w:t>
-      </w:r>
-      <w:r>
-        <w:rPr>
-          <w:rFonts w:ascii="Courier New" w:eastAsia="Times New Roman" w:hAnsi="Courier New" w:cs="Courier New"/>
-          <w:color w:val="CF8E6D"/>
-          <w:kern w:val="0"/>
-          <w:lang w:eastAsia="en-IE"/>
-          <w14:ligatures w14:val="none"/>
-        </w:rPr>
-        <w:t xml:space="preserve">data class </w:t>
-      </w:r>
-      <w:r>
-        <w:rPr>
-          <w:rFonts w:ascii="Courier New" w:eastAsia="Times New Roman" w:hAnsi="Courier New" w:cs="Courier New"/>
-          <w:color w:val="BCBEC4"/>
-          <w:kern w:val="0"/>
-          <w:lang w:eastAsia="en-IE"/>
-          <w14:ligatures w14:val="none"/>
+          <w:lang w:eastAsia="en-IE"/>
+        </w:rPr>
+        <w:t xml:space="preserve"> data class </w:t>
+      </w:r>
+      <w:r>
+        <w:rPr>
+          <w:rFonts w:ascii="Courier New" w:eastAsia="Times New Roman" w:hAnsi="Courier New" w:cs="Courier New"/>
+          <w:color w:val="BCBEC4"/>
+          <w:lang w:eastAsia="en-IE"/>
         </w:rPr>
         <w:t>Vehicle(</w:t>
       </w:r>
@@ -2868,54 +2951,32 @@
         <w:rPr>
           <w:rFonts w:ascii="Courier New" w:eastAsia="Times New Roman" w:hAnsi="Courier New" w:cs="Courier New"/>
           <w:color w:val="BCBEC4"/>
-          <w:kern w:val="0"/>
-          <w:lang w:eastAsia="en-IE"/>
-          <w14:ligatures w14:val="none"/>
+          <w:lang w:eastAsia="en-IE"/>
         </w:rPr>
         <w:br/>
         <w:t xml:space="preserve">    </w:t>
       </w:r>
-      <w:proofErr w:type="spellStart"/>
       <w:r>
         <w:rPr>
           <w:rFonts w:ascii="Courier New" w:eastAsia="Times New Roman" w:hAnsi="Courier New" w:cs="Courier New"/>
           <w:color w:val="CF8E6D"/>
-          <w:kern w:val="0"/>
-          <w:lang w:eastAsia="en-IE"/>
-          <w14:ligatures w14:val="none"/>
-        </w:rPr>
-        <w:t>val</w:t>
-      </w:r>
-      <w:proofErr w:type="spellEnd"/>
-      <w:r>
-        <w:rPr>
-          <w:rFonts w:ascii="Courier New" w:eastAsia="Times New Roman" w:hAnsi="Courier New" w:cs="Courier New"/>
-          <w:color w:val="CF8E6D"/>
-          <w:kern w:val="0"/>
-          <w:lang w:eastAsia="en-IE"/>
-          <w14:ligatures w14:val="none"/>
-        </w:rPr>
-        <w:t xml:space="preserve"> </w:t>
-      </w:r>
-      <w:proofErr w:type="spellStart"/>
+          <w:lang w:eastAsia="en-IE"/>
+        </w:rPr>
+        <w:t xml:space="preserve">val </w:t>
+      </w:r>
       <w:r>
         <w:rPr>
           <w:rFonts w:ascii="Courier New" w:eastAsia="Times New Roman" w:hAnsi="Courier New" w:cs="Courier New"/>
           <w:color w:val="C77DBB"/>
-          <w:kern w:val="0"/>
-          <w:lang w:eastAsia="en-IE"/>
-          <w14:ligatures w14:val="none"/>
+          <w:lang w:eastAsia="en-IE"/>
         </w:rPr>
         <w:t>vehicleId</w:t>
       </w:r>
-      <w:proofErr w:type="spellEnd"/>
-      <w:r>
-        <w:rPr>
-          <w:rFonts w:ascii="Courier New" w:eastAsia="Times New Roman" w:hAnsi="Courier New" w:cs="Courier New"/>
-          <w:color w:val="BCBEC4"/>
-          <w:kern w:val="0"/>
-          <w:lang w:eastAsia="en-IE"/>
-          <w14:ligatures w14:val="none"/>
+      <w:r>
+        <w:rPr>
+          <w:rFonts w:ascii="Courier New" w:eastAsia="Times New Roman" w:hAnsi="Courier New" w:cs="Courier New"/>
+          <w:color w:val="BCBEC4"/>
+          <w:lang w:eastAsia="en-IE"/>
         </w:rPr>
         <w:t xml:space="preserve">: String = </w:t>
       </w:r>
@@ -2923,9 +2984,7 @@
         <w:rPr>
           <w:rFonts w:ascii="Courier New" w:eastAsia="Times New Roman" w:hAnsi="Courier New" w:cs="Courier New"/>
           <w:color w:val="6AAB73"/>
-          <w:kern w:val="0"/>
-          <w:lang w:eastAsia="en-IE"/>
-          <w14:ligatures w14:val="none"/>
+          <w:lang w:eastAsia="en-IE"/>
         </w:rPr>
         <w:t>""</w:t>
       </w:r>
@@ -2933,9 +2992,7 @@
         <w:rPr>
           <w:rFonts w:ascii="Courier New" w:eastAsia="Times New Roman" w:hAnsi="Courier New" w:cs="Courier New"/>
           <w:color w:val="BCBEC4"/>
-          <w:kern w:val="0"/>
-          <w:lang w:eastAsia="en-IE"/>
-          <w14:ligatures w14:val="none"/>
+          <w:lang w:eastAsia="en-IE"/>
         </w:rPr>
         <w:t>,</w:t>
       </w:r>
@@ -2943,42 +3000,24 @@
         <w:rPr>
           <w:rFonts w:ascii="Courier New" w:eastAsia="Times New Roman" w:hAnsi="Courier New" w:cs="Courier New"/>
           <w:color w:val="BCBEC4"/>
-          <w:kern w:val="0"/>
-          <w:lang w:eastAsia="en-IE"/>
-          <w14:ligatures w14:val="none"/>
+          <w:lang w:eastAsia="en-IE"/>
         </w:rPr>
         <w:br/>
         <w:t xml:space="preserve">    </w:t>
       </w:r>
-      <w:proofErr w:type="spellStart"/>
       <w:r>
         <w:rPr>
           <w:rFonts w:ascii="Courier New" w:eastAsia="Times New Roman" w:hAnsi="Courier New" w:cs="Courier New"/>
           <w:color w:val="CF8E6D"/>
-          <w:kern w:val="0"/>
-          <w:lang w:eastAsia="en-IE"/>
-          <w14:ligatures w14:val="none"/>
-        </w:rPr>
-        <w:t>val</w:t>
-      </w:r>
-      <w:proofErr w:type="spellEnd"/>
-      <w:r>
-        <w:rPr>
-          <w:rFonts w:ascii="Courier New" w:eastAsia="Times New Roman" w:hAnsi="Courier New" w:cs="Courier New"/>
-          <w:color w:val="CF8E6D"/>
-          <w:kern w:val="0"/>
-          <w:lang w:eastAsia="en-IE"/>
-          <w14:ligatures w14:val="none"/>
-        </w:rPr>
-        <w:t xml:space="preserve"> </w:t>
+          <w:lang w:eastAsia="en-IE"/>
+        </w:rPr>
+        <w:t xml:space="preserve">val </w:t>
       </w:r>
       <w:r>
         <w:rPr>
           <w:rFonts w:ascii="Courier New" w:eastAsia="Times New Roman" w:hAnsi="Courier New" w:cs="Courier New"/>
           <w:color w:val="C77DBB"/>
-          <w:kern w:val="0"/>
-          <w:lang w:eastAsia="en-IE"/>
-          <w14:ligatures w14:val="none"/>
+          <w:lang w:eastAsia="en-IE"/>
         </w:rPr>
         <w:t>make</w:t>
       </w:r>
@@ -2986,9 +3025,7 @@
         <w:rPr>
           <w:rFonts w:ascii="Courier New" w:eastAsia="Times New Roman" w:hAnsi="Courier New" w:cs="Courier New"/>
           <w:color w:val="BCBEC4"/>
-          <w:kern w:val="0"/>
-          <w:lang w:eastAsia="en-IE"/>
-          <w14:ligatures w14:val="none"/>
+          <w:lang w:eastAsia="en-IE"/>
         </w:rPr>
         <w:t xml:space="preserve">: String = </w:t>
       </w:r>
@@ -2996,9 +3033,7 @@
         <w:rPr>
           <w:rFonts w:ascii="Courier New" w:eastAsia="Times New Roman" w:hAnsi="Courier New" w:cs="Courier New"/>
           <w:color w:val="6AAB73"/>
-          <w:kern w:val="0"/>
-          <w:lang w:eastAsia="en-IE"/>
-          <w14:ligatures w14:val="none"/>
+          <w:lang w:eastAsia="en-IE"/>
         </w:rPr>
         <w:t>""</w:t>
       </w:r>
@@ -3006,9 +3041,7 @@
         <w:rPr>
           <w:rFonts w:ascii="Courier New" w:eastAsia="Times New Roman" w:hAnsi="Courier New" w:cs="Courier New"/>
           <w:color w:val="BCBEC4"/>
-          <w:kern w:val="0"/>
-          <w:lang w:eastAsia="en-IE"/>
-          <w14:ligatures w14:val="none"/>
+          <w:lang w:eastAsia="en-IE"/>
         </w:rPr>
         <w:t>,</w:t>
       </w:r>
@@ -3016,42 +3049,24 @@
         <w:rPr>
           <w:rFonts w:ascii="Courier New" w:eastAsia="Times New Roman" w:hAnsi="Courier New" w:cs="Courier New"/>
           <w:color w:val="BCBEC4"/>
-          <w:kern w:val="0"/>
-          <w:lang w:eastAsia="en-IE"/>
-          <w14:ligatures w14:val="none"/>
+          <w:lang w:eastAsia="en-IE"/>
         </w:rPr>
         <w:br/>
         <w:t xml:space="preserve">    </w:t>
       </w:r>
-      <w:proofErr w:type="spellStart"/>
       <w:r>
         <w:rPr>
           <w:rFonts w:ascii="Courier New" w:eastAsia="Times New Roman" w:hAnsi="Courier New" w:cs="Courier New"/>
           <w:color w:val="CF8E6D"/>
-          <w:kern w:val="0"/>
-          <w:lang w:eastAsia="en-IE"/>
-          <w14:ligatures w14:val="none"/>
-        </w:rPr>
-        <w:t>val</w:t>
-      </w:r>
-      <w:proofErr w:type="spellEnd"/>
-      <w:r>
-        <w:rPr>
-          <w:rFonts w:ascii="Courier New" w:eastAsia="Times New Roman" w:hAnsi="Courier New" w:cs="Courier New"/>
-          <w:color w:val="CF8E6D"/>
-          <w:kern w:val="0"/>
-          <w:lang w:eastAsia="en-IE"/>
-          <w14:ligatures w14:val="none"/>
-        </w:rPr>
-        <w:t xml:space="preserve"> </w:t>
+          <w:lang w:eastAsia="en-IE"/>
+        </w:rPr>
+        <w:t xml:space="preserve">val </w:t>
       </w:r>
       <w:r>
         <w:rPr>
           <w:rFonts w:ascii="Courier New" w:eastAsia="Times New Roman" w:hAnsi="Courier New" w:cs="Courier New"/>
           <w:color w:val="C77DBB"/>
-          <w:kern w:val="0"/>
-          <w:lang w:eastAsia="en-IE"/>
-          <w14:ligatures w14:val="none"/>
+          <w:lang w:eastAsia="en-IE"/>
         </w:rPr>
         <w:t>model</w:t>
       </w:r>
@@ -3059,9 +3074,7 @@
         <w:rPr>
           <w:rFonts w:ascii="Courier New" w:eastAsia="Times New Roman" w:hAnsi="Courier New" w:cs="Courier New"/>
           <w:color w:val="BCBEC4"/>
-          <w:kern w:val="0"/>
-          <w:lang w:eastAsia="en-IE"/>
-          <w14:ligatures w14:val="none"/>
+          <w:lang w:eastAsia="en-IE"/>
         </w:rPr>
         <w:t xml:space="preserve">: String = </w:t>
       </w:r>
@@ -3069,9 +3082,7 @@
         <w:rPr>
           <w:rFonts w:ascii="Courier New" w:eastAsia="Times New Roman" w:hAnsi="Courier New" w:cs="Courier New"/>
           <w:color w:val="6AAB73"/>
-          <w:kern w:val="0"/>
-          <w:lang w:eastAsia="en-IE"/>
-          <w14:ligatures w14:val="none"/>
+          <w:lang w:eastAsia="en-IE"/>
         </w:rPr>
         <w:t>""</w:t>
       </w:r>
@@ -3079,9 +3090,7 @@
         <w:rPr>
           <w:rFonts w:ascii="Courier New" w:eastAsia="Times New Roman" w:hAnsi="Courier New" w:cs="Courier New"/>
           <w:color w:val="BCBEC4"/>
-          <w:kern w:val="0"/>
-          <w:lang w:eastAsia="en-IE"/>
-          <w14:ligatures w14:val="none"/>
+          <w:lang w:eastAsia="en-IE"/>
         </w:rPr>
         <w:t>,</w:t>
       </w:r>
@@ -3089,54 +3098,32 @@
         <w:rPr>
           <w:rFonts w:ascii="Courier New" w:eastAsia="Times New Roman" w:hAnsi="Courier New" w:cs="Courier New"/>
           <w:color w:val="BCBEC4"/>
-          <w:kern w:val="0"/>
-          <w:lang w:eastAsia="en-IE"/>
-          <w14:ligatures w14:val="none"/>
+          <w:lang w:eastAsia="en-IE"/>
         </w:rPr>
         <w:br/>
         <w:t xml:space="preserve">    </w:t>
       </w:r>
-      <w:proofErr w:type="spellStart"/>
       <w:r>
         <w:rPr>
           <w:rFonts w:ascii="Courier New" w:eastAsia="Times New Roman" w:hAnsi="Courier New" w:cs="Courier New"/>
           <w:color w:val="CF8E6D"/>
-          <w:kern w:val="0"/>
-          <w:lang w:eastAsia="en-IE"/>
-          <w14:ligatures w14:val="none"/>
-        </w:rPr>
-        <w:t>val</w:t>
-      </w:r>
-      <w:proofErr w:type="spellEnd"/>
-      <w:r>
-        <w:rPr>
-          <w:rFonts w:ascii="Courier New" w:eastAsia="Times New Roman" w:hAnsi="Courier New" w:cs="Courier New"/>
-          <w:color w:val="CF8E6D"/>
-          <w:kern w:val="0"/>
-          <w:lang w:eastAsia="en-IE"/>
-          <w14:ligatures w14:val="none"/>
-        </w:rPr>
-        <w:t xml:space="preserve"> </w:t>
-      </w:r>
-      <w:proofErr w:type="spellStart"/>
+          <w:lang w:eastAsia="en-IE"/>
+        </w:rPr>
+        <w:t xml:space="preserve">val </w:t>
+      </w:r>
       <w:r>
         <w:rPr>
           <w:rFonts w:ascii="Courier New" w:eastAsia="Times New Roman" w:hAnsi="Courier New" w:cs="Courier New"/>
           <w:color w:val="C77DBB"/>
-          <w:kern w:val="0"/>
-          <w:lang w:eastAsia="en-IE"/>
-          <w14:ligatures w14:val="none"/>
+          <w:lang w:eastAsia="en-IE"/>
         </w:rPr>
         <w:t>registrationPlate</w:t>
       </w:r>
-      <w:proofErr w:type="spellEnd"/>
-      <w:r>
-        <w:rPr>
-          <w:rFonts w:ascii="Courier New" w:eastAsia="Times New Roman" w:hAnsi="Courier New" w:cs="Courier New"/>
-          <w:color w:val="BCBEC4"/>
-          <w:kern w:val="0"/>
-          <w:lang w:eastAsia="en-IE"/>
-          <w14:ligatures w14:val="none"/>
+      <w:r>
+        <w:rPr>
+          <w:rFonts w:ascii="Courier New" w:eastAsia="Times New Roman" w:hAnsi="Courier New" w:cs="Courier New"/>
+          <w:color w:val="BCBEC4"/>
+          <w:lang w:eastAsia="en-IE"/>
         </w:rPr>
         <w:t xml:space="preserve">: String = </w:t>
       </w:r>
@@ -3144,9 +3131,7 @@
         <w:rPr>
           <w:rFonts w:ascii="Courier New" w:eastAsia="Times New Roman" w:hAnsi="Courier New" w:cs="Courier New"/>
           <w:color w:val="6AAB73"/>
-          <w:kern w:val="0"/>
-          <w:lang w:eastAsia="en-IE"/>
-          <w14:ligatures w14:val="none"/>
+          <w:lang w:eastAsia="en-IE"/>
         </w:rPr>
         <w:t>""</w:t>
       </w:r>
@@ -3154,9 +3139,7 @@
         <w:rPr>
           <w:rFonts w:ascii="Courier New" w:eastAsia="Times New Roman" w:hAnsi="Courier New" w:cs="Courier New"/>
           <w:color w:val="BCBEC4"/>
-          <w:kern w:val="0"/>
-          <w:lang w:eastAsia="en-IE"/>
-          <w14:ligatures w14:val="none"/>
+          <w:lang w:eastAsia="en-IE"/>
         </w:rPr>
         <w:t>,</w:t>
       </w:r>
@@ -3164,74 +3147,48 @@
         <w:rPr>
           <w:rFonts w:ascii="Courier New" w:eastAsia="Times New Roman" w:hAnsi="Courier New" w:cs="Courier New"/>
           <w:color w:val="BCBEC4"/>
-          <w:kern w:val="0"/>
-          <w:lang w:eastAsia="en-IE"/>
-          <w14:ligatures w14:val="none"/>
+          <w:lang w:eastAsia="en-IE"/>
         </w:rPr>
         <w:br/>
         <w:t xml:space="preserve">    </w:t>
       </w:r>
-      <w:proofErr w:type="spellStart"/>
       <w:r>
         <w:rPr>
           <w:rFonts w:ascii="Courier New" w:eastAsia="Times New Roman" w:hAnsi="Courier New" w:cs="Courier New"/>
           <w:color w:val="CF8E6D"/>
-          <w:kern w:val="0"/>
-          <w:lang w:eastAsia="en-IE"/>
-          <w14:ligatures w14:val="none"/>
-        </w:rPr>
-        <w:t>val</w:t>
-      </w:r>
-      <w:proofErr w:type="spellEnd"/>
+          <w:lang w:eastAsia="en-IE"/>
+        </w:rPr>
+        <w:t xml:space="preserve">val </w:t>
+      </w:r>
+      <w:r>
+        <w:rPr>
+          <w:rFonts w:ascii="Courier New" w:eastAsia="Times New Roman" w:hAnsi="Courier New" w:cs="Courier New"/>
+          <w:color w:val="C77DBB"/>
+          <w:lang w:eastAsia="en-IE"/>
+        </w:rPr>
+        <w:t>currentKeyId</w:t>
+      </w:r>
+      <w:r>
+        <w:rPr>
+          <w:rFonts w:ascii="Courier New" w:eastAsia="Times New Roman" w:hAnsi="Courier New" w:cs="Courier New"/>
+          <w:color w:val="BCBEC4"/>
+          <w:lang w:eastAsia="en-IE"/>
+        </w:rPr>
+        <w:t xml:space="preserve">: String? = </w:t>
+      </w:r>
       <w:r>
         <w:rPr>
           <w:rFonts w:ascii="Courier New" w:eastAsia="Times New Roman" w:hAnsi="Courier New" w:cs="Courier New"/>
           <w:color w:val="CF8E6D"/>
-          <w:kern w:val="0"/>
-          <w:lang w:eastAsia="en-IE"/>
-          <w14:ligatures w14:val="none"/>
-        </w:rPr>
-        <w:t xml:space="preserve"> </w:t>
-      </w:r>
-      <w:proofErr w:type="spellStart"/>
-      <w:r>
-        <w:rPr>
-          <w:rFonts w:ascii="Courier New" w:eastAsia="Times New Roman" w:hAnsi="Courier New" w:cs="Courier New"/>
-          <w:color w:val="C77DBB"/>
-          <w:kern w:val="0"/>
-          <w:lang w:eastAsia="en-IE"/>
-          <w14:ligatures w14:val="none"/>
-        </w:rPr>
-        <w:t>currentKeyId</w:t>
-      </w:r>
-      <w:proofErr w:type="spellEnd"/>
-      <w:r>
-        <w:rPr>
-          <w:rFonts w:ascii="Courier New" w:eastAsia="Times New Roman" w:hAnsi="Courier New" w:cs="Courier New"/>
-          <w:color w:val="BCBEC4"/>
-          <w:kern w:val="0"/>
-          <w:lang w:eastAsia="en-IE"/>
-          <w14:ligatures w14:val="none"/>
-        </w:rPr>
-        <w:t xml:space="preserve">: String? = </w:t>
+          <w:lang w:eastAsia="en-IE"/>
+        </w:rPr>
+        <w:t>null</w:t>
       </w:r>
       <w:r>
         <w:rPr>
           <w:rFonts w:ascii="Courier New" w:eastAsia="Times New Roman" w:hAnsi="Courier New" w:cs="Courier New"/>
           <w:color w:val="CF8E6D"/>
-          <w:kern w:val="0"/>
-          <w:lang w:eastAsia="en-IE"/>
-          <w14:ligatures w14:val="none"/>
-        </w:rPr>
-        <w:t>null</w:t>
-      </w:r>
-      <w:r>
-        <w:rPr>
-          <w:rFonts w:ascii="Courier New" w:eastAsia="Times New Roman" w:hAnsi="Courier New" w:cs="Courier New"/>
-          <w:color w:val="CF8E6D"/>
-          <w:kern w:val="0"/>
-          <w:lang w:eastAsia="en-IE"/>
-          <w14:ligatures w14:val="none"/>
+          <w:lang w:eastAsia="en-IE"/>
         </w:rPr>
         <w:br/>
       </w:r>
@@ -3239,9 +3196,7 @@
         <w:rPr>
           <w:rFonts w:ascii="Courier New" w:eastAsia="Times New Roman" w:hAnsi="Courier New" w:cs="Courier New"/>
           <w:color w:val="BCBEC4"/>
-          <w:kern w:val="0"/>
-          <w:lang w:eastAsia="en-IE"/>
-          <w14:ligatures w14:val="none"/>
+          <w:lang w:eastAsia="en-IE"/>
         </w:rPr>
         <w:t>)</w:t>
       </w:r>
@@ -3270,13 +3225,19 @@
           <w:bCs/>
         </w:rPr>
       </w:pPr>
-      <w:proofErr w:type="spellStart"/>
       <w:r>
         <w:rPr>
           <w:b/>
           <w:bCs/>
         </w:rPr>
-        <w:lastRenderedPageBreak/>
+        <w:t xml:space="preserve">1.3.4 </w:t>
+      </w:r>
+      <w:proofErr w:type="spellStart"/>
+      <w:r>
+        <w:rPr>
+          <w:b/>
+          <w:bCs/>
+        </w:rPr>
         <w:t>VehicleEvent</w:t>
       </w:r>
       <w:proofErr w:type="spellEnd"/>
@@ -3287,23 +3248,7 @@
         <w:ind w:left="792"/>
       </w:pPr>
       <w:r>
-        <w:t xml:space="preserve">Represents a logged lock or unlock event. Stored in the </w:t>
-      </w:r>
-      <w:proofErr w:type="spellStart"/>
-      <w:r>
-        <w:t>vehicleEvents</w:t>
-      </w:r>
-      <w:proofErr w:type="spellEnd"/>
-      <w:r>
-        <w:t xml:space="preserve"> </w:t>
-      </w:r>
-      <w:proofErr w:type="spellStart"/>
-      <w:r>
-        <w:t>Firestore</w:t>
-      </w:r>
-      <w:proofErr w:type="spellEnd"/>
-      <w:r>
-        <w:t xml:space="preserve"> collection. Every lock/unlock attempt is logged here for auditability.</w:t>
+        <w:t>Represents a logged lock or unlock event. Stored in the vehicleEvents Firestore collection. Every lock/unlock attempt is logged here for auditability.</w:t>
       </w:r>
     </w:p>
     <w:p>
@@ -3331,113 +3276,55 @@
         <w:rPr>
           <w:rFonts w:ascii="Courier New" w:eastAsia="Times New Roman" w:hAnsi="Courier New" w:cs="Courier New"/>
           <w:color w:val="BCBEC4"/>
-          <w:kern w:val="0"/>
-          <w:sz w:val="20"/>
-          <w:szCs w:val="20"/>
-          <w:lang w:eastAsia="en-IE"/>
-          <w14:ligatures w14:val="none"/>
+          <w:lang w:eastAsia="en-IE"/>
         </w:rPr>
       </w:pPr>
       <w:r>
         <w:rPr>
           <w:rFonts w:ascii="Courier New" w:eastAsia="Times New Roman" w:hAnsi="Courier New" w:cs="Courier New"/>
           <w:color w:val="CF8E6D"/>
-          <w:kern w:val="0"/>
-          <w:sz w:val="20"/>
-          <w:szCs w:val="20"/>
-          <w:lang w:eastAsia="en-IE"/>
-          <w14:ligatures w14:val="none"/>
+          <w:lang w:eastAsia="en-IE"/>
         </w:rPr>
         <w:t xml:space="preserve">data class </w:t>
       </w:r>
-      <w:proofErr w:type="spellStart"/>
-      <w:r>
-        <w:rPr>
-          <w:rFonts w:ascii="Courier New" w:eastAsia="Times New Roman" w:hAnsi="Courier New" w:cs="Courier New"/>
-          <w:color w:val="BCBEC4"/>
-          <w:kern w:val="0"/>
-          <w:sz w:val="20"/>
-          <w:szCs w:val="20"/>
-          <w:lang w:eastAsia="en-IE"/>
-          <w14:ligatures w14:val="none"/>
-        </w:rPr>
-        <w:t>VehicleEvent</w:t>
-      </w:r>
-      <w:proofErr w:type="spellEnd"/>
-      <w:r>
-        <w:rPr>
-          <w:rFonts w:ascii="Courier New" w:eastAsia="Times New Roman" w:hAnsi="Courier New" w:cs="Courier New"/>
-          <w:color w:val="BCBEC4"/>
-          <w:kern w:val="0"/>
-          <w:sz w:val="20"/>
-          <w:szCs w:val="20"/>
-          <w:lang w:eastAsia="en-IE"/>
-          <w14:ligatures w14:val="none"/>
-        </w:rPr>
-        <w:t>(</w:t>
-      </w:r>
-      <w:r>
-        <w:rPr>
-          <w:rFonts w:ascii="Courier New" w:eastAsia="Times New Roman" w:hAnsi="Courier New" w:cs="Courier New"/>
-          <w:color w:val="BCBEC4"/>
-          <w:kern w:val="0"/>
-          <w:sz w:val="20"/>
-          <w:szCs w:val="20"/>
-          <w:lang w:eastAsia="en-IE"/>
-          <w14:ligatures w14:val="none"/>
+      <w:r>
+        <w:rPr>
+          <w:rFonts w:ascii="Courier New" w:eastAsia="Times New Roman" w:hAnsi="Courier New" w:cs="Courier New"/>
+          <w:color w:val="BCBEC4"/>
+          <w:lang w:eastAsia="en-IE"/>
+        </w:rPr>
+        <w:t>VehicleEvent(</w:t>
+      </w:r>
+      <w:r>
+        <w:rPr>
+          <w:rFonts w:ascii="Courier New" w:eastAsia="Times New Roman" w:hAnsi="Courier New" w:cs="Courier New"/>
+          <w:color w:val="BCBEC4"/>
+          <w:lang w:eastAsia="en-IE"/>
         </w:rPr>
         <w:br/>
         <w:t xml:space="preserve">    </w:t>
       </w:r>
-      <w:proofErr w:type="spellStart"/>
       <w:r>
         <w:rPr>
           <w:rFonts w:ascii="Courier New" w:eastAsia="Times New Roman" w:hAnsi="Courier New" w:cs="Courier New"/>
           <w:color w:val="CF8E6D"/>
-          <w:kern w:val="0"/>
-          <w:sz w:val="20"/>
-          <w:szCs w:val="20"/>
-          <w:lang w:eastAsia="en-IE"/>
-          <w14:ligatures w14:val="none"/>
-        </w:rPr>
-        <w:t>val</w:t>
-      </w:r>
-      <w:proofErr w:type="spellEnd"/>
-      <w:r>
-        <w:rPr>
-          <w:rFonts w:ascii="Courier New" w:eastAsia="Times New Roman" w:hAnsi="Courier New" w:cs="Courier New"/>
-          <w:color w:val="CF8E6D"/>
-          <w:kern w:val="0"/>
-          <w:sz w:val="20"/>
-          <w:szCs w:val="20"/>
-          <w:lang w:eastAsia="en-IE"/>
-          <w14:ligatures w14:val="none"/>
-        </w:rPr>
-        <w:t xml:space="preserve"> </w:t>
-      </w:r>
-      <w:proofErr w:type="spellStart"/>
+          <w:lang w:eastAsia="en-IE"/>
+        </w:rPr>
+        <w:t xml:space="preserve">val </w:t>
+      </w:r>
       <w:r>
         <w:rPr>
           <w:rFonts w:ascii="Courier New" w:eastAsia="Times New Roman" w:hAnsi="Courier New" w:cs="Courier New"/>
           <w:color w:val="C77DBB"/>
-          <w:kern w:val="0"/>
-          <w:sz w:val="20"/>
-          <w:szCs w:val="20"/>
-          <w:lang w:eastAsia="en-IE"/>
-          <w14:ligatures w14:val="none"/>
+          <w:lang w:eastAsia="en-IE"/>
         </w:rPr>
         <w:t>logId</w:t>
       </w:r>
-      <w:proofErr w:type="spellEnd"/>
-      <w:r>
-        <w:rPr>
-          <w:rFonts w:ascii="Courier New" w:eastAsia="Times New Roman" w:hAnsi="Courier New" w:cs="Courier New"/>
-          <w:color w:val="BCBEC4"/>
-          <w:kern w:val="0"/>
-          <w:sz w:val="20"/>
-          <w:szCs w:val="20"/>
-          <w:lang w:eastAsia="en-IE"/>
-          <w14:ligatures w14:val="none"/>
+      <w:r>
+        <w:rPr>
+          <w:rFonts w:ascii="Courier New" w:eastAsia="Times New Roman" w:hAnsi="Courier New" w:cs="Courier New"/>
+          <w:color w:val="BCBEC4"/>
+          <w:lang w:eastAsia="en-IE"/>
         </w:rPr>
         <w:t xml:space="preserve">: String = </w:t>
       </w:r>
@@ -3445,11 +3332,7 @@
         <w:rPr>
           <w:rFonts w:ascii="Courier New" w:eastAsia="Times New Roman" w:hAnsi="Courier New" w:cs="Courier New"/>
           <w:color w:val="6AAB73"/>
-          <w:kern w:val="0"/>
-          <w:sz w:val="20"/>
-          <w:szCs w:val="20"/>
-          <w:lang w:eastAsia="en-IE"/>
-          <w14:ligatures w14:val="none"/>
+          <w:lang w:eastAsia="en-IE"/>
         </w:rPr>
         <w:t>""</w:t>
       </w:r>
@@ -3457,11 +3340,7 @@
         <w:rPr>
           <w:rFonts w:ascii="Courier New" w:eastAsia="Times New Roman" w:hAnsi="Courier New" w:cs="Courier New"/>
           <w:color w:val="BCBEC4"/>
-          <w:kern w:val="0"/>
-          <w:sz w:val="20"/>
-          <w:szCs w:val="20"/>
-          <w:lang w:eastAsia="en-IE"/>
-          <w14:ligatures w14:val="none"/>
+          <w:lang w:eastAsia="en-IE"/>
         </w:rPr>
         <w:t>,</w:t>
       </w:r>
@@ -3469,100 +3348,40 @@
         <w:rPr>
           <w:rFonts w:ascii="Courier New" w:eastAsia="Times New Roman" w:hAnsi="Courier New" w:cs="Courier New"/>
           <w:color w:val="BCBEC4"/>
-          <w:kern w:val="0"/>
-          <w:sz w:val="20"/>
-          <w:szCs w:val="20"/>
-          <w:lang w:eastAsia="en-IE"/>
-          <w14:ligatures w14:val="none"/>
+          <w:lang w:eastAsia="en-IE"/>
         </w:rPr>
         <w:br/>
         <w:t xml:space="preserve">    </w:t>
       </w:r>
-      <w:proofErr w:type="spellStart"/>
       <w:r>
         <w:rPr>
           <w:rFonts w:ascii="Courier New" w:eastAsia="Times New Roman" w:hAnsi="Courier New" w:cs="Courier New"/>
           <w:color w:val="CF8E6D"/>
-          <w:kern w:val="0"/>
-          <w:sz w:val="20"/>
-          <w:szCs w:val="20"/>
-          <w:lang w:eastAsia="en-IE"/>
-          <w14:ligatures w14:val="none"/>
-        </w:rPr>
-        <w:t>val</w:t>
-      </w:r>
-      <w:proofErr w:type="spellEnd"/>
+          <w:lang w:eastAsia="en-IE"/>
+        </w:rPr>
+        <w:t xml:space="preserve">val </w:t>
+      </w:r>
+      <w:r>
+        <w:rPr>
+          <w:rFonts w:ascii="Courier New" w:eastAsia="Times New Roman" w:hAnsi="Courier New" w:cs="Courier New"/>
+          <w:color w:val="C77DBB"/>
+          <w:lang w:eastAsia="en-IE"/>
+        </w:rPr>
+        <w:t>timestamp</w:t>
+      </w:r>
+      <w:r>
+        <w:rPr>
+          <w:rFonts w:ascii="Courier New" w:eastAsia="Times New Roman" w:hAnsi="Courier New" w:cs="Courier New"/>
+          <w:color w:val="BCBEC4"/>
+          <w:lang w:eastAsia="en-IE"/>
+        </w:rPr>
+        <w:t xml:space="preserve">: com.google.firebase.Timestamp? = </w:t>
+      </w:r>
       <w:r>
         <w:rPr>
           <w:rFonts w:ascii="Courier New" w:eastAsia="Times New Roman" w:hAnsi="Courier New" w:cs="Courier New"/>
           <w:color w:val="CF8E6D"/>
-          <w:kern w:val="0"/>
-          <w:sz w:val="20"/>
-          <w:szCs w:val="20"/>
-          <w:lang w:eastAsia="en-IE"/>
-          <w14:ligatures w14:val="none"/>
-        </w:rPr>
-        <w:t xml:space="preserve"> </w:t>
-      </w:r>
-      <w:r>
-        <w:rPr>
-          <w:rFonts w:ascii="Courier New" w:eastAsia="Times New Roman" w:hAnsi="Courier New" w:cs="Courier New"/>
-          <w:color w:val="C77DBB"/>
-          <w:kern w:val="0"/>
-          <w:sz w:val="20"/>
-          <w:szCs w:val="20"/>
-          <w:lang w:eastAsia="en-IE"/>
-          <w14:ligatures w14:val="none"/>
-        </w:rPr>
-        <w:t>timestamp</w:t>
-      </w:r>
-      <w:r>
-        <w:rPr>
-          <w:rFonts w:ascii="Courier New" w:eastAsia="Times New Roman" w:hAnsi="Courier New" w:cs="Courier New"/>
-          <w:color w:val="BCBEC4"/>
-          <w:kern w:val="0"/>
-          <w:sz w:val="20"/>
-          <w:szCs w:val="20"/>
-          <w:lang w:eastAsia="en-IE"/>
-          <w14:ligatures w14:val="none"/>
-        </w:rPr>
-        <w:t xml:space="preserve">: </w:t>
-      </w:r>
-      <w:proofErr w:type="spellStart"/>
-      <w:r>
-        <w:rPr>
-          <w:rFonts w:ascii="Courier New" w:eastAsia="Times New Roman" w:hAnsi="Courier New" w:cs="Courier New"/>
-          <w:color w:val="BCBEC4"/>
-          <w:kern w:val="0"/>
-          <w:sz w:val="20"/>
-          <w:szCs w:val="20"/>
-          <w:lang w:eastAsia="en-IE"/>
-          <w14:ligatures w14:val="none"/>
-        </w:rPr>
-        <w:t>com.google.firebase.Timestamp</w:t>
-      </w:r>
-      <w:proofErr w:type="spellEnd"/>
-      <w:r>
-        <w:rPr>
-          <w:rFonts w:ascii="Courier New" w:eastAsia="Times New Roman" w:hAnsi="Courier New" w:cs="Courier New"/>
-          <w:color w:val="BCBEC4"/>
-          <w:kern w:val="0"/>
-          <w:sz w:val="20"/>
-          <w:szCs w:val="20"/>
-          <w:lang w:eastAsia="en-IE"/>
-          <w14:ligatures w14:val="none"/>
-        </w:rPr>
-        <w:t xml:space="preserve">? = </w:t>
-      </w:r>
-      <w:r>
-        <w:rPr>
-          <w:rFonts w:ascii="Courier New" w:eastAsia="Times New Roman" w:hAnsi="Courier New" w:cs="Courier New"/>
-          <w:color w:val="CF8E6D"/>
-          <w:kern w:val="0"/>
-          <w:sz w:val="20"/>
-          <w:szCs w:val="20"/>
-          <w:lang w:eastAsia="en-IE"/>
-          <w14:ligatures w14:val="none"/>
+          <w:lang w:eastAsia="en-IE"/>
         </w:rPr>
         <w:t>null</w:t>
       </w:r>
@@ -3570,11 +3389,7 @@
         <w:rPr>
           <w:rFonts w:ascii="Courier New" w:eastAsia="Times New Roman" w:hAnsi="Courier New" w:cs="Courier New"/>
           <w:color w:val="BCBEC4"/>
-          <w:kern w:val="0"/>
-          <w:sz w:val="20"/>
-          <w:szCs w:val="20"/>
-          <w:lang w:eastAsia="en-IE"/>
-          <w14:ligatures w14:val="none"/>
+          <w:lang w:eastAsia="en-IE"/>
         </w:rPr>
         <w:t>,</w:t>
       </w:r>
@@ -3582,64 +3397,32 @@
         <w:rPr>
           <w:rFonts w:ascii="Courier New" w:eastAsia="Times New Roman" w:hAnsi="Courier New" w:cs="Courier New"/>
           <w:color w:val="BCBEC4"/>
-          <w:kern w:val="0"/>
-          <w:sz w:val="20"/>
-          <w:szCs w:val="20"/>
-          <w:lang w:eastAsia="en-IE"/>
-          <w14:ligatures w14:val="none"/>
+          <w:lang w:eastAsia="en-IE"/>
         </w:rPr>
         <w:br/>
         <w:t xml:space="preserve">    </w:t>
       </w:r>
-      <w:proofErr w:type="spellStart"/>
       <w:r>
         <w:rPr>
           <w:rFonts w:ascii="Courier New" w:eastAsia="Times New Roman" w:hAnsi="Courier New" w:cs="Courier New"/>
           <w:color w:val="CF8E6D"/>
-          <w:kern w:val="0"/>
-          <w:sz w:val="20"/>
-          <w:szCs w:val="20"/>
-          <w:lang w:eastAsia="en-IE"/>
-          <w14:ligatures w14:val="none"/>
-        </w:rPr>
-        <w:t>val</w:t>
-      </w:r>
-      <w:proofErr w:type="spellEnd"/>
-      <w:r>
-        <w:rPr>
-          <w:rFonts w:ascii="Courier New" w:eastAsia="Times New Roman" w:hAnsi="Courier New" w:cs="Courier New"/>
-          <w:color w:val="CF8E6D"/>
-          <w:kern w:val="0"/>
-          <w:sz w:val="20"/>
-          <w:szCs w:val="20"/>
-          <w:lang w:eastAsia="en-IE"/>
-          <w14:ligatures w14:val="none"/>
-        </w:rPr>
-        <w:t xml:space="preserve"> </w:t>
-      </w:r>
-      <w:proofErr w:type="spellStart"/>
+          <w:lang w:eastAsia="en-IE"/>
+        </w:rPr>
+        <w:t xml:space="preserve">val </w:t>
+      </w:r>
       <w:r>
         <w:rPr>
           <w:rFonts w:ascii="Courier New" w:eastAsia="Times New Roman" w:hAnsi="Courier New" w:cs="Courier New"/>
           <w:color w:val="C77DBB"/>
-          <w:kern w:val="0"/>
-          <w:sz w:val="20"/>
-          <w:szCs w:val="20"/>
-          <w:lang w:eastAsia="en-IE"/>
-          <w14:ligatures w14:val="none"/>
+          <w:lang w:eastAsia="en-IE"/>
         </w:rPr>
         <w:t>userId</w:t>
       </w:r>
-      <w:proofErr w:type="spellEnd"/>
-      <w:r>
-        <w:rPr>
-          <w:rFonts w:ascii="Courier New" w:eastAsia="Times New Roman" w:hAnsi="Courier New" w:cs="Courier New"/>
-          <w:color w:val="BCBEC4"/>
-          <w:kern w:val="0"/>
-          <w:sz w:val="20"/>
-          <w:szCs w:val="20"/>
-          <w:lang w:eastAsia="en-IE"/>
-          <w14:ligatures w14:val="none"/>
+      <w:r>
+        <w:rPr>
+          <w:rFonts w:ascii="Courier New" w:eastAsia="Times New Roman" w:hAnsi="Courier New" w:cs="Courier New"/>
+          <w:color w:val="BCBEC4"/>
+          <w:lang w:eastAsia="en-IE"/>
         </w:rPr>
         <w:t xml:space="preserve">: String = </w:t>
       </w:r>
@@ -3647,11 +3430,7 @@
         <w:rPr>
           <w:rFonts w:ascii="Courier New" w:eastAsia="Times New Roman" w:hAnsi="Courier New" w:cs="Courier New"/>
           <w:color w:val="6AAB73"/>
-          <w:kern w:val="0"/>
-          <w:sz w:val="20"/>
-          <w:szCs w:val="20"/>
-          <w:lang w:eastAsia="en-IE"/>
-          <w14:ligatures w14:val="none"/>
+          <w:lang w:eastAsia="en-IE"/>
         </w:rPr>
         <w:t>""</w:t>
       </w:r>
@@ -3659,11 +3438,7 @@
         <w:rPr>
           <w:rFonts w:ascii="Courier New" w:eastAsia="Times New Roman" w:hAnsi="Courier New" w:cs="Courier New"/>
           <w:color w:val="BCBEC4"/>
-          <w:kern w:val="0"/>
-          <w:sz w:val="20"/>
-          <w:szCs w:val="20"/>
-          <w:lang w:eastAsia="en-IE"/>
-          <w14:ligatures w14:val="none"/>
+          <w:lang w:eastAsia="en-IE"/>
         </w:rPr>
         <w:t>,</w:t>
       </w:r>
@@ -3671,64 +3446,32 @@
         <w:rPr>
           <w:rFonts w:ascii="Courier New" w:eastAsia="Times New Roman" w:hAnsi="Courier New" w:cs="Courier New"/>
           <w:color w:val="BCBEC4"/>
-          <w:kern w:val="0"/>
-          <w:sz w:val="20"/>
-          <w:szCs w:val="20"/>
-          <w:lang w:eastAsia="en-IE"/>
-          <w14:ligatures w14:val="none"/>
+          <w:lang w:eastAsia="en-IE"/>
         </w:rPr>
         <w:br/>
         <w:t xml:space="preserve">    </w:t>
       </w:r>
-      <w:proofErr w:type="spellStart"/>
       <w:r>
         <w:rPr>
           <w:rFonts w:ascii="Courier New" w:eastAsia="Times New Roman" w:hAnsi="Courier New" w:cs="Courier New"/>
           <w:color w:val="CF8E6D"/>
-          <w:kern w:val="0"/>
-          <w:sz w:val="20"/>
-          <w:szCs w:val="20"/>
-          <w:lang w:eastAsia="en-IE"/>
-          <w14:ligatures w14:val="none"/>
-        </w:rPr>
-        <w:t>val</w:t>
-      </w:r>
-      <w:proofErr w:type="spellEnd"/>
-      <w:r>
-        <w:rPr>
-          <w:rFonts w:ascii="Courier New" w:eastAsia="Times New Roman" w:hAnsi="Courier New" w:cs="Courier New"/>
-          <w:color w:val="CF8E6D"/>
-          <w:kern w:val="0"/>
-          <w:sz w:val="20"/>
-          <w:szCs w:val="20"/>
-          <w:lang w:eastAsia="en-IE"/>
-          <w14:ligatures w14:val="none"/>
-        </w:rPr>
-        <w:t xml:space="preserve"> </w:t>
-      </w:r>
-      <w:proofErr w:type="spellStart"/>
+          <w:lang w:eastAsia="en-IE"/>
+        </w:rPr>
+        <w:t xml:space="preserve">val </w:t>
+      </w:r>
       <w:r>
         <w:rPr>
           <w:rFonts w:ascii="Courier New" w:eastAsia="Times New Roman" w:hAnsi="Courier New" w:cs="Courier New"/>
           <w:color w:val="C77DBB"/>
-          <w:kern w:val="0"/>
-          <w:sz w:val="20"/>
-          <w:szCs w:val="20"/>
-          <w:lang w:eastAsia="en-IE"/>
-          <w14:ligatures w14:val="none"/>
+          <w:lang w:eastAsia="en-IE"/>
         </w:rPr>
         <w:t>vehicleId</w:t>
       </w:r>
-      <w:proofErr w:type="spellEnd"/>
-      <w:r>
-        <w:rPr>
-          <w:rFonts w:ascii="Courier New" w:eastAsia="Times New Roman" w:hAnsi="Courier New" w:cs="Courier New"/>
-          <w:color w:val="BCBEC4"/>
-          <w:kern w:val="0"/>
-          <w:sz w:val="20"/>
-          <w:szCs w:val="20"/>
-          <w:lang w:eastAsia="en-IE"/>
-          <w14:ligatures w14:val="none"/>
+      <w:r>
+        <w:rPr>
+          <w:rFonts w:ascii="Courier New" w:eastAsia="Times New Roman" w:hAnsi="Courier New" w:cs="Courier New"/>
+          <w:color w:val="BCBEC4"/>
+          <w:lang w:eastAsia="en-IE"/>
         </w:rPr>
         <w:t xml:space="preserve">: String = </w:t>
       </w:r>
@@ -3736,11 +3479,7 @@
         <w:rPr>
           <w:rFonts w:ascii="Courier New" w:eastAsia="Times New Roman" w:hAnsi="Courier New" w:cs="Courier New"/>
           <w:color w:val="6AAB73"/>
-          <w:kern w:val="0"/>
-          <w:sz w:val="20"/>
-          <w:szCs w:val="20"/>
-          <w:lang w:eastAsia="en-IE"/>
-          <w14:ligatures w14:val="none"/>
+          <w:lang w:eastAsia="en-IE"/>
         </w:rPr>
         <w:t>""</w:t>
       </w:r>
@@ -3748,11 +3487,7 @@
         <w:rPr>
           <w:rFonts w:ascii="Courier New" w:eastAsia="Times New Roman" w:hAnsi="Courier New" w:cs="Courier New"/>
           <w:color w:val="BCBEC4"/>
-          <w:kern w:val="0"/>
-          <w:sz w:val="20"/>
-          <w:szCs w:val="20"/>
-          <w:lang w:eastAsia="en-IE"/>
-          <w14:ligatures w14:val="none"/>
+          <w:lang w:eastAsia="en-IE"/>
         </w:rPr>
         <w:t>,</w:t>
       </w:r>
@@ -3760,50 +3495,24 @@
         <w:rPr>
           <w:rFonts w:ascii="Courier New" w:eastAsia="Times New Roman" w:hAnsi="Courier New" w:cs="Courier New"/>
           <w:color w:val="BCBEC4"/>
-          <w:kern w:val="0"/>
-          <w:sz w:val="20"/>
-          <w:szCs w:val="20"/>
-          <w:lang w:eastAsia="en-IE"/>
-          <w14:ligatures w14:val="none"/>
+          <w:lang w:eastAsia="en-IE"/>
         </w:rPr>
         <w:br/>
         <w:t xml:space="preserve">    </w:t>
       </w:r>
-      <w:proofErr w:type="spellStart"/>
       <w:r>
         <w:rPr>
           <w:rFonts w:ascii="Courier New" w:eastAsia="Times New Roman" w:hAnsi="Courier New" w:cs="Courier New"/>
           <w:color w:val="CF8E6D"/>
-          <w:kern w:val="0"/>
-          <w:sz w:val="20"/>
-          <w:szCs w:val="20"/>
-          <w:lang w:eastAsia="en-IE"/>
-          <w14:ligatures w14:val="none"/>
-        </w:rPr>
-        <w:t>val</w:t>
-      </w:r>
-      <w:proofErr w:type="spellEnd"/>
-      <w:r>
-        <w:rPr>
-          <w:rFonts w:ascii="Courier New" w:eastAsia="Times New Roman" w:hAnsi="Courier New" w:cs="Courier New"/>
-          <w:color w:val="CF8E6D"/>
-          <w:kern w:val="0"/>
-          <w:sz w:val="20"/>
-          <w:szCs w:val="20"/>
-          <w:lang w:eastAsia="en-IE"/>
-          <w14:ligatures w14:val="none"/>
-        </w:rPr>
-        <w:t xml:space="preserve"> </w:t>
+          <w:lang w:eastAsia="en-IE"/>
+        </w:rPr>
+        <w:t xml:space="preserve">val </w:t>
       </w:r>
       <w:r>
         <w:rPr>
           <w:rFonts w:ascii="Courier New" w:eastAsia="Times New Roman" w:hAnsi="Courier New" w:cs="Courier New"/>
           <w:color w:val="C77DBB"/>
-          <w:kern w:val="0"/>
-          <w:sz w:val="20"/>
-          <w:szCs w:val="20"/>
-          <w:lang w:eastAsia="en-IE"/>
-          <w14:ligatures w14:val="none"/>
+          <w:lang w:eastAsia="en-IE"/>
         </w:rPr>
         <w:t>action</w:t>
       </w:r>
@@ -3811,52 +3520,9 @@
         <w:rPr>
           <w:rFonts w:ascii="Courier New" w:eastAsia="Times New Roman" w:hAnsi="Courier New" w:cs="Courier New"/>
           <w:color w:val="BCBEC4"/>
-          <w:kern w:val="0"/>
-          <w:sz w:val="20"/>
-          <w:szCs w:val="20"/>
-          <w:lang w:eastAsia="en-IE"/>
-          <w14:ligatures w14:val="none"/>
-        </w:rPr>
-        <w:t xml:space="preserve">: </w:t>
-      </w:r>
-      <w:proofErr w:type="spellStart"/>
-      <w:r>
-        <w:rPr>
-          <w:rFonts w:ascii="Courier New" w:eastAsia="Times New Roman" w:hAnsi="Courier New" w:cs="Courier New"/>
-          <w:color w:val="BCBEC4"/>
-          <w:kern w:val="0"/>
-          <w:sz w:val="20"/>
-          <w:szCs w:val="20"/>
-          <w:lang w:eastAsia="en-IE"/>
-          <w14:ligatures w14:val="none"/>
-        </w:rPr>
-        <w:t>VehicleAction</w:t>
-      </w:r>
-      <w:proofErr w:type="spellEnd"/>
-      <w:r>
-        <w:rPr>
-          <w:rFonts w:ascii="Courier New" w:eastAsia="Times New Roman" w:hAnsi="Courier New" w:cs="Courier New"/>
-          <w:color w:val="BCBEC4"/>
-          <w:kern w:val="0"/>
-          <w:sz w:val="20"/>
-          <w:szCs w:val="20"/>
-          <w:lang w:eastAsia="en-IE"/>
-          <w14:ligatures w14:val="none"/>
-        </w:rPr>
-        <w:t xml:space="preserve"> = </w:t>
-      </w:r>
-      <w:proofErr w:type="spellStart"/>
-      <w:r>
-        <w:rPr>
-          <w:rFonts w:ascii="Courier New" w:eastAsia="Times New Roman" w:hAnsi="Courier New" w:cs="Courier New"/>
-          <w:color w:val="BCBEC4"/>
-          <w:kern w:val="0"/>
-          <w:sz w:val="20"/>
-          <w:szCs w:val="20"/>
-          <w:lang w:eastAsia="en-IE"/>
-          <w14:ligatures w14:val="none"/>
-        </w:rPr>
-        <w:t>VehicleAction.</w:t>
+          <w:lang w:eastAsia="en-IE"/>
+        </w:rPr>
+        <w:t>: VehicleAction = VehicleAction.</w:t>
       </w:r>
       <w:r>
         <w:rPr>
@@ -3864,24 +3530,15 @@
           <w:i/>
           <w:iCs/>
           <w:color w:val="C77DBB"/>
-          <w:kern w:val="0"/>
-          <w:sz w:val="20"/>
-          <w:szCs w:val="20"/>
-          <w:lang w:eastAsia="en-IE"/>
-          <w14:ligatures w14:val="none"/>
+          <w:lang w:eastAsia="en-IE"/>
         </w:rPr>
         <w:t>UNLOCK</w:t>
       </w:r>
-      <w:proofErr w:type="spellEnd"/>
-      <w:r>
-        <w:rPr>
-          <w:rFonts w:ascii="Courier New" w:eastAsia="Times New Roman" w:hAnsi="Courier New" w:cs="Courier New"/>
-          <w:color w:val="BCBEC4"/>
-          <w:kern w:val="0"/>
-          <w:sz w:val="20"/>
-          <w:szCs w:val="20"/>
-          <w:lang w:eastAsia="en-IE"/>
-          <w14:ligatures w14:val="none"/>
+      <w:r>
+        <w:rPr>
+          <w:rFonts w:ascii="Courier New" w:eastAsia="Times New Roman" w:hAnsi="Courier New" w:cs="Courier New"/>
+          <w:color w:val="BCBEC4"/>
+          <w:lang w:eastAsia="en-IE"/>
         </w:rPr>
         <w:t>,</w:t>
       </w:r>
@@ -3889,50 +3546,24 @@
         <w:rPr>
           <w:rFonts w:ascii="Courier New" w:eastAsia="Times New Roman" w:hAnsi="Courier New" w:cs="Courier New"/>
           <w:color w:val="BCBEC4"/>
-          <w:kern w:val="0"/>
-          <w:sz w:val="20"/>
-          <w:szCs w:val="20"/>
-          <w:lang w:eastAsia="en-IE"/>
-          <w14:ligatures w14:val="none"/>
+          <w:lang w:eastAsia="en-IE"/>
         </w:rPr>
         <w:br/>
         <w:t xml:space="preserve">    </w:t>
       </w:r>
-      <w:proofErr w:type="spellStart"/>
       <w:r>
         <w:rPr>
           <w:rFonts w:ascii="Courier New" w:eastAsia="Times New Roman" w:hAnsi="Courier New" w:cs="Courier New"/>
           <w:color w:val="CF8E6D"/>
-          <w:kern w:val="0"/>
-          <w:sz w:val="20"/>
-          <w:szCs w:val="20"/>
-          <w:lang w:eastAsia="en-IE"/>
-          <w14:ligatures w14:val="none"/>
-        </w:rPr>
-        <w:t>val</w:t>
-      </w:r>
-      <w:proofErr w:type="spellEnd"/>
-      <w:r>
-        <w:rPr>
-          <w:rFonts w:ascii="Courier New" w:eastAsia="Times New Roman" w:hAnsi="Courier New" w:cs="Courier New"/>
-          <w:color w:val="CF8E6D"/>
-          <w:kern w:val="0"/>
-          <w:sz w:val="20"/>
-          <w:szCs w:val="20"/>
-          <w:lang w:eastAsia="en-IE"/>
-          <w14:ligatures w14:val="none"/>
-        </w:rPr>
-        <w:t xml:space="preserve"> </w:t>
+          <w:lang w:eastAsia="en-IE"/>
+        </w:rPr>
+        <w:t xml:space="preserve">val </w:t>
       </w:r>
       <w:r>
         <w:rPr>
           <w:rFonts w:ascii="Courier New" w:eastAsia="Times New Roman" w:hAnsi="Courier New" w:cs="Courier New"/>
           <w:color w:val="C77DBB"/>
-          <w:kern w:val="0"/>
-          <w:sz w:val="20"/>
-          <w:szCs w:val="20"/>
-          <w:lang w:eastAsia="en-IE"/>
-          <w14:ligatures w14:val="none"/>
+          <w:lang w:eastAsia="en-IE"/>
         </w:rPr>
         <w:t>result</w:t>
       </w:r>
@@ -3940,52 +3571,9 @@
         <w:rPr>
           <w:rFonts w:ascii="Courier New" w:eastAsia="Times New Roman" w:hAnsi="Courier New" w:cs="Courier New"/>
           <w:color w:val="BCBEC4"/>
-          <w:kern w:val="0"/>
-          <w:sz w:val="20"/>
-          <w:szCs w:val="20"/>
-          <w:lang w:eastAsia="en-IE"/>
-          <w14:ligatures w14:val="none"/>
-        </w:rPr>
-        <w:t xml:space="preserve">: </w:t>
-      </w:r>
-      <w:proofErr w:type="spellStart"/>
-      <w:r>
-        <w:rPr>
-          <w:rFonts w:ascii="Courier New" w:eastAsia="Times New Roman" w:hAnsi="Courier New" w:cs="Courier New"/>
-          <w:color w:val="BCBEC4"/>
-          <w:kern w:val="0"/>
-          <w:sz w:val="20"/>
-          <w:szCs w:val="20"/>
-          <w:lang w:eastAsia="en-IE"/>
-          <w14:ligatures w14:val="none"/>
-        </w:rPr>
-        <w:t>EventResult</w:t>
-      </w:r>
-      <w:proofErr w:type="spellEnd"/>
-      <w:r>
-        <w:rPr>
-          <w:rFonts w:ascii="Courier New" w:eastAsia="Times New Roman" w:hAnsi="Courier New" w:cs="Courier New"/>
-          <w:color w:val="BCBEC4"/>
-          <w:kern w:val="0"/>
-          <w:sz w:val="20"/>
-          <w:szCs w:val="20"/>
-          <w:lang w:eastAsia="en-IE"/>
-          <w14:ligatures w14:val="none"/>
-        </w:rPr>
-        <w:t xml:space="preserve"> = </w:t>
-      </w:r>
-      <w:proofErr w:type="spellStart"/>
-      <w:r>
-        <w:rPr>
-          <w:rFonts w:ascii="Courier New" w:eastAsia="Times New Roman" w:hAnsi="Courier New" w:cs="Courier New"/>
-          <w:color w:val="BCBEC4"/>
-          <w:kern w:val="0"/>
-          <w:sz w:val="20"/>
-          <w:szCs w:val="20"/>
-          <w:lang w:eastAsia="en-IE"/>
-          <w14:ligatures w14:val="none"/>
-        </w:rPr>
-        <w:t>EventResult.</w:t>
+          <w:lang w:eastAsia="en-IE"/>
+        </w:rPr>
+        <w:t>: EventResult = EventResult.</w:t>
       </w:r>
       <w:r>
         <w:rPr>
@@ -3993,24 +3581,15 @@
           <w:i/>
           <w:iCs/>
           <w:color w:val="C77DBB"/>
-          <w:kern w:val="0"/>
-          <w:sz w:val="20"/>
-          <w:szCs w:val="20"/>
-          <w:lang w:eastAsia="en-IE"/>
-          <w14:ligatures w14:val="none"/>
+          <w:lang w:eastAsia="en-IE"/>
         </w:rPr>
         <w:t>SUCCESS</w:t>
       </w:r>
-      <w:proofErr w:type="spellEnd"/>
-      <w:r>
-        <w:rPr>
-          <w:rFonts w:ascii="Courier New" w:eastAsia="Times New Roman" w:hAnsi="Courier New" w:cs="Courier New"/>
-          <w:color w:val="BCBEC4"/>
-          <w:kern w:val="0"/>
-          <w:sz w:val="20"/>
-          <w:szCs w:val="20"/>
-          <w:lang w:eastAsia="en-IE"/>
-          <w14:ligatures w14:val="none"/>
+      <w:r>
+        <w:rPr>
+          <w:rFonts w:ascii="Courier New" w:eastAsia="Times New Roman" w:hAnsi="Courier New" w:cs="Courier New"/>
+          <w:color w:val="BCBEC4"/>
+          <w:lang w:eastAsia="en-IE"/>
         </w:rPr>
         <w:t>,</w:t>
       </w:r>
@@ -4018,176 +3597,90 @@
         <w:rPr>
           <w:rFonts w:ascii="Courier New" w:eastAsia="Times New Roman" w:hAnsi="Courier New" w:cs="Courier New"/>
           <w:color w:val="BCBEC4"/>
-          <w:kern w:val="0"/>
-          <w:sz w:val="20"/>
-          <w:szCs w:val="20"/>
-          <w:lang w:eastAsia="en-IE"/>
-          <w14:ligatures w14:val="none"/>
+          <w:lang w:eastAsia="en-IE"/>
         </w:rPr>
         <w:br/>
         <w:t xml:space="preserve">    </w:t>
       </w:r>
-      <w:proofErr w:type="spellStart"/>
       <w:r>
         <w:rPr>
           <w:rFonts w:ascii="Courier New" w:eastAsia="Times New Roman" w:hAnsi="Courier New" w:cs="Courier New"/>
           <w:color w:val="CF8E6D"/>
-          <w:kern w:val="0"/>
-          <w:sz w:val="20"/>
-          <w:szCs w:val="20"/>
-          <w:lang w:eastAsia="en-IE"/>
-          <w14:ligatures w14:val="none"/>
-        </w:rPr>
-        <w:t>val</w:t>
-      </w:r>
-      <w:proofErr w:type="spellEnd"/>
+          <w:lang w:eastAsia="en-IE"/>
+        </w:rPr>
+        <w:t xml:space="preserve">val </w:t>
+      </w:r>
+      <w:r>
+        <w:rPr>
+          <w:rFonts w:ascii="Courier New" w:eastAsia="Times New Roman" w:hAnsi="Courier New" w:cs="Courier New"/>
+          <w:color w:val="C77DBB"/>
+          <w:lang w:eastAsia="en-IE"/>
+        </w:rPr>
+        <w:t>nonce</w:t>
+      </w:r>
+      <w:r>
+        <w:rPr>
+          <w:rFonts w:ascii="Courier New" w:eastAsia="Times New Roman" w:hAnsi="Courier New" w:cs="Courier New"/>
+          <w:color w:val="BCBEC4"/>
+          <w:lang w:eastAsia="en-IE"/>
+        </w:rPr>
+        <w:t xml:space="preserve">: String = </w:t>
+      </w:r>
+      <w:r>
+        <w:rPr>
+          <w:rFonts w:ascii="Courier New" w:eastAsia="Times New Roman" w:hAnsi="Courier New" w:cs="Courier New"/>
+          <w:color w:val="6AAB73"/>
+          <w:lang w:eastAsia="en-IE"/>
+        </w:rPr>
+        <w:t>""</w:t>
+      </w:r>
+      <w:r>
+        <w:rPr>
+          <w:rFonts w:ascii="Courier New" w:eastAsia="Times New Roman" w:hAnsi="Courier New" w:cs="Courier New"/>
+          <w:color w:val="6AAB73"/>
+          <w:lang w:eastAsia="en-IE"/>
+        </w:rPr>
+        <w:br/>
+      </w:r>
+      <w:r>
+        <w:rPr>
+          <w:rFonts w:ascii="Courier New" w:eastAsia="Times New Roman" w:hAnsi="Courier New" w:cs="Courier New"/>
+          <w:color w:val="BCBEC4"/>
+          <w:lang w:eastAsia="en-IE"/>
+        </w:rPr>
+        <w:t>)</w:t>
+      </w:r>
+      <w:r>
+        <w:rPr>
+          <w:rFonts w:ascii="Courier New" w:eastAsia="Times New Roman" w:hAnsi="Courier New" w:cs="Courier New"/>
+          <w:color w:val="BCBEC4"/>
+          <w:lang w:eastAsia="en-IE"/>
+        </w:rPr>
+        <w:br/>
+      </w:r>
+      <w:r>
+        <w:rPr>
+          <w:rFonts w:ascii="Courier New" w:eastAsia="Times New Roman" w:hAnsi="Courier New" w:cs="Courier New"/>
+          <w:color w:val="BCBEC4"/>
+          <w:lang w:eastAsia="en-IE"/>
+        </w:rPr>
+        <w:br/>
+      </w:r>
       <w:r>
         <w:rPr>
           <w:rFonts w:ascii="Courier New" w:eastAsia="Times New Roman" w:hAnsi="Courier New" w:cs="Courier New"/>
           <w:color w:val="CF8E6D"/>
-          <w:kern w:val="0"/>
-          <w:sz w:val="20"/>
-          <w:szCs w:val="20"/>
-          <w:lang w:eastAsia="en-IE"/>
-          <w14:ligatures w14:val="none"/>
-        </w:rPr>
-        <w:t xml:space="preserve"> </w:t>
-      </w:r>
-      <w:r>
-        <w:rPr>
-          <w:rFonts w:ascii="Courier New" w:eastAsia="Times New Roman" w:hAnsi="Courier New" w:cs="Courier New"/>
-          <w:color w:val="C77DBB"/>
-          <w:kern w:val="0"/>
-          <w:sz w:val="20"/>
-          <w:szCs w:val="20"/>
-          <w:lang w:eastAsia="en-IE"/>
-          <w14:ligatures w14:val="none"/>
-        </w:rPr>
-        <w:t>nonce</w:t>
-      </w:r>
-      <w:r>
-        <w:rPr>
-          <w:rFonts w:ascii="Courier New" w:eastAsia="Times New Roman" w:hAnsi="Courier New" w:cs="Courier New"/>
-          <w:color w:val="BCBEC4"/>
-          <w:kern w:val="0"/>
-          <w:sz w:val="20"/>
-          <w:szCs w:val="20"/>
-          <w:lang w:eastAsia="en-IE"/>
-          <w14:ligatures w14:val="none"/>
-        </w:rPr>
-        <w:t xml:space="preserve">: String = </w:t>
-      </w:r>
-      <w:r>
-        <w:rPr>
-          <w:rFonts w:ascii="Courier New" w:eastAsia="Times New Roman" w:hAnsi="Courier New" w:cs="Courier New"/>
-          <w:color w:val="6AAB73"/>
-          <w:kern w:val="0"/>
-          <w:sz w:val="20"/>
-          <w:szCs w:val="20"/>
-          <w:lang w:eastAsia="en-IE"/>
-          <w14:ligatures w14:val="none"/>
-        </w:rPr>
-        <w:t>""</w:t>
-      </w:r>
-      <w:r>
-        <w:rPr>
-          <w:rFonts w:ascii="Courier New" w:eastAsia="Times New Roman" w:hAnsi="Courier New" w:cs="Courier New"/>
-          <w:color w:val="6AAB73"/>
-          <w:kern w:val="0"/>
-          <w:sz w:val="20"/>
-          <w:szCs w:val="20"/>
-          <w:lang w:eastAsia="en-IE"/>
-          <w14:ligatures w14:val="none"/>
-        </w:rPr>
-        <w:br/>
-      </w:r>
-      <w:r>
-        <w:rPr>
-          <w:rFonts w:ascii="Courier New" w:eastAsia="Times New Roman" w:hAnsi="Courier New" w:cs="Courier New"/>
-          <w:color w:val="BCBEC4"/>
-          <w:kern w:val="0"/>
-          <w:sz w:val="20"/>
-          <w:szCs w:val="20"/>
-          <w:lang w:eastAsia="en-IE"/>
-          <w14:ligatures w14:val="none"/>
-        </w:rPr>
-        <w:t>)</w:t>
-      </w:r>
-      <w:r>
-        <w:rPr>
-          <w:rFonts w:ascii="Courier New" w:eastAsia="Times New Roman" w:hAnsi="Courier New" w:cs="Courier New"/>
-          <w:color w:val="BCBEC4"/>
-          <w:kern w:val="0"/>
-          <w:sz w:val="20"/>
-          <w:szCs w:val="20"/>
-          <w:lang w:eastAsia="en-IE"/>
-          <w14:ligatures w14:val="none"/>
-        </w:rPr>
-        <w:br/>
-      </w:r>
-      <w:r>
-        <w:rPr>
-          <w:rFonts w:ascii="Courier New" w:eastAsia="Times New Roman" w:hAnsi="Courier New" w:cs="Courier New"/>
-          <w:color w:val="BCBEC4"/>
-          <w:kern w:val="0"/>
-          <w:sz w:val="20"/>
-          <w:szCs w:val="20"/>
-          <w:lang w:eastAsia="en-IE"/>
-          <w14:ligatures w14:val="none"/>
-        </w:rPr>
-        <w:br/>
-      </w:r>
-      <w:proofErr w:type="spellStart"/>
-      <w:r>
-        <w:rPr>
-          <w:rFonts w:ascii="Courier New" w:eastAsia="Times New Roman" w:hAnsi="Courier New" w:cs="Courier New"/>
-          <w:color w:val="CF8E6D"/>
-          <w:kern w:val="0"/>
-          <w:sz w:val="20"/>
-          <w:szCs w:val="20"/>
-          <w:lang w:eastAsia="en-IE"/>
-          <w14:ligatures w14:val="none"/>
-        </w:rPr>
-        <w:t>enum</w:t>
-      </w:r>
-      <w:proofErr w:type="spellEnd"/>
-      <w:r>
-        <w:rPr>
-          <w:rFonts w:ascii="Courier New" w:eastAsia="Times New Roman" w:hAnsi="Courier New" w:cs="Courier New"/>
-          <w:color w:val="CF8E6D"/>
-          <w:kern w:val="0"/>
-          <w:sz w:val="20"/>
-          <w:szCs w:val="20"/>
-          <w:lang w:eastAsia="en-IE"/>
-          <w14:ligatures w14:val="none"/>
-        </w:rPr>
-        <w:t xml:space="preserve"> class </w:t>
-      </w:r>
-      <w:proofErr w:type="spellStart"/>
-      <w:r>
-        <w:rPr>
-          <w:rFonts w:ascii="Courier New" w:eastAsia="Times New Roman" w:hAnsi="Courier New" w:cs="Courier New"/>
-          <w:color w:val="BCBEC4"/>
-          <w:kern w:val="0"/>
-          <w:sz w:val="20"/>
-          <w:szCs w:val="20"/>
-          <w:lang w:eastAsia="en-IE"/>
-          <w14:ligatures w14:val="none"/>
-        </w:rPr>
-        <w:t>VehicleAction</w:t>
-      </w:r>
-      <w:proofErr w:type="spellEnd"/>
-      <w:r>
-        <w:rPr>
-          <w:rFonts w:ascii="Courier New" w:eastAsia="Times New Roman" w:hAnsi="Courier New" w:cs="Courier New"/>
-          <w:color w:val="BCBEC4"/>
-          <w:kern w:val="0"/>
-          <w:sz w:val="20"/>
-          <w:szCs w:val="20"/>
-          <w:lang w:eastAsia="en-IE"/>
-          <w14:ligatures w14:val="none"/>
-        </w:rPr>
-        <w:t xml:space="preserve"> { </w:t>
+          <w:lang w:eastAsia="en-IE"/>
+        </w:rPr>
+        <w:t xml:space="preserve">enum class </w:t>
+      </w:r>
+      <w:r>
+        <w:rPr>
+          <w:rFonts w:ascii="Courier New" w:eastAsia="Times New Roman" w:hAnsi="Courier New" w:cs="Courier New"/>
+          <w:color w:val="BCBEC4"/>
+          <w:lang w:eastAsia="en-IE"/>
+        </w:rPr>
+        <w:t xml:space="preserve">VehicleAction { </w:t>
       </w:r>
       <w:r>
         <w:rPr>
@@ -4195,11 +3688,7 @@
           <w:i/>
           <w:iCs/>
           <w:color w:val="C77DBB"/>
-          <w:kern w:val="0"/>
-          <w:sz w:val="20"/>
-          <w:szCs w:val="20"/>
-          <w:lang w:eastAsia="en-IE"/>
-          <w14:ligatures w14:val="none"/>
+          <w:lang w:eastAsia="en-IE"/>
         </w:rPr>
         <w:t>UNLOCK</w:t>
       </w:r>
@@ -4207,11 +3696,7 @@
         <w:rPr>
           <w:rFonts w:ascii="Courier New" w:eastAsia="Times New Roman" w:hAnsi="Courier New" w:cs="Courier New"/>
           <w:color w:val="BCBEC4"/>
-          <w:kern w:val="0"/>
-          <w:sz w:val="20"/>
-          <w:szCs w:val="20"/>
-          <w:lang w:eastAsia="en-IE"/>
-          <w14:ligatures w14:val="none"/>
+          <w:lang w:eastAsia="en-IE"/>
         </w:rPr>
         <w:t xml:space="preserve">, </w:t>
       </w:r>
@@ -4221,11 +3706,7 @@
           <w:i/>
           <w:iCs/>
           <w:color w:val="C77DBB"/>
-          <w:kern w:val="0"/>
-          <w:sz w:val="20"/>
-          <w:szCs w:val="20"/>
-          <w:lang w:eastAsia="en-IE"/>
-          <w14:ligatures w14:val="none"/>
+          <w:lang w:eastAsia="en-IE"/>
         </w:rPr>
         <w:t xml:space="preserve">LOCK </w:t>
       </w:r>
@@ -4233,11 +3714,7 @@
         <w:rPr>
           <w:rFonts w:ascii="Courier New" w:eastAsia="Times New Roman" w:hAnsi="Courier New" w:cs="Courier New"/>
           <w:color w:val="BCBEC4"/>
-          <w:kern w:val="0"/>
-          <w:sz w:val="20"/>
-          <w:szCs w:val="20"/>
-          <w:lang w:eastAsia="en-IE"/>
-          <w14:ligatures w14:val="none"/>
+          <w:lang w:eastAsia="en-IE"/>
         </w:rPr>
         <w:t>}</w:t>
       </w:r>
@@ -4245,65 +3722,25 @@
         <w:rPr>
           <w:rFonts w:ascii="Courier New" w:eastAsia="Times New Roman" w:hAnsi="Courier New" w:cs="Courier New"/>
           <w:color w:val="BCBEC4"/>
-          <w:kern w:val="0"/>
-          <w:sz w:val="20"/>
-          <w:szCs w:val="20"/>
-          <w:lang w:eastAsia="en-IE"/>
-          <w14:ligatures w14:val="none"/>
+          <w:lang w:eastAsia="en-IE"/>
         </w:rPr>
         <w:br/>
       </w:r>
-      <w:proofErr w:type="spellStart"/>
       <w:r>
         <w:rPr>
           <w:rFonts w:ascii="Courier New" w:eastAsia="Times New Roman" w:hAnsi="Courier New" w:cs="Courier New"/>
           <w:color w:val="CF8E6D"/>
-          <w:kern w:val="0"/>
-          <w:sz w:val="20"/>
-          <w:szCs w:val="20"/>
-          <w:lang w:eastAsia="en-IE"/>
-          <w14:ligatures w14:val="none"/>
-        </w:rPr>
-        <w:t>enum</w:t>
-      </w:r>
-      <w:proofErr w:type="spellEnd"/>
-      <w:r>
-        <w:rPr>
-          <w:rFonts w:ascii="Courier New" w:eastAsia="Times New Roman" w:hAnsi="Courier New" w:cs="Courier New"/>
-          <w:color w:val="CF8E6D"/>
-          <w:kern w:val="0"/>
-          <w:sz w:val="20"/>
-          <w:szCs w:val="20"/>
-          <w:lang w:eastAsia="en-IE"/>
-          <w14:ligatures w14:val="none"/>
-        </w:rPr>
-        <w:t xml:space="preserve"> class </w:t>
-      </w:r>
-      <w:proofErr w:type="spellStart"/>
-      <w:r>
-        <w:rPr>
-          <w:rFonts w:ascii="Courier New" w:eastAsia="Times New Roman" w:hAnsi="Courier New" w:cs="Courier New"/>
-          <w:color w:val="BCBEC4"/>
-          <w:kern w:val="0"/>
-          <w:sz w:val="20"/>
-          <w:szCs w:val="20"/>
-          <w:lang w:eastAsia="en-IE"/>
-          <w14:ligatures w14:val="none"/>
-        </w:rPr>
-        <w:t>EventResult</w:t>
-      </w:r>
-      <w:proofErr w:type="spellEnd"/>
-      <w:r>
-        <w:rPr>
-          <w:rFonts w:ascii="Courier New" w:eastAsia="Times New Roman" w:hAnsi="Courier New" w:cs="Courier New"/>
-          <w:color w:val="BCBEC4"/>
-          <w:kern w:val="0"/>
-          <w:sz w:val="20"/>
-          <w:szCs w:val="20"/>
-          <w:lang w:eastAsia="en-IE"/>
-          <w14:ligatures w14:val="none"/>
-        </w:rPr>
-        <w:t xml:space="preserve">  { </w:t>
+          <w:lang w:eastAsia="en-IE"/>
+        </w:rPr>
+        <w:t xml:space="preserve">enum class </w:t>
+      </w:r>
+      <w:r>
+        <w:rPr>
+          <w:rFonts w:ascii="Courier New" w:eastAsia="Times New Roman" w:hAnsi="Courier New" w:cs="Courier New"/>
+          <w:color w:val="BCBEC4"/>
+          <w:lang w:eastAsia="en-IE"/>
+        </w:rPr>
+        <w:t xml:space="preserve">EventResult  { </w:t>
       </w:r>
       <w:r>
         <w:rPr>
@@ -4311,11 +3748,7 @@
           <w:i/>
           <w:iCs/>
           <w:color w:val="C77DBB"/>
-          <w:kern w:val="0"/>
-          <w:sz w:val="20"/>
-          <w:szCs w:val="20"/>
-          <w:lang w:eastAsia="en-IE"/>
-          <w14:ligatures w14:val="none"/>
+          <w:lang w:eastAsia="en-IE"/>
         </w:rPr>
         <w:t>SUCCESS</w:t>
       </w:r>
@@ -4323,11 +3756,7 @@
         <w:rPr>
           <w:rFonts w:ascii="Courier New" w:eastAsia="Times New Roman" w:hAnsi="Courier New" w:cs="Courier New"/>
           <w:color w:val="BCBEC4"/>
-          <w:kern w:val="0"/>
-          <w:sz w:val="20"/>
-          <w:szCs w:val="20"/>
-          <w:lang w:eastAsia="en-IE"/>
-          <w14:ligatures w14:val="none"/>
+          <w:lang w:eastAsia="en-IE"/>
         </w:rPr>
         <w:t xml:space="preserve">, </w:t>
       </w:r>
@@ -4337,11 +3766,7 @@
           <w:i/>
           <w:iCs/>
           <w:color w:val="C77DBB"/>
-          <w:kern w:val="0"/>
-          <w:sz w:val="20"/>
-          <w:szCs w:val="20"/>
-          <w:lang w:eastAsia="en-IE"/>
-          <w14:ligatures w14:val="none"/>
+          <w:lang w:eastAsia="en-IE"/>
         </w:rPr>
         <w:t xml:space="preserve">FAILURE </w:t>
       </w:r>
@@ -4349,11 +3774,7 @@
         <w:rPr>
           <w:rFonts w:ascii="Courier New" w:eastAsia="Times New Roman" w:hAnsi="Courier New" w:cs="Courier New"/>
           <w:color w:val="BCBEC4"/>
-          <w:kern w:val="0"/>
-          <w:sz w:val="20"/>
-          <w:szCs w:val="20"/>
-          <w:lang w:eastAsia="en-IE"/>
-          <w14:ligatures w14:val="none"/>
+          <w:lang w:eastAsia="en-IE"/>
         </w:rPr>
         <w:t>}</w:t>
       </w:r>
@@ -4366,9 +3787,853 @@
     </w:p>
     <w:p>
       <w:pPr>
-        <w:pStyle w:val="ListParagraph"/>
+        <w:pStyle w:val="Heading2"/>
+        <w:numPr>
+          <w:ilvl w:val="0"/>
+          <w:numId w:val="1"/>
+        </w:numPr>
         <w:ind w:left="792"/>
       </w:pPr>
+      <w:bookmarkStart w:id="8" w:name="_Toc225163852"/>
+      <w:r>
+        <w:t xml:space="preserve">Phase </w:t>
+      </w:r>
+      <w:r>
+        <w:t>2: System Design</w:t>
+      </w:r>
+      <w:bookmarkEnd w:id="8"/>
+    </w:p>
+    <w:p>
+      <w:r>
+        <w:t xml:space="preserve">This phase directly corresponds with the </w:t>
+      </w:r>
+      <w:r>
+        <w:t>Integration</w:t>
+      </w:r>
+      <w:r>
+        <w:t xml:space="preserve"> test phase</w:t>
+      </w:r>
+      <w:r>
+        <w:t>.</w:t>
+      </w:r>
+    </w:p>
+    <w:p>
+      <w:pPr>
+        <w:pStyle w:val="Heading3"/>
+        <w:numPr>
+          <w:ilvl w:val="1"/>
+          <w:numId w:val="1"/>
+        </w:numPr>
+      </w:pPr>
+      <w:r>
+        <w:lastRenderedPageBreak/>
+        <w:t xml:space="preserve"> </w:t>
+      </w:r>
+      <w:bookmarkStart w:id="9" w:name="_Toc225163853"/>
+      <w:r>
+        <w:t>Architecture Decision</w:t>
+      </w:r>
+      <w:bookmarkEnd w:id="9"/>
+    </w:p>
+    <w:p>
+      <w:r>
+        <w:t xml:space="preserve">Adopted </w:t>
+      </w:r>
+      <w:r>
+        <w:t xml:space="preserve">the </w:t>
+      </w:r>
+      <w:r>
+        <w:t>MVVM (Model-View-</w:t>
+      </w:r>
+      <w:proofErr w:type="spellStart"/>
+      <w:r>
+        <w:t>ViewModel</w:t>
+      </w:r>
+      <w:proofErr w:type="spellEnd"/>
+      <w:r>
+        <w:t>)</w:t>
+      </w:r>
+      <w:r>
+        <w:t xml:space="preserve"> architectural pattern, which separates the UI logic (View) from business logic (</w:t>
+      </w:r>
+      <w:proofErr w:type="spellStart"/>
+      <w:r>
+        <w:t>ViewModel</w:t>
+      </w:r>
+      <w:proofErr w:type="spellEnd"/>
+      <w:r>
+        <w:t xml:space="preserve">) and data (Model). This approach improves testability as Views and </w:t>
+      </w:r>
+      <w:proofErr w:type="spellStart"/>
+      <w:r>
+        <w:t>ViewModels</w:t>
+      </w:r>
+      <w:proofErr w:type="spellEnd"/>
+      <w:r>
+        <w:t xml:space="preserve"> can be tested in isolation. It also </w:t>
+      </w:r>
+      <w:proofErr w:type="spellStart"/>
+      <w:r>
+        <w:t>impoves</w:t>
+      </w:r>
+      <w:proofErr w:type="spellEnd"/>
+      <w:r>
+        <w:t xml:space="preserve"> maintainability as code is more organised and easier to understand. The MVVM was implemented</w:t>
+      </w:r>
+      <w:r>
+        <w:t xml:space="preserve"> with the following layers:</w:t>
+      </w:r>
+    </w:p>
+    <w:tbl>
+      <w:tblPr>
+        <w:tblStyle w:val="GridTable1Light"/>
+        <w:tblW w:w="0" w:type="auto"/>
+        <w:tblLook w:val="04A0" w:firstRow="1" w:lastRow="0" w:firstColumn="1" w:lastColumn="0" w:noHBand="0" w:noVBand="1"/>
+      </w:tblPr>
+      <w:tblGrid>
+        <w:gridCol w:w="3005"/>
+        <w:gridCol w:w="3005"/>
+        <w:gridCol w:w="3006"/>
+      </w:tblGrid>
+      <w:tr>
+        <w:trPr>
+          <w:cnfStyle w:val="100000000000" w:firstRow="1" w:lastRow="0" w:firstColumn="0" w:lastColumn="0" w:oddVBand="0" w:evenVBand="0" w:oddHBand="0" w:evenHBand="0" w:firstRowFirstColumn="0" w:firstRowLastColumn="0" w:lastRowFirstColumn="0" w:lastRowLastColumn="0"/>
+        </w:trPr>
+        <w:tc>
+          <w:tcPr>
+            <w:cnfStyle w:val="001000000000" w:firstRow="0" w:lastRow="0" w:firstColumn="1" w:lastColumn="0" w:oddVBand="0" w:evenVBand="0" w:oddHBand="0" w:evenHBand="0" w:firstRowFirstColumn="0" w:firstRowLastColumn="0" w:lastRowFirstColumn="0" w:lastRowLastColumn="0"/>
+            <w:tcW w:w="3005" w:type="dxa"/>
+          </w:tcPr>
+          <w:p>
+            <w:r>
+              <w:t>Layer</w:t>
+            </w:r>
+          </w:p>
+        </w:tc>
+        <w:tc>
+          <w:tcPr>
+            <w:tcW w:w="3005" w:type="dxa"/>
+          </w:tcPr>
+          <w:p>
+            <w:pPr>
+              <w:cnfStyle w:val="100000000000" w:firstRow="1" w:lastRow="0" w:firstColumn="0" w:lastColumn="0" w:oddVBand="0" w:evenVBand="0" w:oddHBand="0" w:evenHBand="0" w:firstRowFirstColumn="0" w:firstRowLastColumn="0" w:lastRowFirstColumn="0" w:lastRowLastColumn="0"/>
+            </w:pPr>
+            <w:r>
+              <w:t>Package</w:t>
+            </w:r>
+          </w:p>
+        </w:tc>
+        <w:tc>
+          <w:tcPr>
+            <w:tcW w:w="3006" w:type="dxa"/>
+          </w:tcPr>
+          <w:p>
+            <w:pPr>
+              <w:cnfStyle w:val="100000000000" w:firstRow="1" w:lastRow="0" w:firstColumn="0" w:lastColumn="0" w:oddVBand="0" w:evenVBand="0" w:oddHBand="0" w:evenHBand="0" w:firstRowFirstColumn="0" w:firstRowLastColumn="0" w:lastRowFirstColumn="0" w:lastRowLastColumn="0"/>
+            </w:pPr>
+            <w:r>
+              <w:t>Responsibility</w:t>
+            </w:r>
+          </w:p>
+        </w:tc>
+      </w:tr>
+      <w:tr>
+        <w:tc>
+          <w:tcPr>
+            <w:cnfStyle w:val="001000000000" w:firstRow="0" w:lastRow="0" w:firstColumn="1" w:lastColumn="0" w:oddVBand="0" w:evenVBand="0" w:oddHBand="0" w:evenHBand="0" w:firstRowFirstColumn="0" w:firstRowLastColumn="0" w:lastRowFirstColumn="0" w:lastRowLastColumn="0"/>
+            <w:tcW w:w="3005" w:type="dxa"/>
+          </w:tcPr>
+          <w:p>
+            <w:pPr>
+              <w:rPr>
+                <w:b w:val="0"/>
+                <w:bCs w:val="0"/>
+              </w:rPr>
+            </w:pPr>
+            <w:r>
+              <w:t>Data models</w:t>
+            </w:r>
+          </w:p>
+        </w:tc>
+        <w:tc>
+          <w:tcPr>
+            <w:tcW w:w="3005" w:type="dxa"/>
+          </w:tcPr>
+          <w:p>
+            <w:pPr>
+              <w:cnfStyle w:val="000000000000" w:firstRow="0" w:lastRow="0" w:firstColumn="0" w:lastColumn="0" w:oddVBand="0" w:evenVBand="0" w:oddHBand="0" w:evenHBand="0" w:firstRowFirstColumn="0" w:firstRowLastColumn="0" w:lastRowFirstColumn="0" w:lastRowLastColumn="0"/>
+            </w:pPr>
+            <w:r>
+              <w:t>data/</w:t>
+            </w:r>
+          </w:p>
+        </w:tc>
+        <w:tc>
+          <w:tcPr>
+            <w:tcW w:w="3006" w:type="dxa"/>
+          </w:tcPr>
+          <w:p>
+            <w:pPr>
+              <w:cnfStyle w:val="000000000000" w:firstRow="0" w:lastRow="0" w:firstColumn="0" w:lastColumn="0" w:oddVBand="0" w:evenVBand="0" w:oddHBand="0" w:evenHBand="0" w:firstRowFirstColumn="0" w:firstRowLastColumn="0" w:lastRowFirstColumn="0" w:lastRowLastColumn="0"/>
+            </w:pPr>
+            <w:r>
+              <w:t xml:space="preserve">Data classes that match </w:t>
+            </w:r>
+            <w:proofErr w:type="spellStart"/>
+            <w:r>
+              <w:t>Firestore</w:t>
+            </w:r>
+            <w:proofErr w:type="spellEnd"/>
+            <w:r>
+              <w:t xml:space="preserve"> schema</w:t>
+            </w:r>
+          </w:p>
+        </w:tc>
+      </w:tr>
+      <w:tr>
+        <w:tc>
+          <w:tcPr>
+            <w:cnfStyle w:val="001000000000" w:firstRow="0" w:lastRow="0" w:firstColumn="1" w:lastColumn="0" w:oddVBand="0" w:evenVBand="0" w:oddHBand="0" w:evenHBand="0" w:firstRowFirstColumn="0" w:firstRowLastColumn="0" w:lastRowFirstColumn="0" w:lastRowLastColumn="0"/>
+            <w:tcW w:w="3005" w:type="dxa"/>
+          </w:tcPr>
+          <w:p>
+            <w:pPr>
+              <w:rPr>
+                <w:b w:val="0"/>
+                <w:bCs w:val="0"/>
+              </w:rPr>
+            </w:pPr>
+            <w:r>
+              <w:t>Auth</w:t>
+            </w:r>
+          </w:p>
+        </w:tc>
+        <w:tc>
+          <w:tcPr>
+            <w:tcW w:w="3005" w:type="dxa"/>
+          </w:tcPr>
+          <w:p>
+            <w:pPr>
+              <w:cnfStyle w:val="000000000000" w:firstRow="0" w:lastRow="0" w:firstColumn="0" w:lastColumn="0" w:oddVBand="0" w:evenVBand="0" w:oddHBand="0" w:evenHBand="0" w:firstRowFirstColumn="0" w:firstRowLastColumn="0" w:lastRowFirstColumn="0" w:lastRowLastColumn="0"/>
+            </w:pPr>
+            <w:r>
+              <w:t>data/login/</w:t>
+            </w:r>
+          </w:p>
+        </w:tc>
+        <w:tc>
+          <w:tcPr>
+            <w:tcW w:w="3006" w:type="dxa"/>
+          </w:tcPr>
+          <w:p>
+            <w:pPr>
+              <w:cnfStyle w:val="000000000000" w:firstRow="0" w:lastRow="0" w:firstColumn="0" w:lastColumn="0" w:oddVBand="0" w:evenVBand="0" w:oddHBand="0" w:evenHBand="0" w:firstRowFirstColumn="0" w:firstRowLastColumn="0" w:lastRowFirstColumn="0" w:lastRowLastColumn="0"/>
+            </w:pPr>
+            <w:r>
+              <w:t xml:space="preserve">Firebase Auth via </w:t>
+            </w:r>
+            <w:proofErr w:type="spellStart"/>
+            <w:r>
+              <w:t>AuthManager</w:t>
+            </w:r>
+            <w:proofErr w:type="spellEnd"/>
+          </w:p>
+        </w:tc>
+      </w:tr>
+      <w:tr>
+        <w:tc>
+          <w:tcPr>
+            <w:cnfStyle w:val="001000000000" w:firstRow="0" w:lastRow="0" w:firstColumn="1" w:lastColumn="0" w:oddVBand="0" w:evenVBand="0" w:oddHBand="0" w:evenHBand="0" w:firstRowFirstColumn="0" w:firstRowLastColumn="0" w:lastRowFirstColumn="0" w:lastRowLastColumn="0"/>
+            <w:tcW w:w="3005" w:type="dxa"/>
+          </w:tcPr>
+          <w:p>
+            <w:proofErr w:type="spellStart"/>
+            <w:r>
+              <w:t>Firestore</w:t>
+            </w:r>
+            <w:proofErr w:type="spellEnd"/>
+            <w:r>
+              <w:t xml:space="preserve"> stores</w:t>
+            </w:r>
+          </w:p>
+        </w:tc>
+        <w:tc>
+          <w:tcPr>
+            <w:tcW w:w="3005" w:type="dxa"/>
+          </w:tcPr>
+          <w:p>
+            <w:pPr>
+              <w:cnfStyle w:val="000000000000" w:firstRow="0" w:lastRow="0" w:firstColumn="0" w:lastColumn="0" w:oddVBand="0" w:evenVBand="0" w:oddHBand="0" w:evenHBand="0" w:firstRowFirstColumn="0" w:firstRowLastColumn="0" w:lastRowFirstColumn="0" w:lastRowLastColumn="0"/>
+            </w:pPr>
+            <w:r>
+              <w:t>data/</w:t>
+            </w:r>
+            <w:proofErr w:type="spellStart"/>
+            <w:r>
+              <w:t>firestore</w:t>
+            </w:r>
+            <w:proofErr w:type="spellEnd"/>
+            <w:r>
+              <w:t>/</w:t>
+            </w:r>
+          </w:p>
+        </w:tc>
+        <w:tc>
+          <w:tcPr>
+            <w:tcW w:w="3006" w:type="dxa"/>
+          </w:tcPr>
+          <w:p>
+            <w:pPr>
+              <w:cnfStyle w:val="000000000000" w:firstRow="0" w:lastRow="0" w:firstColumn="0" w:lastColumn="0" w:oddVBand="0" w:evenVBand="0" w:oddHBand="0" w:evenHBand="0" w:firstRowFirstColumn="0" w:firstRowLastColumn="0" w:lastRowFirstColumn="0" w:lastRowLastColumn="0"/>
+            </w:pPr>
+            <w:r>
+              <w:t xml:space="preserve">One object per collection (KeyStore, </w:t>
+            </w:r>
+            <w:proofErr w:type="spellStart"/>
+            <w:r>
+              <w:t>VehicleStore</w:t>
+            </w:r>
+            <w:proofErr w:type="spellEnd"/>
+            <w:r>
+              <w:t xml:space="preserve">, </w:t>
+            </w:r>
+            <w:proofErr w:type="spellStart"/>
+            <w:r>
+              <w:t>EventStore</w:t>
+            </w:r>
+            <w:proofErr w:type="spellEnd"/>
+            <w:r>
+              <w:t>)</w:t>
+            </w:r>
+          </w:p>
+        </w:tc>
+      </w:tr>
+      <w:tr>
+        <w:tc>
+          <w:tcPr>
+            <w:cnfStyle w:val="001000000000" w:firstRow="0" w:lastRow="0" w:firstColumn="1" w:lastColumn="0" w:oddVBand="0" w:evenVBand="0" w:oddHBand="0" w:evenHBand="0" w:firstRowFirstColumn="0" w:firstRowLastColumn="0" w:lastRowFirstColumn="0" w:lastRowLastColumn="0"/>
+            <w:tcW w:w="3005" w:type="dxa"/>
+          </w:tcPr>
+          <w:p>
+            <w:r>
+              <w:t>Repository</w:t>
+            </w:r>
+          </w:p>
+        </w:tc>
+        <w:tc>
+          <w:tcPr>
+            <w:tcW w:w="3005" w:type="dxa"/>
+          </w:tcPr>
+          <w:p>
+            <w:pPr>
+              <w:cnfStyle w:val="000000000000" w:firstRow="0" w:lastRow="0" w:firstColumn="0" w:lastColumn="0" w:oddVBand="0" w:evenVBand="0" w:oddHBand="0" w:evenHBand="0" w:firstRowFirstColumn="0" w:firstRowLastColumn="0" w:lastRowFirstColumn="0" w:lastRowLastColumn="0"/>
+            </w:pPr>
+            <w:r>
+              <w:t>data/repository/</w:t>
+            </w:r>
+          </w:p>
+        </w:tc>
+        <w:tc>
+          <w:tcPr>
+            <w:tcW w:w="3006" w:type="dxa"/>
+          </w:tcPr>
+          <w:p>
+            <w:pPr>
+              <w:cnfStyle w:val="000000000000" w:firstRow="0" w:lastRow="0" w:firstColumn="0" w:lastColumn="0" w:oddVBand="0" w:evenVBand="0" w:oddHBand="0" w:evenHBand="0" w:firstRowFirstColumn="0" w:firstRowLastColumn="0" w:lastRowFirstColumn="0" w:lastRowLastColumn="0"/>
+            </w:pPr>
+            <w:r>
+              <w:t xml:space="preserve">Single </w:t>
+            </w:r>
+            <w:proofErr w:type="spellStart"/>
+            <w:r>
+              <w:t>FirebaseRepository</w:t>
+            </w:r>
+            <w:proofErr w:type="spellEnd"/>
+            <w:r>
+              <w:t xml:space="preserve"> coordinating the stores</w:t>
+            </w:r>
+          </w:p>
+        </w:tc>
+      </w:tr>
+      <w:tr>
+        <w:tc>
+          <w:tcPr>
+            <w:cnfStyle w:val="001000000000" w:firstRow="0" w:lastRow="0" w:firstColumn="1" w:lastColumn="0" w:oddVBand="0" w:evenVBand="0" w:oddHBand="0" w:evenHBand="0" w:firstRowFirstColumn="0" w:firstRowLastColumn="0" w:lastRowFirstColumn="0" w:lastRowLastColumn="0"/>
+            <w:tcW w:w="3005" w:type="dxa"/>
+          </w:tcPr>
+          <w:p>
+            <w:r>
+              <w:t>Service</w:t>
+            </w:r>
+          </w:p>
+        </w:tc>
+        <w:tc>
+          <w:tcPr>
+            <w:tcW w:w="3005" w:type="dxa"/>
+          </w:tcPr>
+          <w:p>
+            <w:pPr>
+              <w:cnfStyle w:val="000000000000" w:firstRow="0" w:lastRow="0" w:firstColumn="0" w:lastColumn="0" w:oddVBand="0" w:evenVBand="0" w:oddHBand="0" w:evenHBand="0" w:firstRowFirstColumn="0" w:firstRowLastColumn="0" w:lastRowFirstColumn="0" w:lastRowLastColumn="0"/>
+            </w:pPr>
+            <w:r>
+              <w:t>service/</w:t>
+            </w:r>
+          </w:p>
+        </w:tc>
+        <w:tc>
+          <w:tcPr>
+            <w:tcW w:w="3006" w:type="dxa"/>
+          </w:tcPr>
+          <w:p>
+            <w:pPr>
+              <w:cnfStyle w:val="000000000000" w:firstRow="0" w:lastRow="0" w:firstColumn="0" w:lastColumn="0" w:oddVBand="0" w:evenVBand="0" w:oddHBand="0" w:evenHBand="0" w:firstRowFirstColumn="0" w:firstRowLastColumn="0" w:lastRowFirstColumn="0" w:lastRowLastColumn="0"/>
+            </w:pPr>
+            <w:proofErr w:type="spellStart"/>
+            <w:r>
+              <w:t>BleManager,Bluetooth</w:t>
+            </w:r>
+            <w:proofErr w:type="spellEnd"/>
+            <w:r>
+              <w:t xml:space="preserve"> logic implemented in phase 3</w:t>
+            </w:r>
+          </w:p>
+        </w:tc>
+      </w:tr>
+      <w:tr>
+        <w:tc>
+          <w:tcPr>
+            <w:cnfStyle w:val="001000000000" w:firstRow="0" w:lastRow="0" w:firstColumn="1" w:lastColumn="0" w:oddVBand="0" w:evenVBand="0" w:oddHBand="0" w:evenHBand="0" w:firstRowFirstColumn="0" w:firstRowLastColumn="0" w:lastRowFirstColumn="0" w:lastRowLastColumn="0"/>
+            <w:tcW w:w="3005" w:type="dxa"/>
+          </w:tcPr>
+          <w:p>
+            <w:proofErr w:type="spellStart"/>
+            <w:r>
+              <w:t>Viewmodels</w:t>
+            </w:r>
+            <w:proofErr w:type="spellEnd"/>
+          </w:p>
+        </w:tc>
+        <w:tc>
+          <w:tcPr>
+            <w:tcW w:w="3005" w:type="dxa"/>
+          </w:tcPr>
+          <w:p>
+            <w:pPr>
+              <w:cnfStyle w:val="000000000000" w:firstRow="0" w:lastRow="0" w:firstColumn="0" w:lastColumn="0" w:oddVBand="0" w:evenVBand="0" w:oddHBand="0" w:evenHBand="0" w:firstRowFirstColumn="0" w:firstRowLastColumn="0" w:lastRowFirstColumn="0" w:lastRowLastColumn="0"/>
+            </w:pPr>
+            <w:proofErr w:type="spellStart"/>
+            <w:r>
+              <w:t>ui</w:t>
+            </w:r>
+            <w:proofErr w:type="spellEnd"/>
+            <w:r>
+              <w:t>/</w:t>
+            </w:r>
+            <w:proofErr w:type="spellStart"/>
+            <w:r>
+              <w:t>viewmodels</w:t>
+            </w:r>
+            <w:proofErr w:type="spellEnd"/>
+            <w:r>
+              <w:t>/</w:t>
+            </w:r>
+          </w:p>
+        </w:tc>
+        <w:tc>
+          <w:tcPr>
+            <w:tcW w:w="3006" w:type="dxa"/>
+          </w:tcPr>
+          <w:p>
+            <w:pPr>
+              <w:cnfStyle w:val="000000000000" w:firstRow="0" w:lastRow="0" w:firstColumn="0" w:lastColumn="0" w:oddVBand="0" w:evenVBand="0" w:oddHBand="0" w:evenHBand="0" w:firstRowFirstColumn="0" w:firstRowLastColumn="0" w:lastRowFirstColumn="0" w:lastRowLastColumn="0"/>
+            </w:pPr>
+            <w:proofErr w:type="spellStart"/>
+            <w:r>
+              <w:t>AuthViewModel</w:t>
+            </w:r>
+            <w:proofErr w:type="spellEnd"/>
+            <w:r>
+              <w:t xml:space="preserve">, </w:t>
+            </w:r>
+            <w:proofErr w:type="spellStart"/>
+            <w:r>
+              <w:t>HomeViewModel</w:t>
+            </w:r>
+            <w:proofErr w:type="spellEnd"/>
+          </w:p>
+        </w:tc>
+      </w:tr>
+      <w:tr>
+        <w:tc>
+          <w:tcPr>
+            <w:cnfStyle w:val="001000000000" w:firstRow="0" w:lastRow="0" w:firstColumn="1" w:lastColumn="0" w:oddVBand="0" w:evenVBand="0" w:oddHBand="0" w:evenHBand="0" w:firstRowFirstColumn="0" w:firstRowLastColumn="0" w:lastRowFirstColumn="0" w:lastRowLastColumn="0"/>
+            <w:tcW w:w="3005" w:type="dxa"/>
+          </w:tcPr>
+          <w:p>
+            <w:r>
+              <w:t>Screens</w:t>
+            </w:r>
+          </w:p>
+        </w:tc>
+        <w:tc>
+          <w:tcPr>
+            <w:tcW w:w="3005" w:type="dxa"/>
+          </w:tcPr>
+          <w:p>
+            <w:pPr>
+              <w:cnfStyle w:val="000000000000" w:firstRow="0" w:lastRow="0" w:firstColumn="0" w:lastColumn="0" w:oddVBand="0" w:evenVBand="0" w:oddHBand="0" w:evenHBand="0" w:firstRowFirstColumn="0" w:firstRowLastColumn="0" w:lastRowFirstColumn="0" w:lastRowLastColumn="0"/>
+            </w:pPr>
+            <w:proofErr w:type="spellStart"/>
+            <w:r>
+              <w:t>ui</w:t>
+            </w:r>
+            <w:proofErr w:type="spellEnd"/>
+            <w:r>
+              <w:t>/screens/</w:t>
+            </w:r>
+          </w:p>
+        </w:tc>
+        <w:tc>
+          <w:tcPr>
+            <w:tcW w:w="3006" w:type="dxa"/>
+          </w:tcPr>
+          <w:p>
+            <w:pPr>
+              <w:cnfStyle w:val="000000000000" w:firstRow="0" w:lastRow="0" w:firstColumn="0" w:lastColumn="0" w:oddVBand="0" w:evenVBand="0" w:oddHBand="0" w:evenHBand="0" w:firstRowFirstColumn="0" w:firstRowLastColumn="0" w:lastRowFirstColumn="0" w:lastRowLastColumn="0"/>
+            </w:pPr>
+            <w:r>
+              <w:t>Composable screens</w:t>
+            </w:r>
+          </w:p>
+        </w:tc>
+      </w:tr>
+      <w:tr>
+        <w:tc>
+          <w:tcPr>
+            <w:cnfStyle w:val="001000000000" w:firstRow="0" w:lastRow="0" w:firstColumn="1" w:lastColumn="0" w:oddVBand="0" w:evenVBand="0" w:oddHBand="0" w:evenHBand="0" w:firstRowFirstColumn="0" w:firstRowLastColumn="0" w:lastRowFirstColumn="0" w:lastRowLastColumn="0"/>
+            <w:tcW w:w="3005" w:type="dxa"/>
+          </w:tcPr>
+          <w:p>
+            <w:r>
+              <w:t>Components</w:t>
+            </w:r>
+          </w:p>
+        </w:tc>
+        <w:tc>
+          <w:tcPr>
+            <w:tcW w:w="3005" w:type="dxa"/>
+          </w:tcPr>
+          <w:p>
+            <w:pPr>
+              <w:cnfStyle w:val="000000000000" w:firstRow="0" w:lastRow="0" w:firstColumn="0" w:lastColumn="0" w:oddVBand="0" w:evenVBand="0" w:oddHBand="0" w:evenHBand="0" w:firstRowFirstColumn="0" w:firstRowLastColumn="0" w:lastRowFirstColumn="0" w:lastRowLastColumn="0"/>
+            </w:pPr>
+            <w:proofErr w:type="spellStart"/>
+            <w:r>
+              <w:t>ui</w:t>
+            </w:r>
+            <w:proofErr w:type="spellEnd"/>
+            <w:r>
+              <w:t>/components/</w:t>
+            </w:r>
+          </w:p>
+        </w:tc>
+        <w:tc>
+          <w:tcPr>
+            <w:tcW w:w="3006" w:type="dxa"/>
+          </w:tcPr>
+          <w:p>
+            <w:pPr>
+              <w:cnfStyle w:val="000000000000" w:firstRow="0" w:lastRow="0" w:firstColumn="0" w:lastColumn="0" w:oddVBand="0" w:evenVBand="0" w:oddHBand="0" w:evenHBand="0" w:firstRowFirstColumn="0" w:firstRowLastColumn="0" w:lastRowFirstColumn="0" w:lastRowLastColumn="0"/>
+            </w:pPr>
+            <w:r>
+              <w:t>Reusable Components for screens</w:t>
+            </w:r>
+          </w:p>
+        </w:tc>
+      </w:tr>
+      <w:tr>
+        <w:tc>
+          <w:tcPr>
+            <w:cnfStyle w:val="001000000000" w:firstRow="0" w:lastRow="0" w:firstColumn="1" w:lastColumn="0" w:oddVBand="0" w:evenVBand="0" w:oddHBand="0" w:evenHBand="0" w:firstRowFirstColumn="0" w:firstRowLastColumn="0" w:lastRowFirstColumn="0" w:lastRowLastColumn="0"/>
+            <w:tcW w:w="3005" w:type="dxa"/>
+          </w:tcPr>
+          <w:p>
+            <w:r>
+              <w:t>Navigation</w:t>
+            </w:r>
+          </w:p>
+        </w:tc>
+        <w:tc>
+          <w:tcPr>
+            <w:tcW w:w="3005" w:type="dxa"/>
+          </w:tcPr>
+          <w:p>
+            <w:pPr>
+              <w:cnfStyle w:val="000000000000" w:firstRow="0" w:lastRow="0" w:firstColumn="0" w:lastColumn="0" w:oddVBand="0" w:evenVBand="0" w:oddHBand="0" w:evenHBand="0" w:firstRowFirstColumn="0" w:firstRowLastColumn="0" w:lastRowFirstColumn="0" w:lastRowLastColumn="0"/>
+            </w:pPr>
+            <w:proofErr w:type="spellStart"/>
+            <w:r>
+              <w:t>ui</w:t>
+            </w:r>
+            <w:proofErr w:type="spellEnd"/>
+            <w:r>
+              <w:t>/navigation</w:t>
+            </w:r>
+          </w:p>
+        </w:tc>
+        <w:tc>
+          <w:tcPr>
+            <w:tcW w:w="3006" w:type="dxa"/>
+          </w:tcPr>
+          <w:p>
+            <w:pPr>
+              <w:cnfStyle w:val="000000000000" w:firstRow="0" w:lastRow="0" w:firstColumn="0" w:lastColumn="0" w:oddVBand="0" w:evenVBand="0" w:oddHBand="0" w:evenHBand="0" w:firstRowFirstColumn="0" w:firstRowLastColumn="0" w:lastRowFirstColumn="0" w:lastRowLastColumn="0"/>
+            </w:pPr>
+            <w:proofErr w:type="spellStart"/>
+            <w:r>
+              <w:t>AppDestinations</w:t>
+            </w:r>
+            <w:proofErr w:type="spellEnd"/>
+            <w:r>
+              <w:t xml:space="preserve">, </w:t>
+            </w:r>
+            <w:proofErr w:type="spellStart"/>
+            <w:r>
+              <w:t>AppNavGraph</w:t>
+            </w:r>
+            <w:proofErr w:type="spellEnd"/>
+          </w:p>
+        </w:tc>
+      </w:tr>
+      <w:tr>
+        <w:tc>
+          <w:tcPr>
+            <w:cnfStyle w:val="001000000000" w:firstRow="0" w:lastRow="0" w:firstColumn="1" w:lastColumn="0" w:oddVBand="0" w:evenVBand="0" w:oddHBand="0" w:evenHBand="0" w:firstRowFirstColumn="0" w:firstRowLastColumn="0" w:lastRowFirstColumn="0" w:lastRowLastColumn="0"/>
+            <w:tcW w:w="3005" w:type="dxa"/>
+          </w:tcPr>
+          <w:p>
+            <w:r>
+              <w:t>General UI</w:t>
+            </w:r>
+          </w:p>
+        </w:tc>
+        <w:tc>
+          <w:tcPr>
+            <w:tcW w:w="3005" w:type="dxa"/>
+          </w:tcPr>
+          <w:p>
+            <w:pPr>
+              <w:cnfStyle w:val="000000000000" w:firstRow="0" w:lastRow="0" w:firstColumn="0" w:lastColumn="0" w:oddVBand="0" w:evenVBand="0" w:oddHBand="0" w:evenHBand="0" w:firstRowFirstColumn="0" w:firstRowLastColumn="0" w:lastRowFirstColumn="0" w:lastRowLastColumn="0"/>
+            </w:pPr>
+            <w:proofErr w:type="spellStart"/>
+            <w:r>
+              <w:t>ui</w:t>
+            </w:r>
+            <w:proofErr w:type="spellEnd"/>
+            <w:r>
+              <w:t>/general/</w:t>
+            </w:r>
+          </w:p>
+        </w:tc>
+        <w:tc>
+          <w:tcPr>
+            <w:tcW w:w="3006" w:type="dxa"/>
+          </w:tcPr>
+          <w:p>
+            <w:pPr>
+              <w:cnfStyle w:val="000000000000" w:firstRow="0" w:lastRow="0" w:firstColumn="0" w:lastColumn="0" w:oddVBand="0" w:evenVBand="0" w:oddHBand="0" w:evenHBand="0" w:firstRowFirstColumn="0" w:firstRowLastColumn="0" w:lastRowFirstColumn="0" w:lastRowLastColumn="0"/>
+            </w:pPr>
+            <w:proofErr w:type="spellStart"/>
+            <w:r>
+              <w:t>TopAppBarProvider</w:t>
+            </w:r>
+            <w:proofErr w:type="spellEnd"/>
+            <w:r>
+              <w:t xml:space="preserve">, </w:t>
+            </w:r>
+            <w:proofErr w:type="spellStart"/>
+            <w:r>
+              <w:t>AppNavDrawer</w:t>
+            </w:r>
+            <w:proofErr w:type="spellEnd"/>
+          </w:p>
+        </w:tc>
+      </w:tr>
+    </w:tbl>
+    <w:p/>
+    <w:p>
+      <w:pPr>
+        <w:pStyle w:val="Heading3"/>
+        <w:numPr>
+          <w:ilvl w:val="1"/>
+          <w:numId w:val="1"/>
+        </w:numPr>
+      </w:pPr>
+      <w:bookmarkStart w:id="10" w:name="_Toc225163854"/>
+      <w:r>
+        <w:t>Navigation Flow</w:t>
+      </w:r>
+      <w:bookmarkEnd w:id="10"/>
+    </w:p>
+    <w:p>
+      <w:r>
+        <w:rPr>
+          <w:noProof/>
+        </w:rPr>
+        <mc:AlternateContent>
+          <mc:Choice Requires="wps">
+            <w:drawing>
+              <wp:anchor distT="0" distB="0" distL="114300" distR="114300" simplePos="0" relativeHeight="251659264" behindDoc="0" locked="0" layoutInCell="1" allowOverlap="1" wp14:anchorId="2588B814" wp14:editId="6D7FBBC0">
+                <wp:simplePos x="0" y="0"/>
+                <wp:positionH relativeFrom="column">
+                  <wp:posOffset>135467</wp:posOffset>
+                </wp:positionH>
+                <wp:positionV relativeFrom="paragraph">
+                  <wp:posOffset>558588</wp:posOffset>
+                </wp:positionV>
+                <wp:extent cx="728133" cy="330200"/>
+                <wp:effectExtent l="0" t="0" r="15240" b="12700"/>
+                <wp:wrapNone/>
+                <wp:docPr id="820803270" name="Text Box 1"/>
+                <wp:cNvGraphicFramePr/>
+                <a:graphic xmlns:a="http://schemas.openxmlformats.org/drawingml/2006/main">
+                  <a:graphicData uri="http://schemas.microsoft.com/office/word/2010/wordprocessingShape">
+                    <wps:wsp>
+                      <wps:cNvSpPr txBox="1"/>
+                      <wps:spPr>
+                        <a:xfrm>
+                          <a:off x="0" y="0"/>
+                          <a:ext cx="728133" cy="330200"/>
+                        </a:xfrm>
+                        <a:prstGeom prst="rect">
+                          <a:avLst/>
+                        </a:prstGeom>
+                        <a:ln/>
+                      </wps:spPr>
+                      <wps:style>
+                        <a:lnRef idx="2">
+                          <a:schemeClr val="accent4">
+                            <a:shade val="15000"/>
+                          </a:schemeClr>
+                        </a:lnRef>
+                        <a:fillRef idx="1">
+                          <a:schemeClr val="accent4"/>
+                        </a:fillRef>
+                        <a:effectRef idx="0">
+                          <a:schemeClr val="accent4"/>
+                        </a:effectRef>
+                        <a:fontRef idx="minor">
+                          <a:schemeClr val="lt1"/>
+                        </a:fontRef>
+                      </wps:style>
+                      <wps:txbx>
+                        <w:txbxContent>
+                          <w:p>
+                            <w:pPr>
+                              <w:rPr>
+                                <w:color w:val="000000" w:themeColor="text1"/>
+                                <w:lang w:val="en-GB"/>
+                                <w14:shadow w14:blurRad="38100" w14:dist="19050" w14:dir="2700000" w14:sx="100000" w14:sy="100000" w14:kx="0" w14:ky="0" w14:algn="tl">
+                                  <w14:schemeClr w14:val="dk1">
+                                    <w14:alpha w14:val="60000"/>
+                                  </w14:schemeClr>
+                                </w14:shadow>
+                                <w14:textOutline w14:w="0" w14:cap="flat" w14:cmpd="sng" w14:algn="ctr">
+                                  <w14:noFill/>
+                                  <w14:prstDash w14:val="solid"/>
+                                  <w14:round/>
+                                </w14:textOutline>
+                              </w:rPr>
+                            </w:pPr>
+                            <w:r>
+                              <w:rPr>
+                                <w:color w:val="000000" w:themeColor="text1"/>
+                                <w:lang w:val="en-GB"/>
+                                <w14:shadow w14:blurRad="38100" w14:dist="19050" w14:dir="2700000" w14:sx="100000" w14:sy="100000" w14:kx="0" w14:ky="0" w14:algn="tl">
+                                  <w14:schemeClr w14:val="dk1">
+                                    <w14:alpha w14:val="60000"/>
+                                  </w14:schemeClr>
+                                </w14:shadow>
+                                <w14:textOutline w14:w="0" w14:cap="flat" w14:cmpd="sng" w14:algn="ctr">
+                                  <w14:noFill/>
+                                  <w14:prstDash w14:val="solid"/>
+                                  <w14:round/>
+                                </w14:textOutline>
+                              </w:rPr>
+                              <w:t>App Start</w:t>
+                            </w:r>
+                          </w:p>
+                        </w:txbxContent>
+                      </wps:txbx>
+                      <wps:bodyPr rot="0" spcFirstLastPara="0" vertOverflow="overflow" horzOverflow="overflow" vert="horz" wrap="square" lIns="91440" tIns="45720" rIns="91440" bIns="45720" numCol="1" spcCol="0" rtlCol="0" fromWordArt="0" anchor="t" anchorCtr="0" forceAA="0" compatLnSpc="1">
+                        <a:prstTxWarp prst="textNoShape">
+                          <a:avLst/>
+                        </a:prstTxWarp>
+                        <a:noAutofit/>
+                      </wps:bodyPr>
+                    </wps:wsp>
+                  </a:graphicData>
+                </a:graphic>
+                <wp14:sizeRelH relativeFrom="margin">
+                  <wp14:pctWidth>0</wp14:pctWidth>
+                </wp14:sizeRelH>
+                <wp14:sizeRelV relativeFrom="margin">
+                  <wp14:pctHeight>0</wp14:pctHeight>
+                </wp14:sizeRelV>
+              </wp:anchor>
+            </w:drawing>
+          </mc:Choice>
+          <mc:Fallback>
+            <w:pict>
+              <v:shapetype w14:anchorId="2588B814" id="_x0000_t202" coordsize="21600,21600" o:spt="202" path="m,l,21600r21600,l21600,xe">
+                <v:stroke joinstyle="miter"/>
+                <v:path gradientshapeok="t" o:connecttype="rect"/>
+              </v:shapetype>
+              <v:shape id="Text Box 1" o:spid="_x0000_s1026" type="#_x0000_t202" style="position:absolute;margin-left:10.65pt;margin-top:44pt;width:57.35pt;height:26pt;z-index:251659264;visibility:visible;mso-wrap-style:square;mso-width-percent:0;mso-height-percent:0;mso-wrap-distance-left:9pt;mso-wrap-distance-top:0;mso-wrap-distance-right:9pt;mso-wrap-distance-bottom:0;mso-position-horizontal:absolute;mso-position-horizontal-relative:text;mso-position-vertical:absolute;mso-position-vertical-relative:text;mso-width-percent:0;mso-height-percent:0;mso-width-relative:margin;mso-height-relative:margin;v-text-anchor:top" o:gfxdata="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" fillcolor="#0f9ed5 [3207]" strokecolor="#02171f [487]" strokeweight="1.5pt">
+                <v:textbox>
+                  <w:txbxContent>
+                    <w:p>
+                      <w:pPr>
+                        <w:rPr>
+                          <w:color w:val="000000" w:themeColor="text1"/>
+                          <w:lang w:val="en-GB"/>
+                          <w14:shadow w14:blurRad="38100" w14:dist="19050" w14:dir="2700000" w14:sx="100000" w14:sy="100000" w14:kx="0" w14:ky="0" w14:algn="tl">
+                            <w14:schemeClr w14:val="dk1">
+                              <w14:alpha w14:val="60000"/>
+                            </w14:schemeClr>
+                          </w14:shadow>
+                          <w14:textOutline w14:w="0" w14:cap="flat" w14:cmpd="sng" w14:algn="ctr">
+                            <w14:noFill/>
+                            <w14:prstDash w14:val="solid"/>
+                            <w14:round/>
+                          </w14:textOutline>
+                        </w:rPr>
+                      </w:pPr>
+                      <w:r>
+                        <w:rPr>
+                          <w:color w:val="000000" w:themeColor="text1"/>
+                          <w:lang w:val="en-GB"/>
+                          <w14:shadow w14:blurRad="38100" w14:dist="19050" w14:dir="2700000" w14:sx="100000" w14:sy="100000" w14:kx="0" w14:ky="0" w14:algn="tl">
+                            <w14:schemeClr w14:val="dk1">
+                              <w14:alpha w14:val="60000"/>
+                            </w14:schemeClr>
+                          </w14:shadow>
+                          <w14:textOutline w14:w="0" w14:cap="flat" w14:cmpd="sng" w14:algn="ctr">
+                            <w14:noFill/>
+                            <w14:prstDash w14:val="solid"/>
+                            <w14:round/>
+                          </w14:textOutline>
+                        </w:rPr>
+                        <w:t>App Start</w:t>
+                      </w:r>
+                    </w:p>
+                  </w:txbxContent>
+                </v:textbox>
+              </v:shape>
+            </w:pict>
+          </mc:Fallback>
+        </mc:AlternateContent>
+      </w:r>
     </w:p>
     <w:sectPr>
       <w:pgSz w:w="11906" w:h="16838"/>
@@ -4503,8 +4768,132 @@
       </w:rPr>
     </w:lvl>
   </w:abstractNum>
+  <w:abstractNum w:abstractNumId="1" w15:restartNumberingAfterBreak="0">
+    <w:nsid w:val="3E312054"/>
+    <w:multiLevelType w:val="multilevel"/>
+    <w:tmpl w:val="575E4706"/>
+    <w:lvl w:ilvl="0">
+      <w:start w:val="1"/>
+      <w:numFmt w:val="decimal"/>
+      <w:lvlText w:val="%1."/>
+      <w:lvlJc w:val="left"/>
+      <w:pPr>
+        <w:ind w:left="720" w:hanging="360"/>
+      </w:pPr>
+      <w:rPr>
+        <w:rFonts w:hint="default"/>
+      </w:rPr>
+    </w:lvl>
+    <w:lvl w:ilvl="1">
+      <w:start w:val="1"/>
+      <w:numFmt w:val="decimal"/>
+      <w:isLgl/>
+      <w:lvlText w:val="%1.%2"/>
+      <w:lvlJc w:val="left"/>
+      <w:pPr>
+        <w:ind w:left="792" w:hanging="432"/>
+      </w:pPr>
+      <w:rPr>
+        <w:rFonts w:hint="default"/>
+      </w:rPr>
+    </w:lvl>
+    <w:lvl w:ilvl="2">
+      <w:start w:val="1"/>
+      <w:numFmt w:val="decimal"/>
+      <w:isLgl/>
+      <w:lvlText w:val="%1.%2.%3"/>
+      <w:lvlJc w:val="left"/>
+      <w:pPr>
+        <w:ind w:left="1080" w:hanging="720"/>
+      </w:pPr>
+      <w:rPr>
+        <w:rFonts w:hint="default"/>
+      </w:rPr>
+    </w:lvl>
+    <w:lvl w:ilvl="3">
+      <w:start w:val="1"/>
+      <w:numFmt w:val="decimal"/>
+      <w:isLgl/>
+      <w:lvlText w:val="%1.%2.%3.%4"/>
+      <w:lvlJc w:val="left"/>
+      <w:pPr>
+        <w:ind w:left="1440" w:hanging="1080"/>
+      </w:pPr>
+      <w:rPr>
+        <w:rFonts w:hint="default"/>
+      </w:rPr>
+    </w:lvl>
+    <w:lvl w:ilvl="4">
+      <w:start w:val="1"/>
+      <w:numFmt w:val="decimal"/>
+      <w:isLgl/>
+      <w:lvlText w:val="%1.%2.%3.%4.%5"/>
+      <w:lvlJc w:val="left"/>
+      <w:pPr>
+        <w:ind w:left="1440" w:hanging="1080"/>
+      </w:pPr>
+      <w:rPr>
+        <w:rFonts w:hint="default"/>
+      </w:rPr>
+    </w:lvl>
+    <w:lvl w:ilvl="5">
+      <w:start w:val="1"/>
+      <w:numFmt w:val="decimal"/>
+      <w:isLgl/>
+      <w:lvlText w:val="%1.%2.%3.%4.%5.%6"/>
+      <w:lvlJc w:val="left"/>
+      <w:pPr>
+        <w:ind w:left="1800" w:hanging="1440"/>
+      </w:pPr>
+      <w:rPr>
+        <w:rFonts w:hint="default"/>
+      </w:rPr>
+    </w:lvl>
+    <w:lvl w:ilvl="6">
+      <w:start w:val="1"/>
+      <w:numFmt w:val="decimal"/>
+      <w:isLgl/>
+      <w:lvlText w:val="%1.%2.%3.%4.%5.%6.%7"/>
+      <w:lvlJc w:val="left"/>
+      <w:pPr>
+        <w:ind w:left="1800" w:hanging="1440"/>
+      </w:pPr>
+      <w:rPr>
+        <w:rFonts w:hint="default"/>
+      </w:rPr>
+    </w:lvl>
+    <w:lvl w:ilvl="7">
+      <w:start w:val="1"/>
+      <w:numFmt w:val="decimal"/>
+      <w:isLgl/>
+      <w:lvlText w:val="%1.%2.%3.%4.%5.%6.%7.%8"/>
+      <w:lvlJc w:val="left"/>
+      <w:pPr>
+        <w:ind w:left="2160" w:hanging="1800"/>
+      </w:pPr>
+      <w:rPr>
+        <w:rFonts w:hint="default"/>
+      </w:rPr>
+    </w:lvl>
+    <w:lvl w:ilvl="8">
+      <w:start w:val="1"/>
+      <w:numFmt w:val="decimal"/>
+      <w:isLgl/>
+      <w:lvlText w:val="%1.%2.%3.%4.%5.%6.%7.%8.%9"/>
+      <w:lvlJc w:val="left"/>
+      <w:pPr>
+        <w:ind w:left="2160" w:hanging="1800"/>
+      </w:pPr>
+      <w:rPr>
+        <w:rFonts w:hint="default"/>
+      </w:rPr>
+    </w:lvl>
+  </w:abstractNum>
   <w:num w:numId="1" w16cid:durableId="1418362821">
     <w:abstractNumId w:val="0"/>
+  </w:num>
+  <w:num w:numId="2" w16cid:durableId="2047824675">
+    <w:abstractNumId w:val="1"/>
   </w:num>
 </w:numbering>
 </file>
@@ -4514,17 +4903,13 @@
   <w:docDefaults>
     <w:rPrDefault>
       <w:rPr>
-        <w:rFonts w:asciiTheme="minorHAnsi" w:eastAsiaTheme="minorHAnsi" w:hAnsiTheme="minorHAnsi" w:cstheme="minorBidi"/>
-        <w:kern w:val="2"/>
-        <w:sz w:val="24"/>
-        <w:szCs w:val="24"/>
+        <w:rFonts w:asciiTheme="minorHAnsi" w:eastAsiaTheme="minorEastAsia" w:hAnsiTheme="minorHAnsi" w:cstheme="minorBidi"/>
         <w:lang w:val="en-IE" w:eastAsia="en-US" w:bidi="ar-SA"/>
-        <w14:ligatures w14:val="standardContextual"/>
       </w:rPr>
     </w:rPrDefault>
     <w:pPrDefault>
       <w:pPr>
-        <w:spacing w:after="160" w:line="278" w:lineRule="auto"/>
+        <w:spacing w:after="120" w:line="264" w:lineRule="auto"/>
       </w:pPr>
     </w:pPrDefault>
   </w:docDefaults>
@@ -4909,7 +5294,7 @@
   <w:style w:type="paragraph" w:default="1" w:styleId="Normal">
     <w:name w:val="Normal"/>
     <w:qFormat/>
-    <w:rsid w:val="00783383"/>
+    <w:rsid w:val="00E55D29"/>
   </w:style>
   <w:style w:type="paragraph" w:styleId="Heading1">
     <w:name w:val="heading 1"/>
@@ -4918,18 +5303,18 @@
     <w:link w:val="Heading1Char"/>
     <w:uiPriority w:val="9"/>
     <w:qFormat/>
-    <w:rsid w:val="0087592C"/>
+    <w:rsid w:val="00E55D29"/>
     <w:pPr>
       <w:keepNext/>
       <w:keepLines/>
-      <w:spacing w:before="360" w:after="80"/>
+      <w:spacing w:before="320" w:after="0" w:line="240" w:lineRule="auto"/>
       <w:outlineLvl w:val="0"/>
     </w:pPr>
     <w:rPr>
       <w:rFonts w:asciiTheme="majorHAnsi" w:eastAsiaTheme="majorEastAsia" w:hAnsiTheme="majorHAnsi" w:cstheme="majorBidi"/>
       <w:color w:val="0F4761" w:themeColor="accent1" w:themeShade="BF"/>
-      <w:sz w:val="40"/>
-      <w:szCs w:val="40"/>
+      <w:sz w:val="32"/>
+      <w:szCs w:val="32"/>
     </w:rPr>
   </w:style>
   <w:style w:type="paragraph" w:styleId="Heading2">
@@ -4940,18 +5325,18 @@
     <w:uiPriority w:val="9"/>
     <w:unhideWhenUsed/>
     <w:qFormat/>
-    <w:rsid w:val="0087592C"/>
+    <w:rsid w:val="00E55D29"/>
     <w:pPr>
       <w:keepNext/>
       <w:keepLines/>
-      <w:spacing w:before="160" w:after="80"/>
+      <w:spacing w:before="80" w:after="0" w:line="240" w:lineRule="auto"/>
       <w:outlineLvl w:val="1"/>
     </w:pPr>
     <w:rPr>
       <w:rFonts w:asciiTheme="majorHAnsi" w:eastAsiaTheme="majorEastAsia" w:hAnsiTheme="majorHAnsi" w:cstheme="majorBidi"/>
-      <w:color w:val="0F4761" w:themeColor="accent1" w:themeShade="BF"/>
-      <w:sz w:val="32"/>
-      <w:szCs w:val="32"/>
+      <w:color w:val="404040" w:themeColor="text1" w:themeTint="BF"/>
+      <w:sz w:val="28"/>
+      <w:szCs w:val="28"/>
     </w:rPr>
   </w:style>
   <w:style w:type="paragraph" w:styleId="Heading3">
@@ -4962,18 +5347,18 @@
     <w:uiPriority w:val="9"/>
     <w:unhideWhenUsed/>
     <w:qFormat/>
-    <w:rsid w:val="0087592C"/>
+    <w:rsid w:val="00E55D29"/>
     <w:pPr>
       <w:keepNext/>
       <w:keepLines/>
-      <w:spacing w:before="160" w:after="80"/>
+      <w:spacing w:before="40" w:after="0" w:line="240" w:lineRule="auto"/>
       <w:outlineLvl w:val="2"/>
     </w:pPr>
     <w:rPr>
-      <w:rFonts w:eastAsiaTheme="majorEastAsia" w:cstheme="majorBidi"/>
-      <w:color w:val="0F4761" w:themeColor="accent1" w:themeShade="BF"/>
-      <w:sz w:val="28"/>
-      <w:szCs w:val="28"/>
+      <w:rFonts w:asciiTheme="majorHAnsi" w:eastAsiaTheme="majorEastAsia" w:hAnsiTheme="majorHAnsi" w:cstheme="majorBidi"/>
+      <w:color w:val="0E2841" w:themeColor="text2"/>
+      <w:sz w:val="24"/>
+      <w:szCs w:val="24"/>
     </w:rPr>
   </w:style>
   <w:style w:type="paragraph" w:styleId="Heading4">
@@ -4985,18 +5370,17 @@
     <w:semiHidden/>
     <w:unhideWhenUsed/>
     <w:qFormat/>
-    <w:rsid w:val="0087592C"/>
+    <w:rsid w:val="00E55D29"/>
     <w:pPr>
       <w:keepNext/>
       <w:keepLines/>
-      <w:spacing w:before="80" w:after="40"/>
+      <w:spacing w:before="40" w:after="0"/>
       <w:outlineLvl w:val="3"/>
     </w:pPr>
     <w:rPr>
-      <w:rFonts w:eastAsiaTheme="majorEastAsia" w:cstheme="majorBidi"/>
-      <w:i/>
-      <w:iCs/>
-      <w:color w:val="0F4761" w:themeColor="accent1" w:themeShade="BF"/>
+      <w:rFonts w:asciiTheme="majorHAnsi" w:eastAsiaTheme="majorEastAsia" w:hAnsiTheme="majorHAnsi" w:cstheme="majorBidi"/>
+      <w:sz w:val="22"/>
+      <w:szCs w:val="22"/>
     </w:rPr>
   </w:style>
   <w:style w:type="paragraph" w:styleId="Heading5">
@@ -5008,16 +5392,18 @@
     <w:semiHidden/>
     <w:unhideWhenUsed/>
     <w:qFormat/>
-    <w:rsid w:val="0087592C"/>
+    <w:rsid w:val="00E55D29"/>
     <w:pPr>
       <w:keepNext/>
       <w:keepLines/>
-      <w:spacing w:before="80" w:after="40"/>
+      <w:spacing w:before="40" w:after="0"/>
       <w:outlineLvl w:val="4"/>
     </w:pPr>
     <w:rPr>
-      <w:rFonts w:eastAsiaTheme="majorEastAsia" w:cstheme="majorBidi"/>
-      <w:color w:val="0F4761" w:themeColor="accent1" w:themeShade="BF"/>
+      <w:rFonts w:asciiTheme="majorHAnsi" w:eastAsiaTheme="majorEastAsia" w:hAnsiTheme="majorHAnsi" w:cstheme="majorBidi"/>
+      <w:color w:val="0E2841" w:themeColor="text2"/>
+      <w:sz w:val="22"/>
+      <w:szCs w:val="22"/>
     </w:rPr>
   </w:style>
   <w:style w:type="paragraph" w:styleId="Heading6">
@@ -5029,7 +5415,7 @@
     <w:semiHidden/>
     <w:unhideWhenUsed/>
     <w:qFormat/>
-    <w:rsid w:val="0087592C"/>
+    <w:rsid w:val="00E55D29"/>
     <w:pPr>
       <w:keepNext/>
       <w:keepLines/>
@@ -5037,10 +5423,12 @@
       <w:outlineLvl w:val="5"/>
     </w:pPr>
     <w:rPr>
-      <w:rFonts w:eastAsiaTheme="majorEastAsia" w:cstheme="majorBidi"/>
+      <w:rFonts w:asciiTheme="majorHAnsi" w:eastAsiaTheme="majorEastAsia" w:hAnsiTheme="majorHAnsi" w:cstheme="majorBidi"/>
       <w:i/>
       <w:iCs/>
-      <w:color w:val="595959" w:themeColor="text1" w:themeTint="A6"/>
+      <w:color w:val="0E2841" w:themeColor="text2"/>
+      <w:sz w:val="21"/>
+      <w:szCs w:val="21"/>
     </w:rPr>
   </w:style>
   <w:style w:type="paragraph" w:styleId="Heading7">
@@ -5052,7 +5440,7 @@
     <w:semiHidden/>
     <w:unhideWhenUsed/>
     <w:qFormat/>
-    <w:rsid w:val="0087592C"/>
+    <w:rsid w:val="00E55D29"/>
     <w:pPr>
       <w:keepNext/>
       <w:keepLines/>
@@ -5060,8 +5448,12 @@
       <w:outlineLvl w:val="6"/>
     </w:pPr>
     <w:rPr>
-      <w:rFonts w:eastAsiaTheme="majorEastAsia" w:cstheme="majorBidi"/>
-      <w:color w:val="595959" w:themeColor="text1" w:themeTint="A6"/>
+      <w:rFonts w:asciiTheme="majorHAnsi" w:eastAsiaTheme="majorEastAsia" w:hAnsiTheme="majorHAnsi" w:cstheme="majorBidi"/>
+      <w:i/>
+      <w:iCs/>
+      <w:color w:val="0A2F41" w:themeColor="accent1" w:themeShade="80"/>
+      <w:sz w:val="21"/>
+      <w:szCs w:val="21"/>
     </w:rPr>
   </w:style>
   <w:style w:type="paragraph" w:styleId="Heading8">
@@ -5073,18 +5465,18 @@
     <w:semiHidden/>
     <w:unhideWhenUsed/>
     <w:qFormat/>
-    <w:rsid w:val="0087592C"/>
+    <w:rsid w:val="00E55D29"/>
     <w:pPr>
       <w:keepNext/>
       <w:keepLines/>
-      <w:spacing w:after="0"/>
+      <w:spacing w:before="40" w:after="0"/>
       <w:outlineLvl w:val="7"/>
     </w:pPr>
     <w:rPr>
-      <w:rFonts w:eastAsiaTheme="majorEastAsia" w:cstheme="majorBidi"/>
-      <w:i/>
-      <w:iCs/>
-      <w:color w:val="272727" w:themeColor="text1" w:themeTint="D8"/>
+      <w:rFonts w:asciiTheme="majorHAnsi" w:eastAsiaTheme="majorEastAsia" w:hAnsiTheme="majorHAnsi" w:cstheme="majorBidi"/>
+      <w:b/>
+      <w:bCs/>
+      <w:color w:val="0E2841" w:themeColor="text2"/>
     </w:rPr>
   </w:style>
   <w:style w:type="paragraph" w:styleId="Heading9">
@@ -5096,21 +5488,26 @@
     <w:semiHidden/>
     <w:unhideWhenUsed/>
     <w:qFormat/>
-    <w:rsid w:val="0087592C"/>
+    <w:rsid w:val="00E55D29"/>
     <w:pPr>
       <w:keepNext/>
       <w:keepLines/>
-      <w:spacing w:after="0"/>
+      <w:spacing w:before="40" w:after="0"/>
       <w:outlineLvl w:val="8"/>
     </w:pPr>
     <w:rPr>
-      <w:rFonts w:eastAsiaTheme="majorEastAsia" w:cstheme="majorBidi"/>
-      <w:color w:val="272727" w:themeColor="text1" w:themeTint="D8"/>
+      <w:rFonts w:asciiTheme="majorHAnsi" w:eastAsiaTheme="majorEastAsia" w:hAnsiTheme="majorHAnsi" w:cstheme="majorBidi"/>
+      <w:b/>
+      <w:bCs/>
+      <w:i/>
+      <w:iCs/>
+      <w:color w:val="0E2841" w:themeColor="text2"/>
     </w:rPr>
   </w:style>
   <w:style w:type="character" w:default="1" w:styleId="DefaultParagraphFont">
     <w:name w:val="Default Paragraph Font"/>
     <w:uiPriority w:val="1"/>
+    <w:semiHidden/>
     <w:unhideWhenUsed/>
   </w:style>
   <w:style w:type="table" w:default="1" w:styleId="TableNormal">
@@ -5139,12 +5536,12 @@
     <w:basedOn w:val="DefaultParagraphFont"/>
     <w:link w:val="Heading1"/>
     <w:uiPriority w:val="9"/>
-    <w:rsid w:val="0087592C"/>
+    <w:rsid w:val="00E55D29"/>
     <w:rPr>
       <w:rFonts w:asciiTheme="majorHAnsi" w:eastAsiaTheme="majorEastAsia" w:hAnsiTheme="majorHAnsi" w:cstheme="majorBidi"/>
       <w:color w:val="0F4761" w:themeColor="accent1" w:themeShade="BF"/>
-      <w:sz w:val="40"/>
-      <w:szCs w:val="40"/>
+      <w:sz w:val="32"/>
+      <w:szCs w:val="32"/>
     </w:rPr>
   </w:style>
   <w:style w:type="character" w:customStyle="1" w:styleId="Heading2Char">
@@ -5152,12 +5549,12 @@
     <w:basedOn w:val="DefaultParagraphFont"/>
     <w:link w:val="Heading2"/>
     <w:uiPriority w:val="9"/>
-    <w:rsid w:val="0087592C"/>
+    <w:rsid w:val="00E55D29"/>
     <w:rPr>
       <w:rFonts w:asciiTheme="majorHAnsi" w:eastAsiaTheme="majorEastAsia" w:hAnsiTheme="majorHAnsi" w:cstheme="majorBidi"/>
-      <w:color w:val="0F4761" w:themeColor="accent1" w:themeShade="BF"/>
-      <w:sz w:val="32"/>
-      <w:szCs w:val="32"/>
+      <w:color w:val="404040" w:themeColor="text1" w:themeTint="BF"/>
+      <w:sz w:val="28"/>
+      <w:szCs w:val="28"/>
     </w:rPr>
   </w:style>
   <w:style w:type="character" w:customStyle="1" w:styleId="Heading3Char">
@@ -5165,12 +5562,12 @@
     <w:basedOn w:val="DefaultParagraphFont"/>
     <w:link w:val="Heading3"/>
     <w:uiPriority w:val="9"/>
-    <w:rsid w:val="0087592C"/>
+    <w:rsid w:val="00E55D29"/>
     <w:rPr>
-      <w:rFonts w:eastAsiaTheme="majorEastAsia" w:cstheme="majorBidi"/>
-      <w:color w:val="0F4761" w:themeColor="accent1" w:themeShade="BF"/>
-      <w:sz w:val="28"/>
-      <w:szCs w:val="28"/>
+      <w:rFonts w:asciiTheme="majorHAnsi" w:eastAsiaTheme="majorEastAsia" w:hAnsiTheme="majorHAnsi" w:cstheme="majorBidi"/>
+      <w:color w:val="0E2841" w:themeColor="text2"/>
+      <w:sz w:val="24"/>
+      <w:szCs w:val="24"/>
     </w:rPr>
   </w:style>
   <w:style w:type="character" w:customStyle="1" w:styleId="Heading4Char">
@@ -5179,12 +5576,11 @@
     <w:link w:val="Heading4"/>
     <w:uiPriority w:val="9"/>
     <w:semiHidden/>
-    <w:rsid w:val="0087592C"/>
+    <w:rsid w:val="00E55D29"/>
     <w:rPr>
-      <w:rFonts w:eastAsiaTheme="majorEastAsia" w:cstheme="majorBidi"/>
-      <w:i/>
-      <w:iCs/>
-      <w:color w:val="0F4761" w:themeColor="accent1" w:themeShade="BF"/>
+      <w:rFonts w:asciiTheme="majorHAnsi" w:eastAsiaTheme="majorEastAsia" w:hAnsiTheme="majorHAnsi" w:cstheme="majorBidi"/>
+      <w:sz w:val="22"/>
+      <w:szCs w:val="22"/>
     </w:rPr>
   </w:style>
   <w:style w:type="character" w:customStyle="1" w:styleId="Heading5Char">
@@ -5193,10 +5589,12 @@
     <w:link w:val="Heading5"/>
     <w:uiPriority w:val="9"/>
     <w:semiHidden/>
-    <w:rsid w:val="0087592C"/>
+    <w:rsid w:val="00E55D29"/>
     <w:rPr>
-      <w:rFonts w:eastAsiaTheme="majorEastAsia" w:cstheme="majorBidi"/>
-      <w:color w:val="0F4761" w:themeColor="accent1" w:themeShade="BF"/>
+      <w:rFonts w:asciiTheme="majorHAnsi" w:eastAsiaTheme="majorEastAsia" w:hAnsiTheme="majorHAnsi" w:cstheme="majorBidi"/>
+      <w:color w:val="0E2841" w:themeColor="text2"/>
+      <w:sz w:val="22"/>
+      <w:szCs w:val="22"/>
     </w:rPr>
   </w:style>
   <w:style w:type="character" w:customStyle="1" w:styleId="Heading6Char">
@@ -5205,12 +5603,14 @@
     <w:link w:val="Heading6"/>
     <w:uiPriority w:val="9"/>
     <w:semiHidden/>
-    <w:rsid w:val="0087592C"/>
+    <w:rsid w:val="00E55D29"/>
     <w:rPr>
-      <w:rFonts w:eastAsiaTheme="majorEastAsia" w:cstheme="majorBidi"/>
+      <w:rFonts w:asciiTheme="majorHAnsi" w:eastAsiaTheme="majorEastAsia" w:hAnsiTheme="majorHAnsi" w:cstheme="majorBidi"/>
       <w:i/>
       <w:iCs/>
-      <w:color w:val="595959" w:themeColor="text1" w:themeTint="A6"/>
+      <w:color w:val="0E2841" w:themeColor="text2"/>
+      <w:sz w:val="21"/>
+      <w:szCs w:val="21"/>
     </w:rPr>
   </w:style>
   <w:style w:type="character" w:customStyle="1" w:styleId="Heading7Char">
@@ -5219,10 +5619,14 @@
     <w:link w:val="Heading7"/>
     <w:uiPriority w:val="9"/>
     <w:semiHidden/>
-    <w:rsid w:val="0087592C"/>
+    <w:rsid w:val="00E55D29"/>
     <w:rPr>
-      <w:rFonts w:eastAsiaTheme="majorEastAsia" w:cstheme="majorBidi"/>
-      <w:color w:val="595959" w:themeColor="text1" w:themeTint="A6"/>
+      <w:rFonts w:asciiTheme="majorHAnsi" w:eastAsiaTheme="majorEastAsia" w:hAnsiTheme="majorHAnsi" w:cstheme="majorBidi"/>
+      <w:i/>
+      <w:iCs/>
+      <w:color w:val="0A2F41" w:themeColor="accent1" w:themeShade="80"/>
+      <w:sz w:val="21"/>
+      <w:szCs w:val="21"/>
     </w:rPr>
   </w:style>
   <w:style w:type="character" w:customStyle="1" w:styleId="Heading8Char">
@@ -5231,12 +5635,12 @@
     <w:link w:val="Heading8"/>
     <w:uiPriority w:val="9"/>
     <w:semiHidden/>
-    <w:rsid w:val="0087592C"/>
+    <w:rsid w:val="00E55D29"/>
     <w:rPr>
-      <w:rFonts w:eastAsiaTheme="majorEastAsia" w:cstheme="majorBidi"/>
-      <w:i/>
-      <w:iCs/>
-      <w:color w:val="272727" w:themeColor="text1" w:themeTint="D8"/>
+      <w:rFonts w:asciiTheme="majorHAnsi" w:eastAsiaTheme="majorEastAsia" w:hAnsiTheme="majorHAnsi" w:cstheme="majorBidi"/>
+      <w:b/>
+      <w:bCs/>
+      <w:color w:val="0E2841" w:themeColor="text2"/>
     </w:rPr>
   </w:style>
   <w:style w:type="character" w:customStyle="1" w:styleId="Heading9Char">
@@ -5245,10 +5649,14 @@
     <w:link w:val="Heading9"/>
     <w:uiPriority w:val="9"/>
     <w:semiHidden/>
-    <w:rsid w:val="0087592C"/>
+    <w:rsid w:val="00E55D29"/>
     <w:rPr>
-      <w:rFonts w:eastAsiaTheme="majorEastAsia" w:cstheme="majorBidi"/>
-      <w:color w:val="272727" w:themeColor="text1" w:themeTint="D8"/>
+      <w:rFonts w:asciiTheme="majorHAnsi" w:eastAsiaTheme="majorEastAsia" w:hAnsiTheme="majorHAnsi" w:cstheme="majorBidi"/>
+      <w:b/>
+      <w:bCs/>
+      <w:i/>
+      <w:iCs/>
+      <w:color w:val="0E2841" w:themeColor="text2"/>
     </w:rPr>
   </w:style>
   <w:style w:type="paragraph" w:styleId="Title">
@@ -5258,15 +5666,15 @@
     <w:link w:val="TitleChar"/>
     <w:uiPriority w:val="10"/>
     <w:qFormat/>
-    <w:rsid w:val="0087592C"/>
+    <w:rsid w:val="00E55D29"/>
     <w:pPr>
-      <w:spacing w:after="80" w:line="240" w:lineRule="auto"/>
+      <w:spacing w:after="0" w:line="240" w:lineRule="auto"/>
       <w:contextualSpacing/>
     </w:pPr>
     <w:rPr>
       <w:rFonts w:asciiTheme="majorHAnsi" w:eastAsiaTheme="majorEastAsia" w:hAnsiTheme="majorHAnsi" w:cstheme="majorBidi"/>
+      <w:color w:val="156082" w:themeColor="accent1"/>
       <w:spacing w:val="-10"/>
-      <w:kern w:val="28"/>
       <w:sz w:val="56"/>
       <w:szCs w:val="56"/>
     </w:rPr>
@@ -5276,11 +5684,11 @@
     <w:basedOn w:val="DefaultParagraphFont"/>
     <w:link w:val="Title"/>
     <w:uiPriority w:val="10"/>
-    <w:rsid w:val="0087592C"/>
+    <w:rsid w:val="00E55D29"/>
     <w:rPr>
       <w:rFonts w:asciiTheme="majorHAnsi" w:eastAsiaTheme="majorEastAsia" w:hAnsiTheme="majorHAnsi" w:cstheme="majorBidi"/>
+      <w:color w:val="156082" w:themeColor="accent1"/>
       <w:spacing w:val="-10"/>
-      <w:kern w:val="28"/>
       <w:sz w:val="56"/>
       <w:szCs w:val="56"/>
     </w:rPr>
@@ -5292,18 +5700,17 @@
     <w:link w:val="SubtitleChar"/>
     <w:uiPriority w:val="11"/>
     <w:qFormat/>
-    <w:rsid w:val="0087592C"/>
+    <w:rsid w:val="00E55D29"/>
     <w:pPr>
       <w:numPr>
         <w:ilvl w:val="1"/>
       </w:numPr>
+      <w:spacing w:line="240" w:lineRule="auto"/>
     </w:pPr>
     <w:rPr>
-      <w:rFonts w:eastAsiaTheme="majorEastAsia" w:cstheme="majorBidi"/>
-      <w:color w:val="595959" w:themeColor="text1" w:themeTint="A6"/>
-      <w:spacing w:val="15"/>
-      <w:sz w:val="28"/>
-      <w:szCs w:val="28"/>
+      <w:rFonts w:asciiTheme="majorHAnsi" w:eastAsiaTheme="majorEastAsia" w:hAnsiTheme="majorHAnsi" w:cstheme="majorBidi"/>
+      <w:sz w:val="24"/>
+      <w:szCs w:val="24"/>
     </w:rPr>
   </w:style>
   <w:style w:type="character" w:customStyle="1" w:styleId="SubtitleChar">
@@ -5311,13 +5718,11 @@
     <w:basedOn w:val="DefaultParagraphFont"/>
     <w:link w:val="Subtitle"/>
     <w:uiPriority w:val="11"/>
-    <w:rsid w:val="0087592C"/>
+    <w:rsid w:val="00E55D29"/>
     <w:rPr>
-      <w:rFonts w:eastAsiaTheme="majorEastAsia" w:cstheme="majorBidi"/>
-      <w:color w:val="595959" w:themeColor="text1" w:themeTint="A6"/>
-      <w:spacing w:val="15"/>
-      <w:sz w:val="28"/>
-      <w:szCs w:val="28"/>
+      <w:rFonts w:asciiTheme="majorHAnsi" w:eastAsiaTheme="majorEastAsia" w:hAnsiTheme="majorHAnsi" w:cstheme="majorBidi"/>
+      <w:sz w:val="24"/>
+      <w:szCs w:val="24"/>
     </w:rPr>
   </w:style>
   <w:style w:type="paragraph" w:styleId="Quote">
@@ -5327,10 +5732,10 @@
     <w:link w:val="QuoteChar"/>
     <w:uiPriority w:val="29"/>
     <w:qFormat/>
-    <w:rsid w:val="0087592C"/>
+    <w:rsid w:val="00E55D29"/>
     <w:pPr>
       <w:spacing w:before="160"/>
-      <w:jc w:val="center"/>
+      <w:ind w:left="720" w:right="720"/>
     </w:pPr>
     <w:rPr>
       <w:i/>
@@ -5343,7 +5748,7 @@
     <w:basedOn w:val="DefaultParagraphFont"/>
     <w:link w:val="Quote"/>
     <w:uiPriority w:val="29"/>
-    <w:rsid w:val="0087592C"/>
+    <w:rsid w:val="00E55D29"/>
     <w:rPr>
       <w:i/>
       <w:iCs/>
@@ -5366,11 +5771,12 @@
     <w:basedOn w:val="DefaultParagraphFont"/>
     <w:uiPriority w:val="21"/>
     <w:qFormat/>
-    <w:rsid w:val="0087592C"/>
+    <w:rsid w:val="00E55D29"/>
     <w:rPr>
+      <w:b/>
+      <w:bCs/>
       <w:i/>
       <w:iCs/>
-      <w:color w:val="0F4761" w:themeColor="accent1" w:themeShade="BF"/>
     </w:rPr>
   </w:style>
   <w:style w:type="paragraph" w:styleId="IntenseQuote">
@@ -5380,20 +5786,19 @@
     <w:link w:val="IntenseQuoteChar"/>
     <w:uiPriority w:val="30"/>
     <w:qFormat/>
-    <w:rsid w:val="0087592C"/>
+    <w:rsid w:val="00E55D29"/>
     <w:pPr>
       <w:pBdr>
-        <w:top w:val="single" w:sz="4" w:space="10" w:color="0F4761" w:themeColor="accent1" w:themeShade="BF"/>
-        <w:bottom w:val="single" w:sz="4" w:space="10" w:color="0F4761" w:themeColor="accent1" w:themeShade="BF"/>
+        <w:left w:val="single" w:sz="18" w:space="12" w:color="156082" w:themeColor="accent1"/>
       </w:pBdr>
-      <w:spacing w:before="360" w:after="360"/>
-      <w:ind w:left="864" w:right="864"/>
-      <w:jc w:val="center"/>
+      <w:spacing w:before="100" w:beforeAutospacing="1" w:line="300" w:lineRule="auto"/>
+      <w:ind w:left="1224" w:right="1224"/>
     </w:pPr>
     <w:rPr>
-      <w:i/>
-      <w:iCs/>
-      <w:color w:val="0F4761" w:themeColor="accent1" w:themeShade="BF"/>
+      <w:rFonts w:asciiTheme="majorHAnsi" w:eastAsiaTheme="majorEastAsia" w:hAnsiTheme="majorHAnsi" w:cstheme="majorBidi"/>
+      <w:color w:val="156082" w:themeColor="accent1"/>
+      <w:sz w:val="28"/>
+      <w:szCs w:val="28"/>
     </w:rPr>
   </w:style>
   <w:style w:type="character" w:customStyle="1" w:styleId="IntenseQuoteChar">
@@ -5401,11 +5806,12 @@
     <w:basedOn w:val="DefaultParagraphFont"/>
     <w:link w:val="IntenseQuote"/>
     <w:uiPriority w:val="30"/>
-    <w:rsid w:val="0087592C"/>
+    <w:rsid w:val="00E55D29"/>
     <w:rPr>
-      <w:i/>
-      <w:iCs/>
-      <w:color w:val="0F4761" w:themeColor="accent1" w:themeShade="BF"/>
+      <w:rFonts w:asciiTheme="majorHAnsi" w:eastAsiaTheme="majorEastAsia" w:hAnsiTheme="majorHAnsi" w:cstheme="majorBidi"/>
+      <w:color w:val="156082" w:themeColor="accent1"/>
+      <w:sz w:val="28"/>
+      <w:szCs w:val="28"/>
     </w:rPr>
   </w:style>
   <w:style w:type="character" w:styleId="IntenseReference">
@@ -5413,13 +5819,13 @@
     <w:basedOn w:val="DefaultParagraphFont"/>
     <w:uiPriority w:val="32"/>
     <w:qFormat/>
-    <w:rsid w:val="0087592C"/>
+    <w:rsid w:val="00E55D29"/>
     <w:rPr>
       <w:b/>
       <w:bCs/>
       <w:smallCaps/>
-      <w:color w:val="0F4761" w:themeColor="accent1" w:themeShade="BF"/>
       <w:spacing w:val="5"/>
+      <w:u w:val="single"/>
     </w:rPr>
   </w:style>
   <w:style w:type="table" w:styleId="TableGrid">
@@ -5454,8 +5860,6 @@
     </w:pPr>
     <w:rPr>
       <w:rFonts w:ascii="Consolas" w:hAnsi="Consolas"/>
-      <w:sz w:val="20"/>
-      <w:szCs w:val="20"/>
     </w:rPr>
   </w:style>
   <w:style w:type="character" w:customStyle="1" w:styleId="HTMLPreformattedChar">
@@ -5469,6 +5873,304 @@
       <w:rFonts w:ascii="Consolas" w:hAnsi="Consolas"/>
       <w:sz w:val="20"/>
       <w:szCs w:val="20"/>
+    </w:rPr>
+  </w:style>
+  <w:style w:type="paragraph" w:styleId="TOCHeading">
+    <w:name w:val="TOC Heading"/>
+    <w:basedOn w:val="Heading1"/>
+    <w:next w:val="Normal"/>
+    <w:uiPriority w:val="39"/>
+    <w:unhideWhenUsed/>
+    <w:qFormat/>
+    <w:rsid w:val="00E55D29"/>
+    <w:pPr>
+      <w:outlineLvl w:val="9"/>
+    </w:pPr>
+  </w:style>
+  <w:style w:type="paragraph" w:styleId="TOC1">
+    <w:name w:val="toc 1"/>
+    <w:basedOn w:val="Normal"/>
+    <w:next w:val="Normal"/>
+    <w:autoRedefine/>
+    <w:uiPriority w:val="39"/>
+    <w:unhideWhenUsed/>
+    <w:rsid w:val="007722DF"/>
+    <w:pPr>
+      <w:spacing w:after="100"/>
+    </w:pPr>
+  </w:style>
+  <w:style w:type="paragraph" w:styleId="TOC2">
+    <w:name w:val="toc 2"/>
+    <w:basedOn w:val="Normal"/>
+    <w:next w:val="Normal"/>
+    <w:autoRedefine/>
+    <w:uiPriority w:val="39"/>
+    <w:unhideWhenUsed/>
+    <w:rsid w:val="007722DF"/>
+    <w:pPr>
+      <w:spacing w:after="100"/>
+      <w:ind w:left="240"/>
+    </w:pPr>
+  </w:style>
+  <w:style w:type="paragraph" w:styleId="TOC3">
+    <w:name w:val="toc 3"/>
+    <w:basedOn w:val="Normal"/>
+    <w:next w:val="Normal"/>
+    <w:autoRedefine/>
+    <w:uiPriority w:val="39"/>
+    <w:unhideWhenUsed/>
+    <w:rsid w:val="007722DF"/>
+    <w:pPr>
+      <w:spacing w:after="100"/>
+      <w:ind w:left="480"/>
+    </w:pPr>
+  </w:style>
+  <w:style w:type="character" w:styleId="Hyperlink">
+    <w:name w:val="Hyperlink"/>
+    <w:basedOn w:val="DefaultParagraphFont"/>
+    <w:uiPriority w:val="99"/>
+    <w:unhideWhenUsed/>
+    <w:rsid w:val="007722DF"/>
+    <w:rPr>
+      <w:color w:val="467886" w:themeColor="hyperlink"/>
+      <w:u w:val="single"/>
+    </w:rPr>
+  </w:style>
+  <w:style w:type="table" w:styleId="PlainTable3">
+    <w:name w:val="Plain Table 3"/>
+    <w:basedOn w:val="TableNormal"/>
+    <w:uiPriority w:val="43"/>
+    <w:rsid w:val="007722DF"/>
+    <w:pPr>
+      <w:spacing w:after="0" w:line="240" w:lineRule="auto"/>
+    </w:pPr>
+    <w:tblPr>
+      <w:tblStyleRowBandSize w:val="1"/>
+      <w:tblStyleColBandSize w:val="1"/>
+    </w:tblPr>
+    <w:tblStylePr w:type="firstRow">
+      <w:rPr>
+        <w:b/>
+        <w:bCs/>
+        <w:caps/>
+      </w:rPr>
+      <w:tblPr/>
+      <w:tcPr>
+        <w:tcBorders>
+          <w:bottom w:val="single" w:sz="4" w:space="0" w:color="7F7F7F" w:themeColor="text1" w:themeTint="80"/>
+        </w:tcBorders>
+      </w:tcPr>
+    </w:tblStylePr>
+    <w:tblStylePr w:type="lastRow">
+      <w:rPr>
+        <w:b/>
+        <w:bCs/>
+        <w:caps/>
+      </w:rPr>
+      <w:tblPr/>
+      <w:tcPr>
+        <w:tcBorders>
+          <w:top w:val="nil"/>
+        </w:tcBorders>
+      </w:tcPr>
+    </w:tblStylePr>
+    <w:tblStylePr w:type="firstCol">
+      <w:rPr>
+        <w:b/>
+        <w:bCs/>
+        <w:caps/>
+      </w:rPr>
+      <w:tblPr/>
+      <w:tcPr>
+        <w:tcBorders>
+          <w:right w:val="single" w:sz="4" w:space="0" w:color="7F7F7F" w:themeColor="text1" w:themeTint="80"/>
+        </w:tcBorders>
+      </w:tcPr>
+    </w:tblStylePr>
+    <w:tblStylePr w:type="lastCol">
+      <w:rPr>
+        <w:b/>
+        <w:bCs/>
+        <w:caps/>
+      </w:rPr>
+      <w:tblPr/>
+      <w:tcPr>
+        <w:tcBorders>
+          <w:left w:val="nil"/>
+        </w:tcBorders>
+      </w:tcPr>
+    </w:tblStylePr>
+    <w:tblStylePr w:type="band1Vert">
+      <w:tblPr/>
+      <w:tcPr>
+        <w:shd w:val="clear" w:color="auto" w:fill="F2F2F2" w:themeFill="background1" w:themeFillShade="F2"/>
+      </w:tcPr>
+    </w:tblStylePr>
+    <w:tblStylePr w:type="band1Horz">
+      <w:tblPr/>
+      <w:tcPr>
+        <w:shd w:val="clear" w:color="auto" w:fill="F2F2F2" w:themeFill="background1" w:themeFillShade="F2"/>
+      </w:tcPr>
+    </w:tblStylePr>
+    <w:tblStylePr w:type="neCell">
+      <w:tblPr/>
+      <w:tcPr>
+        <w:tcBorders>
+          <w:left w:val="nil"/>
+        </w:tcBorders>
+      </w:tcPr>
+    </w:tblStylePr>
+    <w:tblStylePr w:type="nwCell">
+      <w:tblPr/>
+      <w:tcPr>
+        <w:tcBorders>
+          <w:right w:val="nil"/>
+        </w:tcBorders>
+      </w:tcPr>
+    </w:tblStylePr>
+  </w:style>
+  <w:style w:type="table" w:styleId="GridTable1Light">
+    <w:name w:val="Grid Table 1 Light"/>
+    <w:basedOn w:val="TableNormal"/>
+    <w:uiPriority w:val="46"/>
+    <w:rsid w:val="007722DF"/>
+    <w:pPr>
+      <w:spacing w:after="0" w:line="240" w:lineRule="auto"/>
+    </w:pPr>
+    <w:tblPr>
+      <w:tblStyleRowBandSize w:val="1"/>
+      <w:tblStyleColBandSize w:val="1"/>
+      <w:tblBorders>
+        <w:top w:val="single" w:sz="4" w:space="0" w:color="999999" w:themeColor="text1" w:themeTint="66"/>
+        <w:left w:val="single" w:sz="4" w:space="0" w:color="999999" w:themeColor="text1" w:themeTint="66"/>
+        <w:bottom w:val="single" w:sz="4" w:space="0" w:color="999999" w:themeColor="text1" w:themeTint="66"/>
+        <w:right w:val="single" w:sz="4" w:space="0" w:color="999999" w:themeColor="text1" w:themeTint="66"/>
+        <w:insideH w:val="single" w:sz="4" w:space="0" w:color="999999" w:themeColor="text1" w:themeTint="66"/>
+        <w:insideV w:val="single" w:sz="4" w:space="0" w:color="999999" w:themeColor="text1" w:themeTint="66"/>
+      </w:tblBorders>
+    </w:tblPr>
+    <w:tblStylePr w:type="firstRow">
+      <w:rPr>
+        <w:b/>
+        <w:bCs/>
+      </w:rPr>
+      <w:tblPr/>
+      <w:tcPr>
+        <w:tcBorders>
+          <w:bottom w:val="single" w:sz="12" w:space="0" w:color="666666" w:themeColor="text1" w:themeTint="99"/>
+        </w:tcBorders>
+      </w:tcPr>
+    </w:tblStylePr>
+    <w:tblStylePr w:type="lastRow">
+      <w:rPr>
+        <w:b/>
+        <w:bCs/>
+      </w:rPr>
+      <w:tblPr/>
+      <w:tcPr>
+        <w:tcBorders>
+          <w:top w:val="double" w:sz="2" w:space="0" w:color="666666" w:themeColor="text1" w:themeTint="99"/>
+        </w:tcBorders>
+      </w:tcPr>
+    </w:tblStylePr>
+    <w:tblStylePr w:type="firstCol">
+      <w:rPr>
+        <w:b/>
+        <w:bCs/>
+      </w:rPr>
+    </w:tblStylePr>
+    <w:tblStylePr w:type="lastCol">
+      <w:rPr>
+        <w:b/>
+        <w:bCs/>
+      </w:rPr>
+    </w:tblStylePr>
+  </w:style>
+  <w:style w:type="paragraph" w:styleId="Caption">
+    <w:name w:val="caption"/>
+    <w:basedOn w:val="Normal"/>
+    <w:next w:val="Normal"/>
+    <w:uiPriority w:val="35"/>
+    <w:semiHidden/>
+    <w:unhideWhenUsed/>
+    <w:qFormat/>
+    <w:rsid w:val="00E55D29"/>
+    <w:pPr>
+      <w:spacing w:line="240" w:lineRule="auto"/>
+    </w:pPr>
+    <w:rPr>
+      <w:b/>
+      <w:bCs/>
+      <w:smallCaps/>
+      <w:color w:val="595959" w:themeColor="text1" w:themeTint="A6"/>
+      <w:spacing w:val="6"/>
+    </w:rPr>
+  </w:style>
+  <w:style w:type="character" w:styleId="Strong">
+    <w:name w:val="Strong"/>
+    <w:basedOn w:val="DefaultParagraphFont"/>
+    <w:uiPriority w:val="22"/>
+    <w:qFormat/>
+    <w:rsid w:val="00E55D29"/>
+    <w:rPr>
+      <w:b/>
+      <w:bCs/>
+    </w:rPr>
+  </w:style>
+  <w:style w:type="character" w:styleId="Emphasis">
+    <w:name w:val="Emphasis"/>
+    <w:basedOn w:val="DefaultParagraphFont"/>
+    <w:uiPriority w:val="20"/>
+    <w:qFormat/>
+    <w:rsid w:val="00E55D29"/>
+    <w:rPr>
+      <w:i/>
+      <w:iCs/>
+    </w:rPr>
+  </w:style>
+  <w:style w:type="paragraph" w:styleId="NoSpacing">
+    <w:name w:val="No Spacing"/>
+    <w:uiPriority w:val="1"/>
+    <w:qFormat/>
+    <w:rsid w:val="00E55D29"/>
+    <w:pPr>
+      <w:spacing w:after="0" w:line="240" w:lineRule="auto"/>
+    </w:pPr>
+  </w:style>
+  <w:style w:type="character" w:styleId="SubtleEmphasis">
+    <w:name w:val="Subtle Emphasis"/>
+    <w:basedOn w:val="DefaultParagraphFont"/>
+    <w:uiPriority w:val="19"/>
+    <w:qFormat/>
+    <w:rsid w:val="00E55D29"/>
+    <w:rPr>
+      <w:i/>
+      <w:iCs/>
+      <w:color w:val="404040" w:themeColor="text1" w:themeTint="BF"/>
+    </w:rPr>
+  </w:style>
+  <w:style w:type="character" w:styleId="SubtleReference">
+    <w:name w:val="Subtle Reference"/>
+    <w:basedOn w:val="DefaultParagraphFont"/>
+    <w:uiPriority w:val="31"/>
+    <w:qFormat/>
+    <w:rsid w:val="00E55D29"/>
+    <w:rPr>
+      <w:smallCaps/>
+      <w:color w:val="404040" w:themeColor="text1" w:themeTint="BF"/>
+      <w:u w:val="single" w:color="7F7F7F" w:themeColor="text1" w:themeTint="80"/>
+    </w:rPr>
+  </w:style>
+  <w:style w:type="character" w:styleId="BookTitle">
+    <w:name w:val="Book Title"/>
+    <w:basedOn w:val="DefaultParagraphFont"/>
+    <w:uiPriority w:val="33"/>
+    <w:qFormat/>
+    <w:rsid w:val="00E55D29"/>
+    <w:rPr>
+      <w:b/>
+      <w:bCs/>
+      <w:smallCaps/>
     </w:rPr>
   </w:style>
 </w:styles>

--- a/docs/V-Model process - Android.docx
+++ b/docs/V-Model process - Android.docx
@@ -50,6 +50,12 @@
     </w:p>
     <w:sdt>
       <w:sdtPr>
+        <w:rPr>
+          <w:rFonts w:asciiTheme="minorHAnsi" w:eastAsiaTheme="minorEastAsia" w:hAnsiTheme="minorHAnsi" w:cstheme="minorBidi"/>
+          <w:color w:val="auto"/>
+          <w:sz w:val="20"/>
+          <w:szCs w:val="20"/>
+        </w:rPr>
         <w:id w:val="331888114"/>
         <w:docPartObj>
           <w:docPartGallery w:val="Table of Contents"/>
@@ -58,13 +64,9 @@
       </w:sdtPr>
       <w:sdtEndPr>
         <w:rPr>
-          <w:rFonts w:asciiTheme="minorHAnsi" w:eastAsiaTheme="minorEastAsia" w:hAnsiTheme="minorHAnsi" w:cstheme="minorBidi"/>
           <w:b/>
           <w:bCs/>
           <w:noProof/>
-          <w:color w:val="auto"/>
-          <w:sz w:val="20"/>
-          <w:szCs w:val="20"/>
         </w:rPr>
       </w:sdtEndPr>
       <w:sdtContent>
@@ -3796,25 +3798,13 @@
       </w:pPr>
       <w:bookmarkStart w:id="8" w:name="_Toc225163852"/>
       <w:r>
-        <w:t xml:space="preserve">Phase </w:t>
-      </w:r>
-      <w:r>
-        <w:t>2: System Design</w:t>
+        <w:t>Phase 2: System Design</w:t>
       </w:r>
       <w:bookmarkEnd w:id="8"/>
     </w:p>
     <w:p>
       <w:r>
-        <w:t xml:space="preserve">This phase directly corresponds with the </w:t>
-      </w:r>
-      <w:r>
-        <w:t>Integration</w:t>
-      </w:r>
-      <w:r>
-        <w:t xml:space="preserve"> test phase</w:t>
-      </w:r>
-      <w:r>
-        <w:t>.</w:t>
+        <w:t>This phase directly corresponds with the Integration test phase.</w:t>
       </w:r>
     </w:p>
     <w:p>
@@ -3837,13 +3827,7 @@
     </w:p>
     <w:p>
       <w:r>
-        <w:t xml:space="preserve">Adopted </w:t>
-      </w:r>
-      <w:r>
-        <w:t xml:space="preserve">the </w:t>
-      </w:r>
-      <w:r>
-        <w:t>MVVM (Model-View-</w:t>
+        <w:t>Adopted the MVVM (Model-View-</w:t>
       </w:r>
       <w:proofErr w:type="spellStart"/>
       <w:r>
@@ -3851,10 +3835,7 @@
       </w:r>
       <w:proofErr w:type="spellEnd"/>
       <w:r>
-        <w:t>)</w:t>
-      </w:r>
-      <w:r>
-        <w:t xml:space="preserve"> architectural pattern, which separates the UI logic (View) from business logic (</w:t>
+        <w:t>) architectural pattern, which separates the UI logic (View) from business logic (</w:t>
       </w:r>
       <w:proofErr w:type="spellStart"/>
       <w:r>
@@ -3878,10 +3859,7 @@
       </w:r>
       <w:proofErr w:type="spellEnd"/>
       <w:r>
-        <w:t xml:space="preserve"> maintainability as code is more organised and easier to understand. The MVVM was implemented</w:t>
-      </w:r>
-      <w:r>
-        <w:t xml:space="preserve"> with the following layers:</w:t>
+        <w:t xml:space="preserve"> maintainability as code is more organised and easier to understand. The MVVM was implemented with the following layers:</w:t>
       </w:r>
     </w:p>
     <w:tbl>
@@ -4471,170 +4449,749 @@
       </w:pPr>
       <w:bookmarkStart w:id="10" w:name="_Toc225163854"/>
       <w:r>
-        <w:t>Navigation Flow</w:t>
+        <w:t>Navigation Flo</w:t>
       </w:r>
       <w:bookmarkEnd w:id="10"/>
+      <w:r>
+        <w:t>w</w:t>
+      </w:r>
     </w:p>
     <w:p>
       <w:r>
+        <w:t xml:space="preserve">There are two destinations defined in </w:t>
+      </w:r>
+      <w:proofErr w:type="spellStart"/>
+      <w:r>
+        <w:t>AppDestinations.kt</w:t>
+      </w:r>
+      <w:proofErr w:type="spellEnd"/>
+      <w:r>
+        <w:t xml:space="preserve">. Login (route: "login") and Home (route: "home"). Login is the </w:t>
+      </w:r>
+      <w:proofErr w:type="spellStart"/>
+      <w:r>
+        <w:t>startDestination</w:t>
+      </w:r>
+      <w:proofErr w:type="spellEnd"/>
+      <w:r>
+        <w:t>. On successful login</w:t>
+      </w:r>
+      <w:r>
+        <w:t>,</w:t>
+      </w:r>
+      <w:r>
+        <w:t xml:space="preserve"> the Login route is popped from the back stack so the user cannot navigate back to</w:t>
+      </w:r>
+      <w:r>
+        <w:t xml:space="preserve"> </w:t>
+      </w:r>
+      <w:r>
+        <w:t>it.</w:t>
+      </w:r>
+    </w:p>
+    <w:p>
+      <w:pPr>
+        <w:jc w:val="center"/>
+      </w:pPr>
+      <w:r>
         <w:rPr>
           <w:noProof/>
         </w:rPr>
-        <mc:AlternateContent>
-          <mc:Choice Requires="wps">
-            <w:drawing>
-              <wp:anchor distT="0" distB="0" distL="114300" distR="114300" simplePos="0" relativeHeight="251659264" behindDoc="0" locked="0" layoutInCell="1" allowOverlap="1" wp14:anchorId="2588B814" wp14:editId="6D7FBBC0">
-                <wp:simplePos x="0" y="0"/>
-                <wp:positionH relativeFrom="column">
-                  <wp:posOffset>135467</wp:posOffset>
-                </wp:positionH>
-                <wp:positionV relativeFrom="paragraph">
-                  <wp:posOffset>558588</wp:posOffset>
-                </wp:positionV>
-                <wp:extent cx="728133" cy="330200"/>
-                <wp:effectExtent l="0" t="0" r="15240" b="12700"/>
-                <wp:wrapNone/>
-                <wp:docPr id="820803270" name="Text Box 1"/>
-                <wp:cNvGraphicFramePr/>
-                <a:graphic xmlns:a="http://schemas.openxmlformats.org/drawingml/2006/main">
-                  <a:graphicData uri="http://schemas.microsoft.com/office/word/2010/wordprocessingShape">
-                    <wps:wsp>
-                      <wps:cNvSpPr txBox="1"/>
-                      <wps:spPr>
-                        <a:xfrm>
-                          <a:off x="0" y="0"/>
-                          <a:ext cx="728133" cy="330200"/>
-                        </a:xfrm>
-                        <a:prstGeom prst="rect">
-                          <a:avLst/>
-                        </a:prstGeom>
-                        <a:ln/>
-                      </wps:spPr>
-                      <wps:style>
-                        <a:lnRef idx="2">
-                          <a:schemeClr val="accent4">
-                            <a:shade val="15000"/>
-                          </a:schemeClr>
-                        </a:lnRef>
-                        <a:fillRef idx="1">
-                          <a:schemeClr val="accent4"/>
-                        </a:fillRef>
-                        <a:effectRef idx="0">
-                          <a:schemeClr val="accent4"/>
-                        </a:effectRef>
-                        <a:fontRef idx="minor">
-                          <a:schemeClr val="lt1"/>
-                        </a:fontRef>
-                      </wps:style>
-                      <wps:txbx>
-                        <w:txbxContent>
-                          <w:p>
-                            <w:pPr>
-                              <w:rPr>
-                                <w:color w:val="000000" w:themeColor="text1"/>
-                                <w:lang w:val="en-GB"/>
-                                <w14:shadow w14:blurRad="38100" w14:dist="19050" w14:dir="2700000" w14:sx="100000" w14:sy="100000" w14:kx="0" w14:ky="0" w14:algn="tl">
-                                  <w14:schemeClr w14:val="dk1">
-                                    <w14:alpha w14:val="60000"/>
-                                  </w14:schemeClr>
-                                </w14:shadow>
-                                <w14:textOutline w14:w="0" w14:cap="flat" w14:cmpd="sng" w14:algn="ctr">
-                                  <w14:noFill/>
-                                  <w14:prstDash w14:val="solid"/>
-                                  <w14:round/>
-                                </w14:textOutline>
-                              </w:rPr>
-                            </w:pPr>
-                            <w:r>
-                              <w:rPr>
-                                <w:color w:val="000000" w:themeColor="text1"/>
-                                <w:lang w:val="en-GB"/>
-                                <w14:shadow w14:blurRad="38100" w14:dist="19050" w14:dir="2700000" w14:sx="100000" w14:sy="100000" w14:kx="0" w14:ky="0" w14:algn="tl">
-                                  <w14:schemeClr w14:val="dk1">
-                                    <w14:alpha w14:val="60000"/>
-                                  </w14:schemeClr>
-                                </w14:shadow>
-                                <w14:textOutline w14:w="0" w14:cap="flat" w14:cmpd="sng" w14:algn="ctr">
-                                  <w14:noFill/>
-                                  <w14:prstDash w14:val="solid"/>
-                                  <w14:round/>
-                                </w14:textOutline>
-                              </w:rPr>
-                              <w:t>App Start</w:t>
-                            </w:r>
-                          </w:p>
-                        </w:txbxContent>
-                      </wps:txbx>
-                      <wps:bodyPr rot="0" spcFirstLastPara="0" vertOverflow="overflow" horzOverflow="overflow" vert="horz" wrap="square" lIns="91440" tIns="45720" rIns="91440" bIns="45720" numCol="1" spcCol="0" rtlCol="0" fromWordArt="0" anchor="t" anchorCtr="0" forceAA="0" compatLnSpc="1">
-                        <a:prstTxWarp prst="textNoShape">
-                          <a:avLst/>
-                        </a:prstTxWarp>
-                        <a:noAutofit/>
-                      </wps:bodyPr>
-                    </wps:wsp>
-                  </a:graphicData>
-                </a:graphic>
-                <wp14:sizeRelH relativeFrom="margin">
-                  <wp14:pctWidth>0</wp14:pctWidth>
-                </wp14:sizeRelH>
-                <wp14:sizeRelV relativeFrom="margin">
-                  <wp14:pctHeight>0</wp14:pctHeight>
-                </wp14:sizeRelV>
-              </wp:anchor>
-            </w:drawing>
-          </mc:Choice>
-          <mc:Fallback>
-            <w:pict>
-              <v:shapetype w14:anchorId="2588B814" id="_x0000_t202" coordsize="21600,21600" o:spt="202" path="m,l,21600r21600,l21600,xe">
-                <v:stroke joinstyle="miter"/>
-                <v:path gradientshapeok="t" o:connecttype="rect"/>
-              </v:shapetype>
-              <v:shape id="Text Box 1" o:spid="_x0000_s1026" type="#_x0000_t202" style="position:absolute;margin-left:10.65pt;margin-top:44pt;width:57.35pt;height:26pt;z-index:251659264;visibility:visible;mso-wrap-style:square;mso-width-percent:0;mso-height-percent:0;mso-wrap-distance-left:9pt;mso-wrap-distance-top:0;mso-wrap-distance-right:9pt;mso-wrap-distance-bottom:0;mso-position-horizontal:absolute;mso-position-horizontal-relative:text;mso-position-vertical:absolute;mso-position-vertical-relative:text;mso-width-percent:0;mso-height-percent:0;mso-width-relative:margin;mso-height-relative:margin;v-text-anchor:top" o:gfxdata="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" fillcolor="#0f9ed5 [3207]" strokecolor="#02171f [487]" strokeweight="1.5pt">
-                <v:textbox>
-                  <w:txbxContent>
-                    <w:p>
-                      <w:pPr>
-                        <w:rPr>
-                          <w:color w:val="000000" w:themeColor="text1"/>
-                          <w:lang w:val="en-GB"/>
-                          <w14:shadow w14:blurRad="38100" w14:dist="19050" w14:dir="2700000" w14:sx="100000" w14:sy="100000" w14:kx="0" w14:ky="0" w14:algn="tl">
-                            <w14:schemeClr w14:val="dk1">
-                              <w14:alpha w14:val="60000"/>
-                            </w14:schemeClr>
-                          </w14:shadow>
-                          <w14:textOutline w14:w="0" w14:cap="flat" w14:cmpd="sng" w14:algn="ctr">
-                            <w14:noFill/>
-                            <w14:prstDash w14:val="solid"/>
-                            <w14:round/>
-                          </w14:textOutline>
-                        </w:rPr>
-                      </w:pPr>
-                      <w:r>
-                        <w:rPr>
-                          <w:color w:val="000000" w:themeColor="text1"/>
-                          <w:lang w:val="en-GB"/>
-                          <w14:shadow w14:blurRad="38100" w14:dist="19050" w14:dir="2700000" w14:sx="100000" w14:sy="100000" w14:kx="0" w14:ky="0" w14:algn="tl">
-                            <w14:schemeClr w14:val="dk1">
-                              <w14:alpha w14:val="60000"/>
-                            </w14:schemeClr>
-                          </w14:shadow>
-                          <w14:textOutline w14:w="0" w14:cap="flat" w14:cmpd="sng" w14:algn="ctr">
-                            <w14:noFill/>
-                            <w14:prstDash w14:val="solid"/>
-                            <w14:round/>
-                          </w14:textOutline>
-                        </w:rPr>
-                        <w:t>App Start</w:t>
-                      </w:r>
-                    </w:p>
-                  </w:txbxContent>
-                </v:textbox>
-              </v:shape>
-            </w:pict>
-          </mc:Fallback>
-        </mc:AlternateContent>
+        <w:drawing>
+          <wp:inline distT="0" distB="0" distL="0" distR="0" wp14:anchorId="32BFADB3" wp14:editId="7E777754">
+            <wp:extent cx="4900930" cy="1921060"/>
+            <wp:effectExtent l="0" t="0" r="0" b="3175"/>
+            <wp:docPr id="304777841" name="Picture 1"/>
+            <wp:cNvGraphicFramePr>
+              <a:graphicFrameLocks xmlns:a="http://schemas.openxmlformats.org/drawingml/2006/main" noChangeAspect="1"/>
+            </wp:cNvGraphicFramePr>
+            <a:graphic xmlns:a="http://schemas.openxmlformats.org/drawingml/2006/main">
+              <a:graphicData uri="http://schemas.openxmlformats.org/drawingml/2006/picture">
+                <pic:pic xmlns:pic="http://schemas.openxmlformats.org/drawingml/2006/picture">
+                  <pic:nvPicPr>
+                    <pic:cNvPr id="304777841" name=""/>
+                    <pic:cNvPicPr/>
+                  </pic:nvPicPr>
+                  <pic:blipFill>
+                    <a:blip r:embed="rId6"/>
+                    <a:stretch>
+                      <a:fillRect/>
+                    </a:stretch>
+                  </pic:blipFill>
+                  <pic:spPr>
+                    <a:xfrm>
+                      <a:off x="0" y="0"/>
+                      <a:ext cx="4905566" cy="1922877"/>
+                    </a:xfrm>
+                    <a:prstGeom prst="rect">
+                      <a:avLst/>
+                    </a:prstGeom>
+                  </pic:spPr>
+                </pic:pic>
+              </a:graphicData>
+            </a:graphic>
+          </wp:inline>
+        </w:drawing>
       </w:r>
     </w:p>
+    <w:p>
+      <w:pPr>
+        <w:pStyle w:val="Heading3"/>
+        <w:numPr>
+          <w:ilvl w:val="1"/>
+          <w:numId w:val="1"/>
+        </w:numPr>
+      </w:pPr>
+      <w:r>
+        <w:t>System Test Scenarios</w:t>
+      </w:r>
+    </w:p>
+    <w:p/>
+    <w:tbl>
+      <w:tblPr>
+        <w:tblStyle w:val="GridTable1Light"/>
+        <w:tblW w:w="0" w:type="auto"/>
+        <w:tblLook w:val="04A0" w:firstRow="1" w:lastRow="0" w:firstColumn="1" w:lastColumn="0" w:noHBand="0" w:noVBand="1"/>
+      </w:tblPr>
+      <w:tblGrid>
+        <w:gridCol w:w="911"/>
+        <w:gridCol w:w="4859"/>
+        <w:gridCol w:w="2886"/>
+      </w:tblGrid>
+      <w:tr>
+        <w:trPr>
+          <w:cnfStyle w:val="100000000000" w:firstRow="1" w:lastRow="0" w:firstColumn="0" w:lastColumn="0" w:oddVBand="0" w:evenVBand="0" w:oddHBand="0" w:evenHBand="0" w:firstRowFirstColumn="0" w:firstRowLastColumn="0" w:lastRowFirstColumn="0" w:lastRowLastColumn="0"/>
+        </w:trPr>
+        <w:tc>
+          <w:tcPr>
+            <w:cnfStyle w:val="001000000000" w:firstRow="0" w:lastRow="0" w:firstColumn="1" w:lastColumn="0" w:oddVBand="0" w:evenVBand="0" w:oddHBand="0" w:evenHBand="0" w:firstRowFirstColumn="0" w:firstRowLastColumn="0" w:lastRowFirstColumn="0" w:lastRowLastColumn="0"/>
+            <w:tcW w:w="911" w:type="dxa"/>
+          </w:tcPr>
+          <w:p>
+            <w:r>
+              <w:t>ID</w:t>
+            </w:r>
+          </w:p>
+        </w:tc>
+        <w:tc>
+          <w:tcPr>
+            <w:tcW w:w="4859" w:type="dxa"/>
+          </w:tcPr>
+          <w:p>
+            <w:pPr>
+              <w:cnfStyle w:val="100000000000" w:firstRow="1" w:lastRow="0" w:firstColumn="0" w:lastColumn="0" w:oddVBand="0" w:evenVBand="0" w:oddHBand="0" w:evenHBand="0" w:firstRowFirstColumn="0" w:firstRowLastColumn="0" w:lastRowFirstColumn="0" w:lastRowLastColumn="0"/>
+            </w:pPr>
+            <w:r>
+              <w:t>Scenario</w:t>
+            </w:r>
+          </w:p>
+        </w:tc>
+        <w:tc>
+          <w:tcPr>
+            <w:tcW w:w="2886" w:type="dxa"/>
+          </w:tcPr>
+          <w:p>
+            <w:pPr>
+              <w:cnfStyle w:val="100000000000" w:firstRow="1" w:lastRow="0" w:firstColumn="0" w:lastColumn="0" w:oddVBand="0" w:evenVBand="0" w:oddHBand="0" w:evenHBand="0" w:firstRowFirstColumn="0" w:firstRowLastColumn="0" w:lastRowFirstColumn="0" w:lastRowLastColumn="0"/>
+            </w:pPr>
+            <w:r>
+              <w:t>Expected Result</w:t>
+            </w:r>
+          </w:p>
+        </w:tc>
+      </w:tr>
+      <w:tr>
+        <w:tc>
+          <w:tcPr>
+            <w:cnfStyle w:val="001000000000" w:firstRow="0" w:lastRow="0" w:firstColumn="1" w:lastColumn="0" w:oddVBand="0" w:evenVBand="0" w:oddHBand="0" w:evenHBand="0" w:firstRowFirstColumn="0" w:firstRowLastColumn="0" w:lastRowFirstColumn="0" w:lastRowLastColumn="0"/>
+            <w:tcW w:w="911" w:type="dxa"/>
+          </w:tcPr>
+          <w:p>
+            <w:r>
+              <w:t>ST-01</w:t>
+            </w:r>
+          </w:p>
+        </w:tc>
+        <w:tc>
+          <w:tcPr>
+            <w:tcW w:w="4859" w:type="dxa"/>
+          </w:tcPr>
+          <w:p>
+            <w:pPr>
+              <w:cnfStyle w:val="000000000000" w:firstRow="0" w:lastRow="0" w:firstColumn="0" w:lastColumn="0" w:oddVBand="0" w:evenVBand="0" w:oddHBand="0" w:evenHBand="0" w:firstRowFirstColumn="0" w:firstRowLastColumn="0" w:lastRowFirstColumn="0" w:lastRowLastColumn="0"/>
+            </w:pPr>
+            <w:r>
+              <w:t>Launch app with no active session</w:t>
+            </w:r>
+          </w:p>
+        </w:tc>
+        <w:tc>
+          <w:tcPr>
+            <w:tcW w:w="2886" w:type="dxa"/>
+          </w:tcPr>
+          <w:p>
+            <w:pPr>
+              <w:cnfStyle w:val="000000000000" w:firstRow="0" w:lastRow="0" w:firstColumn="0" w:lastColumn="0" w:oddVBand="0" w:evenVBand="0" w:oddHBand="0" w:evenHBand="0" w:firstRowFirstColumn="0" w:firstRowLastColumn="0" w:lastRowFirstColumn="0" w:lastRowLastColumn="0"/>
+            </w:pPr>
+            <w:proofErr w:type="spellStart"/>
+            <w:r>
+              <w:t>LoginScreen</w:t>
+            </w:r>
+            <w:proofErr w:type="spellEnd"/>
+            <w:r>
+              <w:t xml:space="preserve"> is shown, </w:t>
+            </w:r>
+            <w:proofErr w:type="spellStart"/>
+            <w:r>
+              <w:t>HomeScreen</w:t>
+            </w:r>
+            <w:proofErr w:type="spellEnd"/>
+            <w:r>
+              <w:t xml:space="preserve"> is not accessible</w:t>
+            </w:r>
+          </w:p>
+        </w:tc>
+      </w:tr>
+      <w:tr>
+        <w:tc>
+          <w:tcPr>
+            <w:cnfStyle w:val="001000000000" w:firstRow="0" w:lastRow="0" w:firstColumn="1" w:lastColumn="0" w:oddVBand="0" w:evenVBand="0" w:oddHBand="0" w:evenHBand="0" w:firstRowFirstColumn="0" w:firstRowLastColumn="0" w:lastRowFirstColumn="0" w:lastRowLastColumn="0"/>
+            <w:tcW w:w="911" w:type="dxa"/>
+          </w:tcPr>
+          <w:p>
+            <w:r>
+              <w:t>ST-02</w:t>
+            </w:r>
+          </w:p>
+        </w:tc>
+        <w:tc>
+          <w:tcPr>
+            <w:tcW w:w="4859" w:type="dxa"/>
+          </w:tcPr>
+          <w:p>
+            <w:pPr>
+              <w:cnfStyle w:val="000000000000" w:firstRow="0" w:lastRow="0" w:firstColumn="0" w:lastColumn="0" w:oddVBand="0" w:evenVBand="0" w:oddHBand="0" w:evenHBand="0" w:firstRowFirstColumn="0" w:firstRowLastColumn="0" w:lastRowFirstColumn="0" w:lastRowLastColumn="0"/>
+            </w:pPr>
+            <w:r>
+              <w:t xml:space="preserve">Login with valid Firebase </w:t>
+            </w:r>
+            <w:r>
+              <w:t>credentials</w:t>
+            </w:r>
+          </w:p>
+        </w:tc>
+        <w:tc>
+          <w:tcPr>
+            <w:tcW w:w="2886" w:type="dxa"/>
+          </w:tcPr>
+          <w:p>
+            <w:pPr>
+              <w:cnfStyle w:val="000000000000" w:firstRow="0" w:lastRow="0" w:firstColumn="0" w:lastColumn="0" w:oddVBand="0" w:evenVBand="0" w:oddHBand="0" w:evenHBand="0" w:firstRowFirstColumn="0" w:firstRowLastColumn="0" w:lastRowFirstColumn="0" w:lastRowLastColumn="0"/>
+            </w:pPr>
+            <w:r>
+              <w:t xml:space="preserve">Navigates to </w:t>
+            </w:r>
+            <w:proofErr w:type="spellStart"/>
+            <w:r>
+              <w:t>HomeScreen</w:t>
+            </w:r>
+            <w:proofErr w:type="spellEnd"/>
+            <w:r>
+              <w:t>, Login removed from back stack</w:t>
+            </w:r>
+          </w:p>
+        </w:tc>
+      </w:tr>
+      <w:tr>
+        <w:tc>
+          <w:tcPr>
+            <w:cnfStyle w:val="001000000000" w:firstRow="0" w:lastRow="0" w:firstColumn="1" w:lastColumn="0" w:oddVBand="0" w:evenVBand="0" w:oddHBand="0" w:evenHBand="0" w:firstRowFirstColumn="0" w:firstRowLastColumn="0" w:lastRowFirstColumn="0" w:lastRowLastColumn="0"/>
+            <w:tcW w:w="911" w:type="dxa"/>
+          </w:tcPr>
+          <w:p>
+            <w:r>
+              <w:t>ST-03</w:t>
+            </w:r>
+          </w:p>
+        </w:tc>
+        <w:tc>
+          <w:tcPr>
+            <w:tcW w:w="4859" w:type="dxa"/>
+          </w:tcPr>
+          <w:p>
+            <w:pPr>
+              <w:cnfStyle w:val="000000000000" w:firstRow="0" w:lastRow="0" w:firstColumn="0" w:lastColumn="0" w:oddVBand="0" w:evenVBand="0" w:oddHBand="0" w:evenHBand="0" w:firstRowFirstColumn="0" w:firstRowLastColumn="0" w:lastRowFirstColumn="0" w:lastRowLastColumn="0"/>
+            </w:pPr>
+            <w:r>
+              <w:t xml:space="preserve">Press back from </w:t>
+            </w:r>
+            <w:proofErr w:type="spellStart"/>
+            <w:r>
+              <w:t>HomeScreen</w:t>
+            </w:r>
+            <w:proofErr w:type="spellEnd"/>
+            <w:r>
+              <w:t xml:space="preserve"> after login</w:t>
+            </w:r>
+          </w:p>
+        </w:tc>
+        <w:tc>
+          <w:tcPr>
+            <w:tcW w:w="2886" w:type="dxa"/>
+          </w:tcPr>
+          <w:p>
+            <w:pPr>
+              <w:cnfStyle w:val="000000000000" w:firstRow="0" w:lastRow="0" w:firstColumn="0" w:lastColumn="0" w:oddVBand="0" w:evenVBand="0" w:oddHBand="0" w:evenHBand="0" w:firstRowFirstColumn="0" w:firstRowLastColumn="0" w:lastRowFirstColumn="0" w:lastRowLastColumn="0"/>
+            </w:pPr>
+            <w:r>
+              <w:t>App exits, does not return to Login Screen</w:t>
+            </w:r>
+          </w:p>
+        </w:tc>
+      </w:tr>
+      <w:tr>
+        <w:tc>
+          <w:tcPr>
+            <w:cnfStyle w:val="001000000000" w:firstRow="0" w:lastRow="0" w:firstColumn="1" w:lastColumn="0" w:oddVBand="0" w:evenVBand="0" w:oddHBand="0" w:evenHBand="0" w:firstRowFirstColumn="0" w:firstRowLastColumn="0" w:lastRowFirstColumn="0" w:lastRowLastColumn="0"/>
+            <w:tcW w:w="911" w:type="dxa"/>
+          </w:tcPr>
+          <w:p>
+            <w:r>
+              <w:lastRenderedPageBreak/>
+              <w:t>ST-04</w:t>
+            </w:r>
+          </w:p>
+        </w:tc>
+        <w:tc>
+          <w:tcPr>
+            <w:tcW w:w="4859" w:type="dxa"/>
+          </w:tcPr>
+          <w:p>
+            <w:pPr>
+              <w:cnfStyle w:val="000000000000" w:firstRow="0" w:lastRow="0" w:firstColumn="0" w:lastColumn="0" w:oddVBand="0" w:evenVBand="0" w:oddHBand="0" w:evenHBand="0" w:firstRowFirstColumn="0" w:firstRowLastColumn="0" w:lastRowFirstColumn="0" w:lastRowLastColumn="0"/>
+            </w:pPr>
+            <w:r>
+              <w:t>Sign out from drawer</w:t>
+            </w:r>
+          </w:p>
+        </w:tc>
+        <w:tc>
+          <w:tcPr>
+            <w:tcW w:w="2886" w:type="dxa"/>
+          </w:tcPr>
+          <w:p>
+            <w:pPr>
+              <w:cnfStyle w:val="000000000000" w:firstRow="0" w:lastRow="0" w:firstColumn="0" w:lastColumn="0" w:oddVBand="0" w:evenVBand="0" w:oddHBand="0" w:evenHBand="0" w:firstRowFirstColumn="0" w:firstRowLastColumn="0" w:lastRowFirstColumn="0" w:lastRowLastColumn="0"/>
+            </w:pPr>
+            <w:r>
+              <w:t xml:space="preserve">Returns to </w:t>
+            </w:r>
+            <w:proofErr w:type="spellStart"/>
+            <w:r>
+              <w:t>LoginScreen</w:t>
+            </w:r>
+            <w:proofErr w:type="spellEnd"/>
+            <w:r>
+              <w:t xml:space="preserve">, </w:t>
+            </w:r>
+            <w:r>
+              <w:t>clear session</w:t>
+            </w:r>
+            <w:r>
+              <w:t xml:space="preserve">  </w:t>
+            </w:r>
+          </w:p>
+        </w:tc>
+      </w:tr>
+      <w:tr>
+        <w:tc>
+          <w:tcPr>
+            <w:cnfStyle w:val="001000000000" w:firstRow="0" w:lastRow="0" w:firstColumn="1" w:lastColumn="0" w:oddVBand="0" w:evenVBand="0" w:oddHBand="0" w:evenHBand="0" w:firstRowFirstColumn="0" w:firstRowLastColumn="0" w:lastRowFirstColumn="0" w:lastRowLastColumn="0"/>
+            <w:tcW w:w="911" w:type="dxa"/>
+          </w:tcPr>
+          <w:p>
+            <w:r>
+              <w:t>ST-05</w:t>
+            </w:r>
+          </w:p>
+        </w:tc>
+        <w:tc>
+          <w:tcPr>
+            <w:tcW w:w="4859" w:type="dxa"/>
+          </w:tcPr>
+          <w:p>
+            <w:pPr>
+              <w:cnfStyle w:val="000000000000" w:firstRow="0" w:lastRow="0" w:firstColumn="0" w:lastColumn="0" w:oddVBand="0" w:evenVBand="0" w:oddHBand="0" w:evenHBand="0" w:firstRowFirstColumn="0" w:firstRowLastColumn="0" w:lastRowFirstColumn="0" w:lastRowLastColumn="0"/>
+            </w:pPr>
+            <w:r>
+              <w:t>Launch app with existing active session</w:t>
+            </w:r>
+          </w:p>
+        </w:tc>
+        <w:tc>
+          <w:tcPr>
+            <w:tcW w:w="2886" w:type="dxa"/>
+          </w:tcPr>
+          <w:p>
+            <w:pPr>
+              <w:cnfStyle w:val="000000000000" w:firstRow="0" w:lastRow="0" w:firstColumn="0" w:lastColumn="0" w:oddVBand="0" w:evenVBand="0" w:oddHBand="0" w:evenHBand="0" w:firstRowFirstColumn="0" w:firstRowLastColumn="0" w:lastRowFirstColumn="0" w:lastRowLastColumn="0"/>
+            </w:pPr>
+            <w:r>
+              <w:t xml:space="preserve">Goes directly to </w:t>
+            </w:r>
+            <w:proofErr w:type="spellStart"/>
+            <w:r>
+              <w:t>HomeScreen</w:t>
+            </w:r>
+            <w:proofErr w:type="spellEnd"/>
+            <w:r>
+              <w:t xml:space="preserve"> (auto-login)</w:t>
+            </w:r>
+          </w:p>
+        </w:tc>
+      </w:tr>
+      <w:tr>
+        <w:tc>
+          <w:tcPr>
+            <w:cnfStyle w:val="001000000000" w:firstRow="0" w:lastRow="0" w:firstColumn="1" w:lastColumn="0" w:oddVBand="0" w:evenVBand="0" w:oddHBand="0" w:evenHBand="0" w:firstRowFirstColumn="0" w:firstRowLastColumn="0" w:lastRowFirstColumn="0" w:lastRowLastColumn="0"/>
+            <w:tcW w:w="911" w:type="dxa"/>
+          </w:tcPr>
+          <w:p>
+            <w:pPr>
+              <w:rPr>
+                <w:b w:val="0"/>
+                <w:bCs w:val="0"/>
+              </w:rPr>
+            </w:pPr>
+            <w:r>
+              <w:t>ST-06</w:t>
+            </w:r>
+          </w:p>
+        </w:tc>
+        <w:tc>
+          <w:tcPr>
+            <w:tcW w:w="4859" w:type="dxa"/>
+          </w:tcPr>
+          <w:p>
+            <w:pPr>
+              <w:cnfStyle w:val="000000000000" w:firstRow="0" w:lastRow="0" w:firstColumn="0" w:lastColumn="0" w:oddVBand="0" w:evenVBand="0" w:oddHBand="0" w:evenHBand="0" w:firstRowFirstColumn="0" w:firstRowLastColumn="0" w:lastRowFirstColumn="0" w:lastRowLastColumn="0"/>
+            </w:pPr>
+            <w:proofErr w:type="spellStart"/>
+            <w:r>
+              <w:t>HomeScreen</w:t>
+            </w:r>
+            <w:proofErr w:type="spellEnd"/>
+            <w:r>
+              <w:t xml:space="preserve"> loads with active key</w:t>
+            </w:r>
+          </w:p>
+        </w:tc>
+        <w:tc>
+          <w:tcPr>
+            <w:tcW w:w="2886" w:type="dxa"/>
+          </w:tcPr>
+          <w:p>
+            <w:pPr>
+              <w:cnfStyle w:val="000000000000" w:firstRow="0" w:lastRow="0" w:firstColumn="0" w:lastColumn="0" w:oddVBand="0" w:evenVBand="0" w:oddHBand="0" w:evenHBand="0" w:firstRowFirstColumn="0" w:firstRowLastColumn="0" w:lastRowFirstColumn="0" w:lastRowLastColumn="0"/>
+            </w:pPr>
+            <w:r>
+              <w:t xml:space="preserve">Vehicle name, reg and "Key Active" status displayed from </w:t>
+            </w:r>
+            <w:proofErr w:type="spellStart"/>
+            <w:r>
+              <w:t>Firestore</w:t>
+            </w:r>
+            <w:proofErr w:type="spellEnd"/>
+          </w:p>
+        </w:tc>
+      </w:tr>
+      <w:tr>
+        <w:tc>
+          <w:tcPr>
+            <w:cnfStyle w:val="001000000000" w:firstRow="0" w:lastRow="0" w:firstColumn="1" w:lastColumn="0" w:oddVBand="0" w:evenVBand="0" w:oddHBand="0" w:evenHBand="0" w:firstRowFirstColumn="0" w:firstRowLastColumn="0" w:lastRowFirstColumn="0" w:lastRowLastColumn="0"/>
+            <w:tcW w:w="911" w:type="dxa"/>
+          </w:tcPr>
+          <w:p>
+            <w:r>
+              <w:t>ST-07</w:t>
+            </w:r>
+          </w:p>
+        </w:tc>
+        <w:tc>
+          <w:tcPr>
+            <w:tcW w:w="4859" w:type="dxa"/>
+          </w:tcPr>
+          <w:p>
+            <w:pPr>
+              <w:cnfStyle w:val="000000000000" w:firstRow="0" w:lastRow="0" w:firstColumn="0" w:lastColumn="0" w:oddVBand="0" w:evenVBand="0" w:oddHBand="0" w:evenHBand="0" w:firstRowFirstColumn="0" w:firstRowLastColumn="0" w:lastRowFirstColumn="0" w:lastRowLastColumn="0"/>
+            </w:pPr>
+            <w:proofErr w:type="spellStart"/>
+            <w:r>
+              <w:t>HomeScreen</w:t>
+            </w:r>
+            <w:proofErr w:type="spellEnd"/>
+            <w:r>
+              <w:t xml:space="preserve"> loads with revoked key</w:t>
+            </w:r>
+          </w:p>
+        </w:tc>
+        <w:tc>
+          <w:tcPr>
+            <w:tcW w:w="2886" w:type="dxa"/>
+          </w:tcPr>
+          <w:p>
+            <w:pPr>
+              <w:cnfStyle w:val="000000000000" w:firstRow="0" w:lastRow="0" w:firstColumn="0" w:lastColumn="0" w:oddVBand="0" w:evenVBand="0" w:oddHBand="0" w:evenHBand="0" w:firstRowFirstColumn="0" w:firstRowLastColumn="0" w:lastRowFirstColumn="0" w:lastRowLastColumn="0"/>
+            </w:pPr>
+            <w:r>
+              <w:t>Lock/Unlock buttons disabled, "Key Revoked" shown</w:t>
+            </w:r>
+          </w:p>
+        </w:tc>
+      </w:tr>
+    </w:tbl>
+    <w:p>
+      <w:pPr>
+        <w:ind w:left="360"/>
+      </w:pPr>
+    </w:p>
+    <w:p>
+      <w:pPr>
+        <w:pStyle w:val="Heading2"/>
+        <w:numPr>
+          <w:ilvl w:val="0"/>
+          <w:numId w:val="1"/>
+        </w:numPr>
+      </w:pPr>
+      <w:r>
+        <w:t xml:space="preserve">Phase </w:t>
+      </w:r>
+      <w:r>
+        <w:t xml:space="preserve">3: </w:t>
+      </w:r>
+      <w:r>
+        <w:t>Module Design</w:t>
+      </w:r>
+    </w:p>
+    <w:p/>
+    <w:p>
+      <w:r>
+        <w:t xml:space="preserve">This phase focuses on </w:t>
+      </w:r>
+      <w:r>
+        <w:t xml:space="preserve">breaking down the system architecture into individual modules. </w:t>
+      </w:r>
+      <w:r>
+        <w:t xml:space="preserve">In this phase, each module’s </w:t>
+      </w:r>
+      <w:r>
+        <w:t xml:space="preserve">behaviour and responsibilities are defined along with the interfaces between them. </w:t>
+      </w:r>
+      <w:r>
+        <w:t>This phase corresponds with the unit testing phase.</w:t>
+      </w:r>
+    </w:p>
+    <w:p/>
+    <w:p>
+      <w:pPr>
+        <w:pStyle w:val="Heading3"/>
+        <w:numPr>
+          <w:ilvl w:val="1"/>
+          <w:numId w:val="1"/>
+        </w:numPr>
+      </w:pPr>
+      <w:r>
+        <w:t>Security Manager</w:t>
+      </w:r>
+    </w:p>
+    <w:p/>
+    <w:p>
+      <w:r>
+        <w:t xml:space="preserve">This module constructs </w:t>
+      </w:r>
+      <w:r>
+        <w:t>and parses the BLE payloads</w:t>
+      </w:r>
+      <w:r>
+        <w:t xml:space="preserve"> with </w:t>
+      </w:r>
+      <w:r>
+        <w:t>the correct format. The payload has the format [command] : [nonce] : [timestamp]</w:t>
+      </w:r>
+      <w:r>
+        <w:t>. The nonce is a 32 character randomly generated hex string, and the timestamp uses the Unix millisecond value.</w:t>
+      </w:r>
+      <w:r>
+        <w:t xml:space="preserve"> This format of message adheres to functional requirement </w:t>
+      </w:r>
+      <w:r>
+        <w:t xml:space="preserve">FR-06 which aims to prevent replay attacks </w:t>
+      </w:r>
+      <w:r>
+        <w:t>by using a unique nonce and timestamp.</w:t>
+      </w:r>
+    </w:p>
+    <w:p/>
+    <w:p>
+      <w:pPr>
+        <w:pStyle w:val="Heading3"/>
+        <w:numPr>
+          <w:ilvl w:val="1"/>
+          <w:numId w:val="1"/>
+        </w:numPr>
+      </w:pPr>
+      <w:proofErr w:type="spellStart"/>
+      <w:r>
+        <w:t>BleManager</w:t>
+      </w:r>
+      <w:proofErr w:type="spellEnd"/>
+    </w:p>
+    <w:p/>
+    <w:p>
+      <w:r>
+        <w:t xml:space="preserve">This module </w:t>
+      </w:r>
+      <w:r>
+        <w:t xml:space="preserve">implements the </w:t>
+      </w:r>
+      <w:r>
+        <w:t xml:space="preserve">Bluetooth Low Energy </w:t>
+      </w:r>
+      <w:r>
+        <w:t>GATT functionality. The app advertises a custom service with a unique UUID</w:t>
+      </w:r>
+      <w:r>
+        <w:t xml:space="preserve">. The app then </w:t>
+      </w:r>
+      <w:r>
+        <w:t xml:space="preserve">accepts incoming connections from the VACU, which functions as the GATT central. </w:t>
+      </w:r>
+      <w:r>
+        <w:t>The app notifies the VACU upon connection using a GATT characteristic.</w:t>
+      </w:r>
+      <w:r>
+        <w:t xml:space="preserve"> The </w:t>
+      </w:r>
+      <w:proofErr w:type="spellStart"/>
+      <w:r>
+        <w:t>BleManager</w:t>
+      </w:r>
+      <w:proofErr w:type="spellEnd"/>
+      <w:r>
+        <w:t xml:space="preserve"> module only starts once the user grants Bluetooth permissions for the app. </w:t>
+      </w:r>
+    </w:p>
+    <w:p/>
+    <w:p>
+      <w:pPr>
+        <w:pStyle w:val="Heading3"/>
+        <w:numPr>
+          <w:ilvl w:val="1"/>
+          <w:numId w:val="1"/>
+        </w:numPr>
+      </w:pPr>
+      <w:proofErr w:type="spellStart"/>
+      <w:r>
+        <w:t>HomeViewModel</w:t>
+      </w:r>
+      <w:proofErr w:type="spellEnd"/>
+      <w:r>
+        <w:t xml:space="preserve"> BLE integration</w:t>
+      </w:r>
+    </w:p>
+    <w:p/>
+    <w:p>
+      <w:r>
+        <w:t xml:space="preserve">The </w:t>
+      </w:r>
+      <w:proofErr w:type="spellStart"/>
+      <w:r>
+        <w:t>HomeViewModel</w:t>
+      </w:r>
+      <w:proofErr w:type="spellEnd"/>
+      <w:r>
+        <w:t xml:space="preserve"> was </w:t>
+      </w:r>
+      <w:r>
+        <w:t xml:space="preserve">updated to </w:t>
+      </w:r>
+      <w:r>
+        <w:t>integrate BL</w:t>
+      </w:r>
+      <w:r>
+        <w:t xml:space="preserve">E status </w:t>
+      </w:r>
+      <w:r>
+        <w:t xml:space="preserve">into </w:t>
+      </w:r>
+      <w:r>
+        <w:t xml:space="preserve">the UI </w:t>
+      </w:r>
+      <w:proofErr w:type="spellStart"/>
+      <w:r>
+        <w:t>viewmodel</w:t>
+      </w:r>
+      <w:proofErr w:type="spellEnd"/>
+      <w:r>
+        <w:t xml:space="preserve">, checking on unlock/lock for an active BLE connection and </w:t>
+      </w:r>
+      <w:r>
+        <w:t>showing an error on the UI if commands are sent without being connected to the VACU.</w:t>
+      </w:r>
+    </w:p>
+    <w:p/>
+    <w:p>
+      <w:pPr>
+        <w:pStyle w:val="Heading3"/>
+        <w:numPr>
+          <w:ilvl w:val="1"/>
+          <w:numId w:val="1"/>
+        </w:numPr>
+      </w:pPr>
+      <w:r>
+        <w:t>Test Design</w:t>
+      </w:r>
+    </w:p>
+    <w:p>
+      <w:r>
+        <w:t xml:space="preserve">Unit tests were created for </w:t>
+      </w:r>
+      <w:proofErr w:type="spellStart"/>
+      <w:r>
+        <w:t>SecurityManager</w:t>
+      </w:r>
+      <w:proofErr w:type="spellEnd"/>
+      <w:r>
+        <w:t xml:space="preserve"> to check the payload structure, </w:t>
+      </w:r>
+      <w:r>
+        <w:t>nonce generation and checks validity of payload throughout parsing</w:t>
+      </w:r>
+      <w:r>
+        <w:t xml:space="preserve"> process. Integration tests were created for </w:t>
+      </w:r>
+      <w:proofErr w:type="spellStart"/>
+      <w:r>
+        <w:t>BleManager</w:t>
+      </w:r>
+      <w:proofErr w:type="spellEnd"/>
+      <w:r>
+        <w:t xml:space="preserve"> to verify the Bluetooth </w:t>
+      </w:r>
+      <w:r>
+        <w:t>service initialises correctly and starts as disabled.</w:t>
+      </w:r>
+    </w:p>
+    <w:p>
+      <w:pPr>
+        <w:pStyle w:val="ListParagraph"/>
+        <w:ind w:left="792"/>
+      </w:pPr>
+    </w:p>
+    <w:p/>
+    <w:p/>
+    <w:p/>
+    <w:p/>
     <w:sectPr>
       <w:pgSz w:w="11906" w:h="16838"/>
       <w:pgMar w:top="1440" w:right="1440" w:bottom="1440" w:left="1440" w:header="708" w:footer="708" w:gutter="0"/>
@@ -4648,7 +5205,7 @@
 <file path=word/numbering.xml><?xml version="1.0" encoding="utf-8"?>
 <w:numbering xmlns:wpc="http://schemas.microsoft.com/office/word/2010/wordprocessingCanvas" xmlns:cx="http://schemas.microsoft.com/office/drawing/2014/chartex" xmlns:cx1="http://schemas.microsoft.com/office/drawing/2015/9/8/chartex" xmlns:cx2="http://schemas.microsoft.com/office/drawing/2015/10/21/chartex" xmlns:cx3="http://schemas.microsoft.com/office/drawing/2016/5/9/chartex" xmlns:cx4="http://schemas.microsoft.com/office/drawing/2016/5/10/chartex" xmlns:cx5="http://schemas.microsoft.com/office/drawing/2016/5/11/chartex" xmlns:cx6="http://schemas.microsoft.com/office/drawing/2016/5/12/chartex" xmlns:cx7="http://schemas.microsoft.com/office/drawing/2016/5/13/chartex" xmlns:cx8="http://schemas.microsoft.com/office/drawing/2016/5/14/chartex" xmlns:mc="http://schemas.openxmlformats.org/markup-compatibility/2006" xmlns:aink="http://schemas.microsoft.com/office/drawing/2016/ink" xmlns:am3d="http://schemas.microsoft.com/office/drawing/2017/model3d" xmlns:o="urn:schemas-microsoft-com:office:office" xmlns:oel="http://schemas.microsoft.com/office/2019/extlst" xmlns:r="http://schemas.openxmlformats.org/officeDocument/2006/relationships" xmlns:m="http://schemas.openxmlformats.org/officeDocument/2006/math" xmlns:v="urn:schemas-microsoft-com:vml" xmlns:wp14="http://schemas.microsoft.com/office/word/2010/wordprocessingDrawing" xmlns:wp="http://schemas.openxmlformats.org/drawingml/2006/wordprocessingDrawing" xmlns:w10="urn:schemas-microsoft-com:office:word" xmlns:w="http://schemas.openxmlformats.org/wordprocessingml/2006/main" xmlns:w14="http://schemas.microsoft.com/office/word/2010/wordml" xmlns:w15="http://schemas.microsoft.com/office/word/2012/wordml" xmlns:w16cex="http://schemas.microsoft.com/office/word/2018/wordml/cex" xmlns:w16cid="http://schemas.microsoft.com/office/word/2016/wordml/cid" xmlns:w16="http://schemas.microsoft.com/office/word/2018/wordml" xmlns:w16du="http://schemas.microsoft.com/office/word/2023/wordml/word16du" xmlns:w16sdtdh="http://schemas.microsoft.com/office/word/2020/wordml/sdtdatahash" xmlns:w16sdtfl="http://schemas.microsoft.com/office/word/2024/wordml/sdtformatlock" xmlns:w16se="http://schemas.microsoft.com/office/word/2015/wordml/symex" xmlns:wpg="http://schemas.microsoft.com/office/word/2010/wordprocessingGroup" xmlns:wpi="http://schemas.microsoft.com/office/word/2010/wordprocessingInk" xmlns:wne="http://schemas.microsoft.com/office/word/2006/wordml" xmlns:wps="http://schemas.microsoft.com/office/word/2010/wordprocessingShape" mc:Ignorable="w14 w15 w16se w16cid w16 w16cex w16sdtdh w16sdtfl w16du wp14">
   <w:abstractNum w:abstractNumId="0" w15:restartNumberingAfterBreak="0">
-    <w:nsid w:val="2E3F669F"/>
+    <w:nsid w:val="041E15BB"/>
     <w:multiLevelType w:val="multilevel"/>
     <w:tmpl w:val="575E4706"/>
     <w:lvl w:ilvl="0">
@@ -4769,7 +5326,7 @@
     </w:lvl>
   </w:abstractNum>
   <w:abstractNum w:abstractNumId="1" w15:restartNumberingAfterBreak="0">
-    <w:nsid w:val="3E312054"/>
+    <w:nsid w:val="27BF00F8"/>
     <w:multiLevelType w:val="multilevel"/>
     <w:tmpl w:val="575E4706"/>
     <w:lvl w:ilvl="0">
@@ -4889,11 +5446,259 @@
       </w:rPr>
     </w:lvl>
   </w:abstractNum>
+  <w:abstractNum w:abstractNumId="2" w15:restartNumberingAfterBreak="0">
+    <w:nsid w:val="2E3F669F"/>
+    <w:multiLevelType w:val="multilevel"/>
+    <w:tmpl w:val="575E4706"/>
+    <w:lvl w:ilvl="0">
+      <w:start w:val="1"/>
+      <w:numFmt w:val="decimal"/>
+      <w:lvlText w:val="%1."/>
+      <w:lvlJc w:val="left"/>
+      <w:pPr>
+        <w:ind w:left="720" w:hanging="360"/>
+      </w:pPr>
+      <w:rPr>
+        <w:rFonts w:hint="default"/>
+      </w:rPr>
+    </w:lvl>
+    <w:lvl w:ilvl="1">
+      <w:start w:val="1"/>
+      <w:numFmt w:val="decimal"/>
+      <w:isLgl/>
+      <w:lvlText w:val="%1.%2"/>
+      <w:lvlJc w:val="left"/>
+      <w:pPr>
+        <w:ind w:left="792" w:hanging="432"/>
+      </w:pPr>
+      <w:rPr>
+        <w:rFonts w:hint="default"/>
+      </w:rPr>
+    </w:lvl>
+    <w:lvl w:ilvl="2">
+      <w:start w:val="1"/>
+      <w:numFmt w:val="decimal"/>
+      <w:isLgl/>
+      <w:lvlText w:val="%1.%2.%3"/>
+      <w:lvlJc w:val="left"/>
+      <w:pPr>
+        <w:ind w:left="1080" w:hanging="720"/>
+      </w:pPr>
+      <w:rPr>
+        <w:rFonts w:hint="default"/>
+      </w:rPr>
+    </w:lvl>
+    <w:lvl w:ilvl="3">
+      <w:start w:val="1"/>
+      <w:numFmt w:val="decimal"/>
+      <w:isLgl/>
+      <w:lvlText w:val="%1.%2.%3.%4"/>
+      <w:lvlJc w:val="left"/>
+      <w:pPr>
+        <w:ind w:left="1440" w:hanging="1080"/>
+      </w:pPr>
+      <w:rPr>
+        <w:rFonts w:hint="default"/>
+      </w:rPr>
+    </w:lvl>
+    <w:lvl w:ilvl="4">
+      <w:start w:val="1"/>
+      <w:numFmt w:val="decimal"/>
+      <w:isLgl/>
+      <w:lvlText w:val="%1.%2.%3.%4.%5"/>
+      <w:lvlJc w:val="left"/>
+      <w:pPr>
+        <w:ind w:left="1440" w:hanging="1080"/>
+      </w:pPr>
+      <w:rPr>
+        <w:rFonts w:hint="default"/>
+      </w:rPr>
+    </w:lvl>
+    <w:lvl w:ilvl="5">
+      <w:start w:val="1"/>
+      <w:numFmt w:val="decimal"/>
+      <w:isLgl/>
+      <w:lvlText w:val="%1.%2.%3.%4.%5.%6"/>
+      <w:lvlJc w:val="left"/>
+      <w:pPr>
+        <w:ind w:left="1800" w:hanging="1440"/>
+      </w:pPr>
+      <w:rPr>
+        <w:rFonts w:hint="default"/>
+      </w:rPr>
+    </w:lvl>
+    <w:lvl w:ilvl="6">
+      <w:start w:val="1"/>
+      <w:numFmt w:val="decimal"/>
+      <w:isLgl/>
+      <w:lvlText w:val="%1.%2.%3.%4.%5.%6.%7"/>
+      <w:lvlJc w:val="left"/>
+      <w:pPr>
+        <w:ind w:left="1800" w:hanging="1440"/>
+      </w:pPr>
+      <w:rPr>
+        <w:rFonts w:hint="default"/>
+      </w:rPr>
+    </w:lvl>
+    <w:lvl w:ilvl="7">
+      <w:start w:val="1"/>
+      <w:numFmt w:val="decimal"/>
+      <w:isLgl/>
+      <w:lvlText w:val="%1.%2.%3.%4.%5.%6.%7.%8"/>
+      <w:lvlJc w:val="left"/>
+      <w:pPr>
+        <w:ind w:left="2160" w:hanging="1800"/>
+      </w:pPr>
+      <w:rPr>
+        <w:rFonts w:hint="default"/>
+      </w:rPr>
+    </w:lvl>
+    <w:lvl w:ilvl="8">
+      <w:start w:val="1"/>
+      <w:numFmt w:val="decimal"/>
+      <w:isLgl/>
+      <w:lvlText w:val="%1.%2.%3.%4.%5.%6.%7.%8.%9"/>
+      <w:lvlJc w:val="left"/>
+      <w:pPr>
+        <w:ind w:left="2160" w:hanging="1800"/>
+      </w:pPr>
+      <w:rPr>
+        <w:rFonts w:hint="default"/>
+      </w:rPr>
+    </w:lvl>
+  </w:abstractNum>
+  <w:abstractNum w:abstractNumId="3" w15:restartNumberingAfterBreak="0">
+    <w:nsid w:val="3E312054"/>
+    <w:multiLevelType w:val="multilevel"/>
+    <w:tmpl w:val="575E4706"/>
+    <w:lvl w:ilvl="0">
+      <w:start w:val="1"/>
+      <w:numFmt w:val="decimal"/>
+      <w:lvlText w:val="%1."/>
+      <w:lvlJc w:val="left"/>
+      <w:pPr>
+        <w:ind w:left="720" w:hanging="360"/>
+      </w:pPr>
+      <w:rPr>
+        <w:rFonts w:hint="default"/>
+      </w:rPr>
+    </w:lvl>
+    <w:lvl w:ilvl="1">
+      <w:start w:val="1"/>
+      <w:numFmt w:val="decimal"/>
+      <w:isLgl/>
+      <w:lvlText w:val="%1.%2"/>
+      <w:lvlJc w:val="left"/>
+      <w:pPr>
+        <w:ind w:left="792" w:hanging="432"/>
+      </w:pPr>
+      <w:rPr>
+        <w:rFonts w:hint="default"/>
+      </w:rPr>
+    </w:lvl>
+    <w:lvl w:ilvl="2">
+      <w:start w:val="1"/>
+      <w:numFmt w:val="decimal"/>
+      <w:isLgl/>
+      <w:lvlText w:val="%1.%2.%3"/>
+      <w:lvlJc w:val="left"/>
+      <w:pPr>
+        <w:ind w:left="1080" w:hanging="720"/>
+      </w:pPr>
+      <w:rPr>
+        <w:rFonts w:hint="default"/>
+      </w:rPr>
+    </w:lvl>
+    <w:lvl w:ilvl="3">
+      <w:start w:val="1"/>
+      <w:numFmt w:val="decimal"/>
+      <w:isLgl/>
+      <w:lvlText w:val="%1.%2.%3.%4"/>
+      <w:lvlJc w:val="left"/>
+      <w:pPr>
+        <w:ind w:left="1440" w:hanging="1080"/>
+      </w:pPr>
+      <w:rPr>
+        <w:rFonts w:hint="default"/>
+      </w:rPr>
+    </w:lvl>
+    <w:lvl w:ilvl="4">
+      <w:start w:val="1"/>
+      <w:numFmt w:val="decimal"/>
+      <w:isLgl/>
+      <w:lvlText w:val="%1.%2.%3.%4.%5"/>
+      <w:lvlJc w:val="left"/>
+      <w:pPr>
+        <w:ind w:left="1440" w:hanging="1080"/>
+      </w:pPr>
+      <w:rPr>
+        <w:rFonts w:hint="default"/>
+      </w:rPr>
+    </w:lvl>
+    <w:lvl w:ilvl="5">
+      <w:start w:val="1"/>
+      <w:numFmt w:val="decimal"/>
+      <w:isLgl/>
+      <w:lvlText w:val="%1.%2.%3.%4.%5.%6"/>
+      <w:lvlJc w:val="left"/>
+      <w:pPr>
+        <w:ind w:left="1800" w:hanging="1440"/>
+      </w:pPr>
+      <w:rPr>
+        <w:rFonts w:hint="default"/>
+      </w:rPr>
+    </w:lvl>
+    <w:lvl w:ilvl="6">
+      <w:start w:val="1"/>
+      <w:numFmt w:val="decimal"/>
+      <w:isLgl/>
+      <w:lvlText w:val="%1.%2.%3.%4.%5.%6.%7"/>
+      <w:lvlJc w:val="left"/>
+      <w:pPr>
+        <w:ind w:left="1800" w:hanging="1440"/>
+      </w:pPr>
+      <w:rPr>
+        <w:rFonts w:hint="default"/>
+      </w:rPr>
+    </w:lvl>
+    <w:lvl w:ilvl="7">
+      <w:start w:val="1"/>
+      <w:numFmt w:val="decimal"/>
+      <w:isLgl/>
+      <w:lvlText w:val="%1.%2.%3.%4.%5.%6.%7.%8"/>
+      <w:lvlJc w:val="left"/>
+      <w:pPr>
+        <w:ind w:left="2160" w:hanging="1800"/>
+      </w:pPr>
+      <w:rPr>
+        <w:rFonts w:hint="default"/>
+      </w:rPr>
+    </w:lvl>
+    <w:lvl w:ilvl="8">
+      <w:start w:val="1"/>
+      <w:numFmt w:val="decimal"/>
+      <w:isLgl/>
+      <w:lvlText w:val="%1.%2.%3.%4.%5.%6.%7.%8.%9"/>
+      <w:lvlJc w:val="left"/>
+      <w:pPr>
+        <w:ind w:left="2160" w:hanging="1800"/>
+      </w:pPr>
+      <w:rPr>
+        <w:rFonts w:hint="default"/>
+      </w:rPr>
+    </w:lvl>
+  </w:abstractNum>
   <w:num w:numId="1" w16cid:durableId="1418362821">
-    <w:abstractNumId w:val="0"/>
+    <w:abstractNumId w:val="2"/>
   </w:num>
   <w:num w:numId="2" w16cid:durableId="2047824675">
+    <w:abstractNumId w:val="3"/>
+  </w:num>
+  <w:num w:numId="3" w16cid:durableId="1487699588">
     <w:abstractNumId w:val="1"/>
+  </w:num>
+  <w:num w:numId="4" w16cid:durableId="1612132003">
+    <w:abstractNumId w:val="0"/>
   </w:num>
 </w:numbering>
 </file>

--- a/docs/V-Model process - Android.docx
+++ b/docs/V-Model process - Android.docx
@@ -5191,7 +5191,180 @@
     <w:p/>
     <w:p/>
     <w:p/>
+    <w:p>
+      <w:pPr>
+        <w:pStyle w:val="Heading2"/>
+        <w:numPr>
+          <w:ilvl w:val="0"/>
+          <w:numId w:val="1"/>
+        </w:numPr>
+      </w:pPr>
+      <w:r>
+        <w:lastRenderedPageBreak/>
+        <w:t>Phase 4: Development</w:t>
+      </w:r>
+    </w:p>
     <w:p/>
+    <w:p>
+      <w:r>
+        <w:t xml:space="preserve">The development phase focused on completing the </w:t>
+      </w:r>
+      <w:proofErr w:type="spellStart"/>
+      <w:r>
+        <w:t>CarKey</w:t>
+      </w:r>
+      <w:proofErr w:type="spellEnd"/>
+      <w:r>
+        <w:t xml:space="preserve"> system, implementing cryptographic signing for unlock/lock commands, stored on hardware using Android Keystore.</w:t>
+      </w:r>
+    </w:p>
+    <w:p>
+      <w:pPr>
+        <w:pStyle w:val="ListParagraph"/>
+      </w:pPr>
+    </w:p>
+    <w:p>
+      <w:pPr>
+        <w:pStyle w:val="Heading3"/>
+        <w:numPr>
+          <w:ilvl w:val="1"/>
+          <w:numId w:val="1"/>
+        </w:numPr>
+      </w:pPr>
+      <w:r>
+        <w:t>Android Keystore Integration</w:t>
+      </w:r>
+    </w:p>
+    <w:p>
+      <w:pPr>
+        <w:pStyle w:val="ListParagraph"/>
+        <w:ind w:left="792"/>
+      </w:pPr>
+    </w:p>
+    <w:p>
+      <w:r>
+        <w:t xml:space="preserve">Cryptographic signing of messages was implemented into the </w:t>
+      </w:r>
+      <w:proofErr w:type="spellStart"/>
+      <w:r>
+        <w:t>SecurityManager</w:t>
+      </w:r>
+      <w:proofErr w:type="spellEnd"/>
+      <w:r>
+        <w:t>. Every BLE payload is signed using HMAC-SHA256, a widely used cryptographic standard. When the app is first used, the signing key is generated and stored in Android Keystore. This is a secure key enclave available on modern Android versions that stores the key directly in hardware, making it difficult to capture for an attacker. The payload format was extended to four fields:</w:t>
+      </w:r>
+    </w:p>
+    <w:p>
+      <w:pPr>
+        <w:pStyle w:val="ListParagraph"/>
+        <w:ind w:left="792"/>
+      </w:pPr>
+    </w:p>
+    <w:p>
+      <w:pPr>
+        <w:pStyle w:val="ListParagraph"/>
+        <w:ind w:left="792"/>
+      </w:pPr>
+      <w:r>
+        <w:t>[command] : [nonce] : [timestamp] : [</w:t>
+      </w:r>
+      <w:proofErr w:type="spellStart"/>
+      <w:r>
+        <w:t>hmac</w:t>
+      </w:r>
+      <w:proofErr w:type="spellEnd"/>
+      <w:r>
+        <w:t>-signature]</w:t>
+      </w:r>
+    </w:p>
+    <w:p>
+      <w:pPr>
+        <w:pStyle w:val="ListParagraph"/>
+        <w:ind w:left="792"/>
+      </w:pPr>
+    </w:p>
+    <w:p>
+      <w:r>
+        <w:t xml:space="preserve">The signature is generated using the first three fields. The </w:t>
+      </w:r>
+      <w:proofErr w:type="spellStart"/>
+      <w:r>
+        <w:t>parsePayload</w:t>
+      </w:r>
+      <w:proofErr w:type="spellEnd"/>
+      <w:r>
+        <w:t xml:space="preserve"> function verifies the signature before returning any messages. If the payload has an invalid command, bad nonce or invalid signature it is rejected and nothing is returned.</w:t>
+      </w:r>
+    </w:p>
+    <w:p>
+      <w:pPr>
+        <w:pStyle w:val="ListParagraph"/>
+        <w:ind w:left="792"/>
+      </w:pPr>
+    </w:p>
+    <w:p>
+      <w:pPr>
+        <w:pStyle w:val="Heading3"/>
+        <w:numPr>
+          <w:ilvl w:val="1"/>
+          <w:numId w:val="1"/>
+        </w:numPr>
+      </w:pPr>
+      <w:r>
+        <w:t>Tamper and Replay Protection</w:t>
+      </w:r>
+    </w:p>
+    <w:p/>
+    <w:p>
+      <w:r>
+        <w:t>The use of signatures now prevents two forms of attack:</w:t>
+      </w:r>
+    </w:p>
+    <w:p>
+      <w:r>
+        <w:t>Replay Attack: each nonce is unique, so a previously generated payload can’t be resent to trigger an action again.</w:t>
+      </w:r>
+    </w:p>
+    <w:p>
+      <w:r>
+        <w:t>Payload tampering: changing any part of the payload will invalidate the signature</w:t>
+      </w:r>
+    </w:p>
+    <w:p/>
+    <w:p>
+      <w:pPr>
+        <w:pStyle w:val="Heading3"/>
+        <w:numPr>
+          <w:ilvl w:val="1"/>
+          <w:numId w:val="1"/>
+        </w:numPr>
+      </w:pPr>
+      <w:r>
+        <w:t>Test Coverage</w:t>
+      </w:r>
+    </w:p>
+    <w:p/>
+    <w:p>
+      <w:r>
+        <w:t xml:space="preserve">Unit tests were created covering nonce generation and </w:t>
+      </w:r>
+      <w:proofErr w:type="spellStart"/>
+      <w:r>
+        <w:t>parsePayload</w:t>
+      </w:r>
+      <w:proofErr w:type="spellEnd"/>
+      <w:r>
+        <w:t xml:space="preserve"> payload rejection functionality. Tests for key signing, tamper detection, and payload verification are covered in </w:t>
+      </w:r>
+      <w:proofErr w:type="spellStart"/>
+      <w:r>
+        <w:t>SecurityManagerInstrumentedTest</w:t>
+      </w:r>
+      <w:proofErr w:type="spellEnd"/>
+      <w:r>
+        <w:t>.</w:t>
+      </w:r>
+    </w:p>
     <w:sectPr>
       <w:pgSz w:w="11906" w:h="16838"/>
       <w:pgMar w:top="1440" w:right="1440" w:bottom="1440" w:left="1440" w:header="708" w:footer="708" w:gutter="0"/>
